--- a/Dokumentation/dokumentation_eisenbahngesellschaft.docx
+++ b/Dokumentation/dokumentation_eisenbahngesellschaft.docx
@@ -2733,6 +2733,24 @@
       </w:r>
     </w:p>
     <w:p>
+      <w:pPr>
+        <w:numPr>
+          <w:ilvl w:val="0"/>
+          <w:numId w:val="7"/>
+        </w:numPr>
+      </w:pPr>
+      <w:r>
+        <w:rPr>
+          <w:b/>
+          <w:bCs/>
+        </w:rPr>
+        <w:t>Startzeit der Hinfahrt:</w:t>
+      </w:r>
+      <w:r>
+        <w:t xml:space="preserve"> Die Startzeit der Hinfahrt muss im Intervall [0; 59] liegen.</w:t>
+      </w:r>
+    </w:p>
+    <w:p>
       <w:r>
         <w:t xml:space="preserve">Sind alle Prüfungen erfolgreich, instanziiert der Input-Handler aus den gelesenen Daten die entsprechende Anzahl an Bahnhof- und Strecke-Objekten, verknüpft diese in der logischen Reihenfolge der Hinfahrt, setzt die Startzeit am Initialbahnhof und </w:t>
       </w:r>
@@ -2751,6 +2769,7 @@
     </w:p>
     <w:p>
       <w:r>
+        <w:lastRenderedPageBreak/>
         <w:t xml:space="preserve">Sollte es beim Einlesen der Datei, beim Parsen der Werte oder während der Konsistenzprüfungen zu Fehlern kommen, wird eine spezifische </w:t>
       </w:r>
       <w:proofErr w:type="spellStart"/>
@@ -2764,7 +2783,6 @@
     </w:p>
     <w:p>
       <w:r>
-        <w:lastRenderedPageBreak/>
         <w:t xml:space="preserve"> </w:t>
       </w:r>
     </w:p>
@@ -3398,16 +3416,316 @@
         <w:t>6</w:t>
       </w:r>
       <w:r>
-        <w:t xml:space="preserve"> Erläuterung anhand der Datei input/Beispiel_Erklaerung.txt</w:t>
+        <w:t xml:space="preserve"> Erläuterung anhand </w:t>
       </w:r>
       <w:bookmarkEnd w:id="7"/>
-    </w:p>
-    <w:p>
-      <w:r>
-        <w:t>Die Eingabe sieht wie folgt aus</w:t>
+      <w:r>
+        <w:t>von Beispielen</w:t>
+      </w:r>
+    </w:p>
+    <w:p>
+      <w:pPr>
+        <w:pStyle w:val="berschrift5"/>
+      </w:pPr>
+      <w:r>
+        <w:t>1.2.6.1 Einfache Fahrt</w:t>
+      </w:r>
+    </w:p>
+    <w:p>
+      <w:r>
+        <w:t xml:space="preserve">Um die Funktionsweise der </w:t>
+      </w:r>
+      <w:r>
+        <w:t xml:space="preserve">einfachen Fahrt </w:t>
+      </w:r>
+      <w:r>
+        <w:t>sowie der Kollisionsprüfung praxisnah zu veranschaulichen, wird im Folgenden ein stark vereinfachtes Streckennetz betrachtet. Die Route besteht aus den drei Bahnhöfen A, B und C. Die Fahrtdauer zwischen A und B beträgt 25 Minuten, zwischen B und C sind es 19 Minuten. Die Einstiegszeit und der Sicherheitsabstand</w:t>
+      </w:r>
+      <w:r>
+        <w:t xml:space="preserve"> sind </w:t>
+      </w:r>
+      <w:r>
+        <w:t>systemweit auf eine Minute festgelegt. Die Hinfahrt startet planmäßig zur Minute 12.</w:t>
+      </w:r>
+      <w:r>
+        <w:t xml:space="preserve"> Die passende Eingabedatei findet sich unter „input/Beispiel_Erklaerung_1.txt“</w:t>
+      </w:r>
+    </w:p>
+    <w:p>
+      <w:r>
+        <w:t xml:space="preserve">Algorithmus der </w:t>
+      </w:r>
+      <w:r>
+        <w:t>einfachen</w:t>
+      </w:r>
+      <w:r>
+        <w:t xml:space="preserve"> Fahrt berechnet zunächst </w:t>
+      </w:r>
+      <w:r>
+        <w:t xml:space="preserve">einen Fahrplan </w:t>
+      </w:r>
+      <w:r>
+        <w:t>nach dem ASAP-Prinzip (As Soon As Possible). Die Hinfahrt beginnt in Bahnhof A um Minute 12. Nach 25 Minuten Fahrzeit erreicht der Zug den Bahnhof B zur Minute 37. Es folgt die einminütige Einstiegszeit, sodass die planmäßige Abfahrt in B auf Minute 38 fällt. Nach weiteren 19 Minuten erreicht die Hinfahrt ihren Endbahnhof C zur Minute 57.</w:t>
+      </w:r>
+    </w:p>
+    <w:p>
+      <w:r>
+        <w:t xml:space="preserve">Unmittelbar im Anschluss wird die Rückfahrt in entgegengesetzter Richtung kalkuliert. Der Zug startet frühestmöglich nach Ankunft der Hinfahrt zuzüglich der Einstiegszeit, verlässt den Bahnhof C also zur Minute 58. Die Fahrt zu Bahnhof B dauert 19 Minuten, was rechnerisch zu Minute 77 führt. Durch die Normierung auf den Stundentakt (Modulo 60) ergibt sich als Ankunftszeit in B die Minute 17. </w:t>
+      </w:r>
+    </w:p>
+    <w:p>
+      <w:r>
+        <w:t>Nun wird die erste Kollisionsprüfung für den gerade berechneten Streckenabschnitt zwischen C und B durchgeführt. Die Logik vergleicht das normierte Zeitintervall der Hinfahrt [38, 57] mit dem mathematischen Intervall der Rückfahrt [58, 77]. Die Prüfung kontrolliert, ob die Abfahrt des einen Zuges kleiner oder gleich der Ankunft des Gegenzuges ist. Da die Rückfahrt in C erst startet (Minute 58), nachdem die Hinfahrt bereits sicher angekommen ist (Minute 57), überschneiden sich die Intervalle in keinem der drei betrachteten Stundentakte. Der Abschnitt zwischen B und C wird folglich als kollisionsfrei gewertet.</w:t>
+      </w:r>
+      <w:r>
+        <w:t xml:space="preserve"> </w:t>
+      </w:r>
+    </w:p>
+    <w:p>
+      <w:r>
+        <w:t xml:space="preserve">Nach der Einstiegszeit </w:t>
+      </w:r>
+      <w:r>
+        <w:t>erfolgt</w:t>
+      </w:r>
+      <w:r>
+        <w:t xml:space="preserve"> die Abfahrt in B zur Minute 18, woraufhin der Zug nach 25 Minuten Fahrzeit den Startbahnhof A zur Minute 43 erreicht.</w:t>
+      </w:r>
+      <w:r>
+        <w:t xml:space="preserve"> </w:t>
+      </w:r>
+    </w:p>
+    <w:p>
+      <w:r>
+        <w:t xml:space="preserve">Nun wird auch diese letzte Strecke (A nach B) auf Kollisionen geprüft. Das Intervall der Hinfahrt erstreckt sich hier von der Abfahrt in A (Minute 12) bis zur Ankunft in B (Minute 37) – mathematisch repräsentiert als [12, 37]. Die Rückfahrt plant, denselben Streckenabschnitt in der Gegenrichtung von der Abfahrt in B (Minute 18) bis zur Ankunft in A (Minute 43) zu belegen, was das Intervall [18, 43] ergibt. Der Algorithmus gleicht diese Intervalle nun ab: Da die Abfahrt der Hinfahrt (12) kleiner als die Ankunft der Rückfahrt (43) ist und gleichzeitig die Abfahrt der Rückfahrt (18) deutlich vor der Ankunft der Hinfahrt (37) stattfinden soll, schlägt die Inklusiv-Bedingung an. </w:t>
+      </w:r>
+      <w:r>
+        <w:t>Anschaulich</w:t>
+      </w:r>
+      <w:r>
+        <w:t xml:space="preserve"> bedeutet d</w:t>
+      </w:r>
+      <w:r>
+        <w:t>a</w:t>
+      </w:r>
+      <w:r>
+        <w:t xml:space="preserve">s, dass sich der Hinzug noch auf der </w:t>
+      </w:r>
+      <w:r>
+        <w:lastRenderedPageBreak/>
+        <w:t>offenen Strecke befindet, während der Gegenzug bereits in Bahnhof B losf</w:t>
+      </w:r>
+      <w:r>
+        <w:t>ährt. Die Kollision wird erfasst</w:t>
+      </w:r>
+      <w:r>
+        <w:t xml:space="preserve"> und die Strecke A-B </w:t>
+      </w:r>
+      <w:r>
+        <w:t xml:space="preserve">wird </w:t>
+      </w:r>
+      <w:r>
+        <w:t>mit einem Kollisions-</w:t>
+      </w:r>
+      <w:proofErr w:type="spellStart"/>
+      <w:r>
+        <w:t>Flag</w:t>
+      </w:r>
+      <w:proofErr w:type="spellEnd"/>
+      <w:r>
+        <w:t xml:space="preserve"> </w:t>
+      </w:r>
+      <w:r>
+        <w:t>markiert.</w:t>
+      </w:r>
+    </w:p>
+    <w:p>
+      <w:pPr>
+        <w:pStyle w:val="berschrift5"/>
+      </w:pPr>
+      <w:r>
+        <w:t>1.2.6.2 Einseitiges Warten</w:t>
+      </w:r>
+    </w:p>
+    <w:p>
+      <w:r>
+        <w:t xml:space="preserve">Zur Demonstration der Strategie des einseitigen Wartens wird ebenfalls das Beispiel „input/Beispiel_Erklaerung_1.txt“ verwendet. </w:t>
+      </w:r>
+    </w:p>
+    <w:p>
+      <w:r>
+        <w:t>Zunächst wird die Hinfahrt über die Bahnlinie nach dem ASAP-Prinzip berechnet.</w:t>
+      </w:r>
+      <w:r>
+        <w:t xml:space="preserve"> </w:t>
+      </w:r>
+      <w:r>
+        <w:t>Die</w:t>
+      </w:r>
+      <w:r>
+        <w:t xml:space="preserve"> </w:t>
+      </w:r>
+      <w:r>
+        <w:t>Hinfahrt beginnt in Bahnhof A um Minute 12. Nach 25 Minuten Fahrzeit erreicht der Zug den Bahnhof B zur Minute 37. Es folgt die einminütige Einstiegszeit, sodass die planmäßige Abfahrt in B auf Minute 38 fällt. Nach weiteren 19 Minuten erreicht die Hinfahrt ihren Endbahnhof C zur Minute 57.</w:t>
+      </w:r>
+    </w:p>
+    <w:p>
+      <w:r>
+        <w:t xml:space="preserve">Unmittelbar im Anschluss wird die Rückfahrt in entgegengesetzter Richtung kalkuliert. Der Zug startet frühestmöglich nach Ankunft der Hinfahrt zuzüglich der Einstiegszeit, verlässt den Bahnhof C also zur Minute 58. Die Fahrt zu Bahnhof B dauert 19 Minuten, was rechnerisch zu Minute 77 führt. Durch die Normierung auf den Stundentakt (Modulo 60) ergibt sich als Ankunftszeit in B die Minute 17. </w:t>
+      </w:r>
+    </w:p>
+    <w:p>
+      <w:r>
+        <w:t>Nun wird die erste Kollisionsprüfung für den gerade berechneten Streckenabschnitt zwischen C und B durchgeführt. Die Logik vergleicht das normierte Zeitintervall der Hinfahrt [38, 57] mit dem mathematischen Intervall der Rückfahrt [58, 77]. Die Prüfung kontrolliert, ob die Abfahrt des einen Zuges kleiner oder gleich der Ankunft des Gegenzuges ist. Da die Rückfahrt in C erst startet (Minute 58), nachdem die Hinfahrt bereits sicher angekommen ist (Minute 57), überschneiden sich die Intervalle in keinem der drei betrachteten Stundentakte. Der Abschnitt zwischen B und C wird folglich als kollisionsfrei gewertet.</w:t>
+      </w:r>
+      <w:r>
+        <w:t xml:space="preserve"> </w:t>
+      </w:r>
+    </w:p>
+    <w:p>
+      <w:r>
+        <w:t xml:space="preserve">Nach der Einstiegszeit </w:t>
+      </w:r>
+      <w:r>
+        <w:t>erfolgt</w:t>
+      </w:r>
+      <w:r>
+        <w:t xml:space="preserve"> die Abfahrt in B zur Minute 18, woraufhin der Zug nach 25 Minuten Fahrzeit den Startbahnhof A zur Minute 43 erreicht.</w:t>
+      </w:r>
+      <w:r>
+        <w:t xml:space="preserve"> </w:t>
+      </w:r>
+    </w:p>
+    <w:p>
+      <w:r>
+        <w:t>Nun wird auch die Strecke zwischen A und B auf Kollisionen untersucht. Das Intervall der Hinfahrt erstreckt sich hier von Minute 12 (Abfahrt A) bis Minute 37 (Ankunft B). Die neu berechnete Rückfahrt würde denselben Streckenabschnitt von Minute 18 (Abfahrt B) bis Minute 43 (Ankunft A) belegen. Da sich diese Zeitfenster überschneide</w:t>
+      </w:r>
+      <w:r>
+        <w:t>, wird eine Kollision festgestellt</w:t>
+      </w:r>
+      <w:r>
+        <w:t>.</w:t>
+      </w:r>
+    </w:p>
+    <w:p>
+      <w:r>
+        <w:t xml:space="preserve">An dieser Stelle </w:t>
+      </w:r>
+      <w:r>
+        <w:t>wird nun die Kollision korrigiert, indem auf der Rückfahrt an Bahnhof B Wartezeit eingebaut wird</w:t>
+      </w:r>
+      <w:r>
+        <w:t xml:space="preserve">. Der Algorithmus ermittelt, wann der Streckenabschnitt wieder sicher befahrbar ist. Da die Hinfahrt zur Minute 37 im Bahnhof B eintrifft und der zwingende Sicherheitsabstand von einer Minute greift, </w:t>
+      </w:r>
+      <w:r>
+        <w:t>ist</w:t>
+      </w:r>
+      <w:r>
+        <w:t xml:space="preserve"> das Gleis für die Gegenrichtung erst zur Minute 38 </w:t>
+      </w:r>
+      <w:r>
+        <w:t>wieder befahrbar</w:t>
+      </w:r>
+      <w:r>
+        <w:t>.</w:t>
+      </w:r>
+    </w:p>
+    <w:p>
+      <w:r>
+        <w:lastRenderedPageBreak/>
+        <w:t>Die geplante Abfahrt der Rückfahrt am Bahnhof B</w:t>
+      </w:r>
+      <w:r>
+        <w:t xml:space="preserve"> wird nun</w:t>
+      </w:r>
+      <w:r>
+        <w:t xml:space="preserve"> v</w:t>
+      </w:r>
+      <w:r>
+        <w:rPr>
+          <w:noProof/>
+        </w:rPr>
+        <w:t xml:space="preserve"> </w:t>
+      </w:r>
+      <w:r>
+        <w:drawing>
+          <wp:inline distT="0" distB="0" distL="0" distR="0" wp14:anchorId="11FF972F" wp14:editId="06F21090">
+            <wp:extent cx="5760720" cy="3148965"/>
+            <wp:effectExtent l="0" t="0" r="0" b="0"/>
+            <wp:docPr id="1911139775" name="Grafik 1"/>
+            <wp:cNvGraphicFramePr>
+              <a:graphicFrameLocks xmlns:a="http://schemas.openxmlformats.org/drawingml/2006/main" noChangeAspect="1"/>
+            </wp:cNvGraphicFramePr>
+            <a:graphic xmlns:a="http://schemas.openxmlformats.org/drawingml/2006/main">
+              <a:graphicData uri="http://schemas.openxmlformats.org/drawingml/2006/picture">
+                <pic:pic xmlns:pic="http://schemas.openxmlformats.org/drawingml/2006/picture">
+                  <pic:nvPicPr>
+                    <pic:cNvPr id="1911139775" name=""/>
+                    <pic:cNvPicPr/>
+                  </pic:nvPicPr>
+                  <pic:blipFill>
+                    <a:blip r:embed="rId8">
+                      <a:extLst>
+                        <a:ext uri="{96DAC541-7B7A-43D3-8B79-37D633B846F1}">
+                          <asvg:svgBlip xmlns:asvg="http://schemas.microsoft.com/office/drawing/2016/SVG/main" r:embed="rId9"/>
+                        </a:ext>
+                      </a:extLst>
+                    </a:blip>
+                    <a:stretch>
+                      <a:fillRect/>
+                    </a:stretch>
+                  </pic:blipFill>
+                  <pic:spPr>
+                    <a:xfrm>
+                      <a:off x="0" y="0"/>
+                      <a:ext cx="5760720" cy="3148965"/>
+                    </a:xfrm>
+                    <a:prstGeom prst="rect">
+                      <a:avLst/>
+                    </a:prstGeom>
+                  </pic:spPr>
+                </pic:pic>
+              </a:graphicData>
+            </a:graphic>
+          </wp:inline>
+        </w:drawing>
+      </w:r>
+      <w:r>
+        <w:t>on Minute 18 auf Minute 38</w:t>
+      </w:r>
+      <w:r>
+        <w:t>,</w:t>
+      </w:r>
+      <w:r>
+        <w:t xml:space="preserve"> nach hinten</w:t>
+      </w:r>
+      <w:r>
+        <w:t>, verschoben</w:t>
+      </w:r>
+      <w:r>
+        <w:t xml:space="preserve">. </w:t>
+      </w:r>
+      <w:r>
+        <w:t>Dadurch entsteht eine</w:t>
+      </w:r>
+      <w:r>
+        <w:t xml:space="preserve"> Wartezeit von exakt 20 Minuten.</w:t>
       </w:r>
     </w:p>
     <w:p/>
+    <w:p>
+      <w:pPr>
+        <w:pStyle w:val="berschrift5"/>
+      </w:pPr>
+      <w:r>
+        <w:t>1.2.6.3 Beidseitiges Warten</w:t>
+      </w:r>
+    </w:p>
+    <w:p>
+      <w:r>
+        <w:t>//</w:t>
+      </w:r>
+    </w:p>
     <w:p>
       <w:pPr>
         <w:pStyle w:val="berschrift3"/>
@@ -3496,15 +3814,349 @@
       </w:r>
       <w:r>
         <w:br/>
-        <w:t>2.1 Datenstruktur</w:t>
+        <w:t xml:space="preserve">2.1 </w:t>
       </w:r>
       <w:bookmarkEnd w:id="9"/>
-    </w:p>
-    <w:p>
-      <w:r>
-        <w:t>Die Problemsituation wurde durch zwei</w:t>
-      </w:r>
-    </w:p>
+      <w:r>
+        <w:t>Projektstruktur</w:t>
+      </w:r>
+    </w:p>
+    <w:p>
+      <w:r>
+        <w:t xml:space="preserve">Die Architektur der Anwendung folgt einem objektorientierten Design und ist in klar voneinander abgegrenzte Pakete (Packages) unterteilt. Dieser Aufbau nach dem Prinzip der „Separation of Concerns“ stellt sicher, dass Datenhaltung, Ein- und Ausgabelogik sowie die algorithmische Verarbeitung voneinander getrennt sind. Dies erhöht die Wartbarkeit des Codes und ermöglicht eine einfache Erweiterung des Systems. Das Projekt gliedert sich </w:t>
+      </w:r>
+      <w:r>
+        <w:t>in drei zentrale Pakete „</w:t>
+      </w:r>
+      <w:r>
+        <w:rPr>
+          <w:b/>
+        </w:rPr>
+        <w:t>model</w:t>
+      </w:r>
+      <w:r>
+        <w:t>“, „</w:t>
+      </w:r>
+      <w:r>
+        <w:rPr>
+          <w:b/>
+        </w:rPr>
+        <w:t>io</w:t>
+      </w:r>
+      <w:r>
+        <w:t>“ und „</w:t>
+      </w:r>
+      <w:r>
+        <w:rPr>
+          <w:b/>
+        </w:rPr>
+        <w:t>strategie</w:t>
+      </w:r>
+      <w:r>
+        <w:t>“</w:t>
+      </w:r>
+      <w:r>
+        <w:t xml:space="preserve"> die durch eine übergeordnete Steuerungsschicht </w:t>
+      </w:r>
+      <w:r>
+        <w:t>genutzt</w:t>
+      </w:r>
+      <w:r>
+        <w:t xml:space="preserve"> werden.</w:t>
+      </w:r>
+    </w:p>
+    <w:p>
+      <w:r>
+        <w:rPr>
+          <w:bCs/>
+        </w:rPr>
+        <w:t>Das Paket „</w:t>
+      </w:r>
+      <w:r>
+        <w:rPr>
+          <w:b/>
+        </w:rPr>
+        <w:t>eisenbahngesellschaft.model</w:t>
+      </w:r>
+      <w:r>
+        <w:rPr>
+          <w:bCs/>
+        </w:rPr>
+        <w:t>“ bildet die zentrale Datenstruktur ab</w:t>
+      </w:r>
+      <w:r>
+        <w:t>. Es enthält die informationstragenden Fachklassen</w:t>
+      </w:r>
+      <w:r>
+        <w:t xml:space="preserve"> „</w:t>
+      </w:r>
+      <w:r>
+        <w:t>Bahnhof</w:t>
+      </w:r>
+      <w:r>
+        <w:t>“</w:t>
+      </w:r>
+      <w:r>
+        <w:t xml:space="preserve"> und</w:t>
+      </w:r>
+      <w:r>
+        <w:t xml:space="preserve"> „Strecke“</w:t>
+      </w:r>
+      <w:r>
+        <w:t>.</w:t>
+      </w:r>
+      <w:r>
+        <w:t xml:space="preserve"> Diese Klassen bilden Bahnhöfe und die Verbindungsstrecken zwischen je zwei Bahnhöfen ab. </w:t>
+      </w:r>
+    </w:p>
+    <w:p>
+      <w:r>
+        <w:t xml:space="preserve">Für die Kommunikation mit dem Dateisystem ist das Paket </w:t>
+      </w:r>
+      <w:r>
+        <w:rPr>
+          <w:b/>
+          <w:bCs/>
+        </w:rPr>
+        <w:t>eisenbahngesellschaft.io</w:t>
+      </w:r>
+      <w:r>
+        <w:t xml:space="preserve"> zuständig</w:t>
+      </w:r>
+      <w:r>
+        <w:t xml:space="preserve">. </w:t>
+      </w:r>
+      <w:r>
+        <w:t>Es umfasst Klassen und Schnittstellen</w:t>
+      </w:r>
+      <w:r>
+        <w:t>,</w:t>
+      </w:r>
+      <w:r>
+        <w:t xml:space="preserve"> um Eingabedateien zu parsen, die initialen Modellobjekte zu instanziieren und die final berechneten Fahrpläne in strukturierte </w:t>
+      </w:r>
+      <w:r>
+        <w:t>Text-Dateien</w:t>
+      </w:r>
+      <w:r>
+        <w:t xml:space="preserve"> zu überführen. Durch diese Kapselung bleibt die restliche Anwendung unabhängig vom exakten Dateiformat.</w:t>
+      </w:r>
+    </w:p>
+    <w:p>
+      <w:r>
+        <w:t>D</w:t>
+      </w:r>
+      <w:r>
+        <w:t xml:space="preserve">ie Logik </w:t>
+      </w:r>
+      <w:r>
+        <w:t xml:space="preserve">der algorithmischen Verarbeitung befindet sich im Paket </w:t>
+      </w:r>
+      <w:r>
+        <w:t>„</w:t>
+      </w:r>
+      <w:proofErr w:type="gramStart"/>
+      <w:r>
+        <w:rPr>
+          <w:b/>
+          <w:bCs/>
+        </w:rPr>
+        <w:t>eisenbahngesellschaft.strategie</w:t>
+      </w:r>
+      <w:proofErr w:type="gramEnd"/>
+      <w:r>
+        <w:rPr>
+          <w:b/>
+          <w:bCs/>
+        </w:rPr>
+        <w:t>“</w:t>
+      </w:r>
+      <w:r>
+        <w:t xml:space="preserve">. Hier sind die verschiedenen </w:t>
+      </w:r>
+      <w:r>
+        <w:t>Lösungsstrategien</w:t>
+      </w:r>
+      <w:r>
+        <w:t xml:space="preserve"> zur </w:t>
+      </w:r>
+      <w:r>
+        <w:t>Fahrplanermittlung</w:t>
+      </w:r>
+      <w:r>
+        <w:t xml:space="preserve"> implementiert. Durch die Anwendung des „Strategy-Patterns“ implementieren </w:t>
+      </w:r>
+      <w:r>
+        <w:t>die</w:t>
+      </w:r>
+      <w:r>
+        <w:t xml:space="preserve"> Algorithmen</w:t>
+      </w:r>
+      <w:r>
+        <w:t xml:space="preserve"> </w:t>
+      </w:r>
+      <w:r>
+        <w:t>„Einfache Fahrt“, „Einseitiges Warten“</w:t>
+      </w:r>
+      <w:r>
+        <w:t xml:space="preserve"> und</w:t>
+      </w:r>
+      <w:r>
+        <w:t xml:space="preserve"> „Beidseitiges Warten“ ein gemeinsames Interface. Die Strategien operieren dabei stets auf tiefen Kopien (Deep </w:t>
+      </w:r>
+      <w:proofErr w:type="spellStart"/>
+      <w:r>
+        <w:t>Copies</w:t>
+      </w:r>
+      <w:proofErr w:type="spellEnd"/>
+      <w:r>
+        <w:t>) der Daten, um Seiteneffekte auf den Ursprungsfahrplan zu verhindern.</w:t>
+      </w:r>
+    </w:p>
+    <w:p>
+      <w:r>
+        <w:t xml:space="preserve">Der zentrale Einstiegspunkt der Anwendung ist die </w:t>
+      </w:r>
+      <w:r>
+        <w:t>„</w:t>
+      </w:r>
+      <w:r>
+        <w:rPr>
+          <w:b/>
+          <w:bCs/>
+        </w:rPr>
+        <w:t>Main</w:t>
+      </w:r>
+      <w:r>
+        <w:rPr>
+          <w:b/>
+          <w:bCs/>
+        </w:rPr>
+        <w:t>“</w:t>
+      </w:r>
+      <w:r>
+        <w:t xml:space="preserve">-Klasse. Ihre einzige Aufgabe besteht darin, die Systemargumente </w:t>
+      </w:r>
+      <w:r>
+        <w:t>wie z.B. den Dateipfad zur Eingabedatei</w:t>
+      </w:r>
+      <w:r>
+        <w:t xml:space="preserve"> beim Programmstart entgegenzunehmen und den globalen Anwendungsprozess anzustoßen.</w:t>
+      </w:r>
+    </w:p>
+    <w:p>
+      <w:r>
+        <w:t xml:space="preserve">Die eigentliche Ablaufsteuerung </w:t>
+      </w:r>
+      <w:r>
+        <w:t>findet in der</w:t>
+      </w:r>
+      <w:r>
+        <w:t xml:space="preserve"> Klasse </w:t>
+      </w:r>
+      <w:r>
+        <w:t>„</w:t>
+      </w:r>
+      <w:r>
+        <w:rPr>
+          <w:b/>
+          <w:bCs/>
+        </w:rPr>
+        <w:t>FahrplanErmittler</w:t>
+      </w:r>
+      <w:r>
+        <w:rPr>
+          <w:b/>
+          <w:bCs/>
+        </w:rPr>
+        <w:t xml:space="preserve">“ </w:t>
+      </w:r>
+      <w:r>
+        <w:rPr>
+          <w:bCs/>
+        </w:rPr>
+        <w:t>stat</w:t>
+      </w:r>
+      <w:r>
+        <w:t xml:space="preserve">t. Sie verbindet die drei isolierten Kernpakete miteinander: </w:t>
+      </w:r>
+      <w:r>
+        <w:t>Zunächst wird eine Implementierung des „</w:t>
+      </w:r>
+      <w:proofErr w:type="spellStart"/>
+      <w:r>
+        <w:rPr>
+          <w:b/>
+        </w:rPr>
+        <w:t>InputHandlerInterface</w:t>
+      </w:r>
+      <w:proofErr w:type="spellEnd"/>
+      <w:r>
+        <w:t xml:space="preserve">“ </w:t>
+      </w:r>
+      <w:r>
+        <w:t xml:space="preserve">beauftragt </w:t>
+      </w:r>
+      <w:r>
+        <w:t>eine Textdatei</w:t>
+      </w:r>
+      <w:r>
+        <w:t xml:space="preserve"> </w:t>
+      </w:r>
+      <w:r>
+        <w:t>e</w:t>
+      </w:r>
+      <w:r>
+        <w:t>in</w:t>
+      </w:r>
+      <w:r>
+        <w:t>zu</w:t>
+      </w:r>
+      <w:r>
+        <w:t xml:space="preserve">lesen. Die </w:t>
+      </w:r>
+      <w:r>
+        <w:t xml:space="preserve">wiedergegebenen </w:t>
+      </w:r>
+      <w:r>
+        <w:t xml:space="preserve">Objekte übergibt er anschließend nacheinander an die verschiedenen Lösungsstrategien aus dem strategie-Paket. Sobald alle Strategien ihre Berechnungen abgeschlossen haben, sammelt der Controller die Ergebnisse </w:t>
+      </w:r>
+      <w:r>
+        <w:t>und gibt sie an eine Implementierung des „</w:t>
+      </w:r>
+      <w:proofErr w:type="spellStart"/>
+      <w:r>
+        <w:rPr>
+          <w:b/>
+        </w:rPr>
+        <w:t>OutputHandlerInterface</w:t>
+      </w:r>
+      <w:proofErr w:type="spellEnd"/>
+      <w:r>
+        <w:t>“.</w:t>
+      </w:r>
+    </w:p>
+    <w:p>
+      <w:r>
+        <w:t>Spezifische Ausnahmesituationen, wie etwa fehlerhaft formatierte Eingabedateien, fehlende Verzeichnisse oder Schreibrechte bei</w:t>
+      </w:r>
+      <w:r>
+        <w:t xml:space="preserve"> der Ausgabe</w:t>
+      </w:r>
+      <w:r>
+        <w:t xml:space="preserve">, werden über </w:t>
+      </w:r>
+      <w:r>
+        <w:t>spezifische</w:t>
+      </w:r>
+      <w:r>
+        <w:t xml:space="preserve"> Ausnahmeklassen kontrolliert abgefangen</w:t>
+      </w:r>
+      <w:r>
+        <w:t xml:space="preserve"> und gesammelt in die Konsole ausgegeben.</w:t>
+      </w:r>
+    </w:p>
+    <w:p/>
     <w:p>
       <w:pPr>
         <w:pStyle w:val="berschrift2"/>
@@ -3517,31 +4169,15 @@
     </w:p>
     <w:p>
       <w:r>
-        <w:t xml:space="preserve">Der Source-Code enthält Inline-Kommentare zur Erklärung der Arbeitsschritte. Zusätzlich gibt es </w:t>
-      </w:r>
-      <w:proofErr w:type="spellStart"/>
-      <w:r>
-        <w:t>JavaDocs</w:t>
-      </w:r>
-      <w:proofErr w:type="spellEnd"/>
-      <w:r>
-        <w:t>, die</w:t>
-      </w:r>
-      <w:r>
-        <w:t xml:space="preserve"> unter „/Dokumentation/</w:t>
-      </w:r>
-      <w:proofErr w:type="spellStart"/>
-      <w:r>
-        <w:t>javadocs</w:t>
-      </w:r>
-      <w:proofErr w:type="spellEnd"/>
-      <w:r>
-        <w:t>/“</w:t>
+        <w:t>Der Source-Code enthält Inline-Kommentare zur Erklärung der Arbeitsschritte. Zusätzlich gibt es JavaDocs, die</w:t>
+      </w:r>
+      <w:r>
+        <w:t xml:space="preserve"> unter „Dokumentation/javadocs/“</w:t>
       </w:r>
       <w:r>
         <w:t xml:space="preserve"> eingesehen werden können. Zum Öffnen sollte die </w:t>
       </w:r>
-      <w:hyperlink r:id="rId8" w:history="1">
+      <w:hyperlink r:id="rId10" w:history="1">
         <w:r>
           <w:rPr>
             <w:rStyle w:val="Hyperlink"/>
@@ -3568,32 +4204,185 @@
     <w:p/>
     <w:p>
       <w:pPr>
+        <w:rPr>
+          <w:rFonts w:asciiTheme="majorHAnsi" w:eastAsiaTheme="majorEastAsia" w:hAnsiTheme="majorHAnsi" w:cstheme="majorBidi"/>
+          <w:color w:val="00546B" w:themeColor="accent1" w:themeShade="BF"/>
+          <w:sz w:val="32"/>
+          <w:szCs w:val="32"/>
+        </w:rPr>
+      </w:pPr>
+      <w:bookmarkStart w:id="11" w:name="_Toc229087345"/>
+      <w:r>
+        <w:br w:type="page"/>
+      </w:r>
+    </w:p>
+    <w:p>
+      <w:pPr>
         <w:pStyle w:val="berschrift2"/>
       </w:pPr>
-      <w:bookmarkStart w:id="11" w:name="_Toc229087345"/>
-      <w:r>
-        <w:t>2.3 UML-Klassendiagramm</w:t>
+      <w:r>
+        <w:lastRenderedPageBreak/>
+        <w:t>2.3 UML-Klassendiagram</w:t>
+      </w:r>
+      <w:r>
+        <w:t>m</w:t>
       </w:r>
       <w:bookmarkEnd w:id="11"/>
     </w:p>
-    <w:p/>
+    <w:p>
+      <w:r>
+        <w:t>Ein UML-Klassendiagramm zur Projektstruktur lässt sich unter „</w:t>
+      </w:r>
+      <w:r>
+        <w:t>Dokumentation\Diagramme\Klassendiagramm</w:t>
+      </w:r>
+      <w:r>
+        <w:t>“ finden.</w:t>
+      </w:r>
+    </w:p>
+    <w:p>
+      <w:r>
+        <w:rPr>
+          <w:noProof/>
+        </w:rPr>
+        <w:drawing>
+          <wp:inline distT="0" distB="0" distL="0" distR="0" wp14:anchorId="557C2CE8" wp14:editId="12B7DE65">
+            <wp:extent cx="5760720" cy="3148965"/>
+            <wp:effectExtent l="0" t="0" r="0" b="0"/>
+            <wp:docPr id="1470223377" name="Grafik 6"/>
+            <wp:cNvGraphicFramePr>
+              <a:graphicFrameLocks xmlns:a="http://schemas.openxmlformats.org/drawingml/2006/main" noChangeAspect="1"/>
+            </wp:cNvGraphicFramePr>
+            <a:graphic xmlns:a="http://schemas.openxmlformats.org/drawingml/2006/main">
+              <a:graphicData uri="http://schemas.openxmlformats.org/drawingml/2006/picture">
+                <pic:pic xmlns:pic="http://schemas.openxmlformats.org/drawingml/2006/picture">
+                  <pic:nvPicPr>
+                    <pic:cNvPr id="1470223377" name="Grafik 1470223377"/>
+                    <pic:cNvPicPr/>
+                  </pic:nvPicPr>
+                  <pic:blipFill>
+                    <a:blip r:embed="rId11">
+                      <a:extLst>
+                        <a:ext uri="{96DAC541-7B7A-43D3-8B79-37D633B846F1}">
+                          <asvg:svgBlip xmlns:asvg="http://schemas.microsoft.com/office/drawing/2016/SVG/main" r:embed="rId12"/>
+                        </a:ext>
+                      </a:extLst>
+                    </a:blip>
+                    <a:stretch>
+                      <a:fillRect/>
+                    </a:stretch>
+                  </pic:blipFill>
+                  <pic:spPr>
+                    <a:xfrm>
+                      <a:off x="0" y="0"/>
+                      <a:ext cx="5760720" cy="3148965"/>
+                    </a:xfrm>
+                    <a:prstGeom prst="rect">
+                      <a:avLst/>
+                    </a:prstGeom>
+                  </pic:spPr>
+                </pic:pic>
+              </a:graphicData>
+            </a:graphic>
+          </wp:inline>
+        </w:drawing>
+      </w:r>
+    </w:p>
+    <w:p>
+      <w:r>
+        <w:br w:type="page"/>
+      </w:r>
+    </w:p>
     <w:p>
       <w:pPr>
         <w:pStyle w:val="berschrift2"/>
       </w:pPr>
       <w:bookmarkStart w:id="12" w:name="_Toc229087346"/>
       <w:r>
+        <w:lastRenderedPageBreak/>
         <w:t>2.4 UML-Sequenzdiagramm</w:t>
       </w:r>
       <w:bookmarkEnd w:id="12"/>
     </w:p>
-    <w:p/>
+    <w:p>
+      <w:r>
+        <w:t>Ein UML-Sequenzdiagramm lässt sich unter „</w:t>
+      </w:r>
+      <w:r>
+        <w:t>Dokumentation\Diagramme\Sequenzdiagramm</w:t>
+      </w:r>
+      <w:r>
+        <w:t>“ finden.</w:t>
+      </w:r>
+    </w:p>
+    <w:p>
+      <w:r>
+        <w:rPr>
+          <w:noProof/>
+        </w:rPr>
+        <w:drawing>
+          <wp:inline distT="0" distB="0" distL="0" distR="0" wp14:anchorId="59ADCA1D" wp14:editId="35C93954">
+            <wp:extent cx="5760720" cy="6092190"/>
+            <wp:effectExtent l="0" t="0" r="0" b="3810"/>
+            <wp:docPr id="1679102102" name="Grafik 8"/>
+            <wp:cNvGraphicFramePr>
+              <a:graphicFrameLocks xmlns:a="http://schemas.openxmlformats.org/drawingml/2006/main" noChangeAspect="1"/>
+            </wp:cNvGraphicFramePr>
+            <a:graphic xmlns:a="http://schemas.openxmlformats.org/drawingml/2006/main">
+              <a:graphicData uri="http://schemas.openxmlformats.org/drawingml/2006/picture">
+                <pic:pic xmlns:pic="http://schemas.openxmlformats.org/drawingml/2006/picture">
+                  <pic:nvPicPr>
+                    <pic:cNvPr id="1679102102" name="Grafik 1679102102"/>
+                    <pic:cNvPicPr/>
+                  </pic:nvPicPr>
+                  <pic:blipFill>
+                    <a:blip r:embed="rId13">
+                      <a:extLst>
+                        <a:ext uri="{96DAC541-7B7A-43D3-8B79-37D633B846F1}">
+                          <asvg:svgBlip xmlns:asvg="http://schemas.microsoft.com/office/drawing/2016/SVG/main" r:embed="rId14"/>
+                        </a:ext>
+                      </a:extLst>
+                    </a:blip>
+                    <a:stretch>
+                      <a:fillRect/>
+                    </a:stretch>
+                  </pic:blipFill>
+                  <pic:spPr>
+                    <a:xfrm>
+                      <a:off x="0" y="0"/>
+                      <a:ext cx="5760720" cy="6092190"/>
+                    </a:xfrm>
+                    <a:prstGeom prst="rect">
+                      <a:avLst/>
+                    </a:prstGeom>
+                  </pic:spPr>
+                </pic:pic>
+              </a:graphicData>
+            </a:graphic>
+          </wp:inline>
+        </w:drawing>
+      </w:r>
+    </w:p>
+    <w:p>
+      <w:pPr>
+        <w:rPr>
+          <w:rFonts w:asciiTheme="majorHAnsi" w:eastAsiaTheme="majorEastAsia" w:hAnsiTheme="majorHAnsi" w:cstheme="majorBidi"/>
+          <w:color w:val="00546B" w:themeColor="accent1" w:themeShade="BF"/>
+          <w:sz w:val="32"/>
+          <w:szCs w:val="32"/>
+        </w:rPr>
+      </w:pPr>
+      <w:bookmarkStart w:id="13" w:name="_Toc229087347"/>
+      <w:r>
+        <w:br w:type="page"/>
+      </w:r>
+    </w:p>
     <w:p>
       <w:pPr>
         <w:pStyle w:val="berschrift2"/>
       </w:pPr>
-      <w:bookmarkStart w:id="13" w:name="_Toc229087347"/>
-      <w:r>
+      <w:r>
+        <w:lastRenderedPageBreak/>
         <w:t xml:space="preserve">2.5 </w:t>
       </w:r>
       <w:r>
@@ -3616,68 +4405,139 @@
           <w:sz w:val="24"/>
           <w:szCs w:val="24"/>
         </w:rPr>
-        <w:t>//</w:t>
-      </w:r>
-    </w:p>
-    <w:p>
-      <w:pPr>
-        <w:pStyle w:val="berschrift3"/>
-      </w:pPr>
-      <w:r>
-        <w:t xml:space="preserve">2.5.1 </w:t>
-      </w:r>
-      <w:r>
-        <w:t>Einfache Fahrt</w:t>
-      </w:r>
-    </w:p>
-    <w:p>
-      <w:pPr>
+        <w:t>Zur visuellen Veranschaulichung der Lösungsstrategien liegen unter „</w:t>
+      </w:r>
+      <w:r>
         <w:rPr>
           <w:sz w:val="24"/>
           <w:szCs w:val="24"/>
         </w:rPr>
-      </w:pPr>
+        <w:t>Dokumentation\Diagramme\Aktivitätsdiagramme</w:t>
+      </w:r>
       <w:r>
         <w:rPr>
           <w:sz w:val="24"/>
           <w:szCs w:val="24"/>
         </w:rPr>
-        <w:t>//</w:t>
-      </w:r>
-    </w:p>
-    <w:p>
-      <w:pPr>
-        <w:pStyle w:val="berschrift3"/>
-      </w:pPr>
-      <w:r>
-        <w:t>2.5.2 Einseitiges Warten</w:t>
+        <w:t>“ Aktivitätsdiagramme vor.</w:t>
       </w:r>
     </w:p>
     <w:p>
       <w:pPr>
         <w:rPr>
+          <w:rFonts w:ascii="Arial" w:hAnsi="Arial" w:cs="Arial"/>
+        </w:rPr>
+      </w:pPr>
+      <w:r>
+        <w:rPr>
+          <w:rFonts w:ascii="Arial" w:hAnsi="Arial" w:cs="Arial"/>
+        </w:rPr>
+        <w:br w:type="page"/>
+      </w:r>
+    </w:p>
+    <w:p>
+      <w:pPr>
+        <w:rPr>
+          <w:rFonts w:ascii="Arial" w:hAnsi="Arial" w:cs="Arial"/>
+        </w:rPr>
+        <w:sectPr>
+          <w:footerReference w:type="even" r:id="rId15"/>
+          <w:footerReference w:type="default" r:id="rId16"/>
+          <w:footerReference w:type="first" r:id="rId17"/>
+          <w:pgSz w:w="11906" w:h="16838"/>
+          <w:pgMar w:top="1417" w:right="1417" w:bottom="1134" w:left="1417" w:header="708" w:footer="708" w:gutter="0"/>
+          <w:cols w:space="708"/>
+        </w:sectPr>
+      </w:pPr>
+    </w:p>
+    <w:p>
+      <w:pPr>
+        <w:pStyle w:val="berschrift2"/>
+      </w:pPr>
+      <w:r>
+        <w:lastRenderedPageBreak/>
+        <w:t>2.5.</w:t>
+      </w:r>
+      <w:r>
+        <w:t>1</w:t>
+      </w:r>
+      <w:r>
+        <w:t xml:space="preserve"> Einseitiges Warten</w:t>
+      </w:r>
+    </w:p>
+    <w:p>
+      <w:pPr>
+        <w:jc w:val="center"/>
+        <w:rPr>
+          <w:rFonts w:ascii="Arial" w:hAnsi="Arial" w:cs="Arial"/>
+        </w:rPr>
+      </w:pPr>
+      <w:r>
+        <w:rPr>
+          <w:noProof/>
           <w:sz w:val="24"/>
           <w:szCs w:val="24"/>
         </w:rPr>
-      </w:pPr>
-      <w:r>
-        <w:rPr>
-          <w:sz w:val="24"/>
-          <w:szCs w:val="24"/>
-        </w:rPr>
-        <w:t>//</w:t>
-      </w:r>
-    </w:p>
-    <w:p>
-      <w:pPr>
-        <w:pStyle w:val="berschrift3"/>
-      </w:pPr>
-      <w:r>
-        <w:t>2.5.3 Beidseitiges Warten</w:t>
-      </w:r>
-    </w:p>
-    <w:p>
-      <w:pPr>
+        <w:drawing>
+          <wp:inline distT="0" distB="0" distL="0" distR="0" wp14:anchorId="5325038A" wp14:editId="4E05AD5C">
+            <wp:extent cx="1553467" cy="8471140"/>
+            <wp:effectExtent l="0" t="0" r="8890" b="6350"/>
+            <wp:docPr id="2013776337" name="Grafik 9"/>
+            <wp:cNvGraphicFramePr>
+              <a:graphicFrameLocks xmlns:a="http://schemas.openxmlformats.org/drawingml/2006/main" noChangeAspect="1"/>
+            </wp:cNvGraphicFramePr>
+            <a:graphic xmlns:a="http://schemas.openxmlformats.org/drawingml/2006/main">
+              <a:graphicData uri="http://schemas.openxmlformats.org/drawingml/2006/picture">
+                <pic:pic xmlns:pic="http://schemas.openxmlformats.org/drawingml/2006/picture">
+                  <pic:nvPicPr>
+                    <pic:cNvPr id="2131424090" name="Grafik 2131424090"/>
+                    <pic:cNvPicPr/>
+                  </pic:nvPicPr>
+                  <pic:blipFill>
+                    <a:blip r:embed="rId18">
+                      <a:extLst>
+                        <a:ext uri="{96DAC541-7B7A-43D3-8B79-37D633B846F1}">
+                          <asvg:svgBlip xmlns:asvg="http://schemas.microsoft.com/office/drawing/2016/SVG/main" r:embed="rId19"/>
+                        </a:ext>
+                      </a:extLst>
+                    </a:blip>
+                    <a:stretch>
+                      <a:fillRect/>
+                    </a:stretch>
+                  </pic:blipFill>
+                  <pic:spPr>
+                    <a:xfrm>
+                      <a:off x="0" y="0"/>
+                      <a:ext cx="1558957" cy="8501077"/>
+                    </a:xfrm>
+                    <a:prstGeom prst="rect">
+                      <a:avLst/>
+                    </a:prstGeom>
+                  </pic:spPr>
+                </pic:pic>
+              </a:graphicData>
+            </a:graphic>
+          </wp:inline>
+        </w:drawing>
+      </w:r>
+    </w:p>
+    <w:p>
+      <w:pPr>
+        <w:pStyle w:val="berschrift2"/>
+      </w:pPr>
+      <w:r>
+        <w:t>2.5.</w:t>
+      </w:r>
+      <w:r>
+        <w:t>2</w:t>
+      </w:r>
+      <w:r>
+        <w:t xml:space="preserve"> Beidseitiges Warten</w:t>
+      </w:r>
+    </w:p>
+    <w:p>
+      <w:pPr>
+        <w:jc w:val="center"/>
         <w:rPr>
           <w:rFonts w:ascii="Arial" w:hAnsi="Arial" w:cs="Arial"/>
         </w:rPr>
@@ -3685,35 +4545,184 @@
       <w:r>
         <w:rPr>
           <w:rFonts w:ascii="Arial" w:hAnsi="Arial" w:cs="Arial"/>
+          <w:noProof/>
         </w:rPr>
-        <w:t>//</w:t>
-      </w:r>
-    </w:p>
-    <w:p>
-      <w:pPr>
+        <w:drawing>
+          <wp:inline distT="0" distB="0" distL="0" distR="0" wp14:anchorId="2FF1944B" wp14:editId="184BAE13">
+            <wp:extent cx="1083965" cy="8490470"/>
+            <wp:effectExtent l="0" t="0" r="1905" b="6350"/>
+            <wp:docPr id="928390254" name="Grafik 10"/>
+            <wp:cNvGraphicFramePr>
+              <a:graphicFrameLocks xmlns:a="http://schemas.openxmlformats.org/drawingml/2006/main" noChangeAspect="1"/>
+            </wp:cNvGraphicFramePr>
+            <a:graphic xmlns:a="http://schemas.openxmlformats.org/drawingml/2006/main">
+              <a:graphicData uri="http://schemas.openxmlformats.org/drawingml/2006/picture">
+                <pic:pic xmlns:pic="http://schemas.openxmlformats.org/drawingml/2006/picture">
+                  <pic:nvPicPr>
+                    <pic:cNvPr id="928390254" name="Grafik 928390254"/>
+                    <pic:cNvPicPr/>
+                  </pic:nvPicPr>
+                  <pic:blipFill>
+                    <a:blip r:embed="rId20">
+                      <a:extLst>
+                        <a:ext uri="{96DAC541-7B7A-43D3-8B79-37D633B846F1}">
+                          <asvg:svgBlip xmlns:asvg="http://schemas.microsoft.com/office/drawing/2016/SVG/main" r:embed="rId21"/>
+                        </a:ext>
+                      </a:extLst>
+                    </a:blip>
+                    <a:stretch>
+                      <a:fillRect/>
+                    </a:stretch>
+                  </pic:blipFill>
+                  <pic:spPr>
+                    <a:xfrm>
+                      <a:off x="0" y="0"/>
+                      <a:ext cx="1086750" cy="8512283"/>
+                    </a:xfrm>
+                    <a:prstGeom prst="rect">
+                      <a:avLst/>
+                    </a:prstGeom>
+                  </pic:spPr>
+                </pic:pic>
+              </a:graphicData>
+            </a:graphic>
+          </wp:inline>
+        </w:drawing>
+      </w:r>
+    </w:p>
+    <w:p>
+      <w:pPr>
+        <w:pStyle w:val="berschrift2"/>
+      </w:pPr>
+      <w:r>
+        <w:br w:type="page"/>
+      </w:r>
+      <w:r>
+        <w:lastRenderedPageBreak/>
+        <w:t>2.5.3 Beidseitiges Warten</w:t>
+      </w:r>
+    </w:p>
+    <w:p>
+      <w:pPr>
+        <w:jc w:val="center"/>
         <w:rPr>
           <w:rFonts w:ascii="Arial" w:hAnsi="Arial" w:cs="Arial"/>
         </w:rPr>
       </w:pPr>
-      <w:r>
+    </w:p>
+    <w:p>
+      <w:pPr>
         <w:rPr>
           <w:rFonts w:ascii="Arial" w:hAnsi="Arial" w:cs="Arial"/>
         </w:rPr>
-        <w:br w:type="page" w:clear="all"/>
-      </w:r>
+      </w:pPr>
+      <w:r>
+        <w:rPr>
+          <w:rFonts w:ascii="Arial" w:hAnsi="Arial" w:cs="Arial"/>
+        </w:rPr>
+        <w:br w:type="page"/>
+      </w:r>
+      <w:r>
+        <w:rPr>
+          <w:rFonts w:ascii="Arial" w:hAnsi="Arial" w:cs="Arial"/>
+          <w:noProof/>
+        </w:rPr>
+        <w:lastRenderedPageBreak/>
+        <w:drawing>
+          <wp:inline distT="0" distB="0" distL="0" distR="0" wp14:anchorId="2B4B19B3" wp14:editId="7FF5A65A">
+            <wp:extent cx="2158410" cy="8972129"/>
+            <wp:effectExtent l="0" t="0" r="0" b="635"/>
+            <wp:docPr id="1215558570" name="Grafik 11"/>
+            <wp:cNvGraphicFramePr>
+              <a:graphicFrameLocks xmlns:a="http://schemas.openxmlformats.org/drawingml/2006/main" noChangeAspect="1"/>
+            </wp:cNvGraphicFramePr>
+            <a:graphic xmlns:a="http://schemas.openxmlformats.org/drawingml/2006/main">
+              <a:graphicData uri="http://schemas.openxmlformats.org/drawingml/2006/picture">
+                <pic:pic xmlns:pic="http://schemas.openxmlformats.org/drawingml/2006/picture">
+                  <pic:nvPicPr>
+                    <pic:cNvPr id="1215558570" name="Grafik 1215558570"/>
+                    <pic:cNvPicPr/>
+                  </pic:nvPicPr>
+                  <pic:blipFill>
+                    <a:blip r:embed="rId22">
+                      <a:extLst>
+                        <a:ext uri="{96DAC541-7B7A-43D3-8B79-37D633B846F1}">
+                          <asvg:svgBlip xmlns:asvg="http://schemas.microsoft.com/office/drawing/2016/SVG/main" r:embed="rId23"/>
+                        </a:ext>
+                      </a:extLst>
+                    </a:blip>
+                    <a:stretch>
+                      <a:fillRect/>
+                    </a:stretch>
+                  </pic:blipFill>
+                  <pic:spPr>
+                    <a:xfrm flipH="1">
+                      <a:off x="0" y="0"/>
+                      <a:ext cx="2214106" cy="9203647"/>
+                    </a:xfrm>
+                    <a:prstGeom prst="rect">
+                      <a:avLst/>
+                    </a:prstGeom>
+                  </pic:spPr>
+                </pic:pic>
+              </a:graphicData>
+            </a:graphic>
+          </wp:inline>
+        </w:drawing>
+      </w:r>
+    </w:p>
+    <w:p>
+      <w:pPr>
+        <w:rPr>
+          <w:rFonts w:ascii="Arial" w:hAnsi="Arial" w:cs="Arial"/>
+        </w:rPr>
+      </w:pPr>
+      <w:r>
+        <w:rPr>
+          <w:rFonts w:ascii="Arial" w:hAnsi="Arial" w:cs="Arial"/>
+        </w:rPr>
+        <w:br w:type="page"/>
+      </w:r>
+    </w:p>
+    <w:p>
+      <w:pPr>
+        <w:rPr>
+          <w:rFonts w:ascii="Arial" w:hAnsi="Arial" w:cs="Arial"/>
+        </w:rPr>
+      </w:pPr>
+    </w:p>
+    <w:p>
+      <w:pPr>
+        <w:jc w:val="center"/>
+        <w:rPr>
+          <w:rFonts w:ascii="Arial" w:hAnsi="Arial" w:cs="Arial"/>
+        </w:rPr>
+      </w:pPr>
     </w:p>
     <w:p>
       <w:pPr>
         <w:rPr>
           <w:rStyle w:val="berschrift1Zchn"/>
         </w:rPr>
+        <w:sectPr>
+          <w:type w:val="continuous"/>
+          <w:pgSz w:w="11906" w:h="16838"/>
+          <w:pgMar w:top="1417" w:right="1417" w:bottom="1134" w:left="1417" w:header="708" w:footer="708" w:gutter="0"/>
+          <w:cols w:num="2" w:space="708"/>
+        </w:sectPr>
       </w:pPr>
       <w:bookmarkStart w:id="14" w:name="_Toc229087348"/>
-      <w:r>
+    </w:p>
+    <w:p>
+      <w:pPr>
         <w:rPr>
           <w:rStyle w:val="berschrift1Zchn"/>
         </w:rPr>
-        <w:lastRenderedPageBreak/>
+      </w:pPr>
+      <w:r>
+        <w:rPr>
+          <w:rStyle w:val="berschrift1Zchn"/>
+        </w:rPr>
         <w:t>3. Testdokumentation</w:t>
       </w:r>
       <w:bookmarkEnd w:id="14"/>
@@ -3914,6 +4923,243 @@
         <w:br/>
       </w:r>
     </w:p>
+    <w:tbl>
+      <w:tblPr>
+        <w:tblStyle w:val="Tabellenraster"/>
+        <w:tblW w:w="0" w:type="auto"/>
+        <w:tblLook w:val="04A0" w:firstRow="1" w:lastRow="0" w:firstColumn="1" w:lastColumn="0" w:noHBand="0" w:noVBand="1"/>
+      </w:tblPr>
+      <w:tblGrid>
+        <w:gridCol w:w="2265"/>
+        <w:gridCol w:w="2265"/>
+        <w:gridCol w:w="2266"/>
+        <w:gridCol w:w="2266"/>
+      </w:tblGrid>
+      <w:tr>
+        <w:tc>
+          <w:tcPr>
+            <w:tcW w:w="2265" w:type="dxa"/>
+          </w:tcPr>
+          <w:p>
+            <w:pPr>
+              <w:rPr>
+                <w:rFonts w:ascii="Arial" w:hAnsi="Arial" w:cs="Arial"/>
+              </w:rPr>
+            </w:pPr>
+            <w:r>
+              <w:rPr>
+                <w:rFonts w:ascii="Arial" w:hAnsi="Arial" w:cs="Arial"/>
+              </w:rPr>
+              <w:t>Eingabedatei</w:t>
+            </w:r>
+          </w:p>
+        </w:tc>
+        <w:tc>
+          <w:tcPr>
+            <w:tcW w:w="2265" w:type="dxa"/>
+          </w:tcPr>
+          <w:p>
+            <w:pPr>
+              <w:rPr>
+                <w:rFonts w:ascii="Arial" w:hAnsi="Arial" w:cs="Arial"/>
+              </w:rPr>
+            </w:pPr>
+            <w:r>
+              <w:rPr>
+                <w:rFonts w:ascii="Arial" w:hAnsi="Arial" w:cs="Arial"/>
+              </w:rPr>
+              <w:t>Beschreibung</w:t>
+            </w:r>
+          </w:p>
+        </w:tc>
+        <w:tc>
+          <w:tcPr>
+            <w:tcW w:w="2266" w:type="dxa"/>
+          </w:tcPr>
+          <w:p>
+            <w:pPr>
+              <w:rPr>
+                <w:rFonts w:ascii="Arial" w:hAnsi="Arial" w:cs="Arial"/>
+              </w:rPr>
+            </w:pPr>
+            <w:r>
+              <w:rPr>
+                <w:rFonts w:ascii="Arial" w:hAnsi="Arial" w:cs="Arial"/>
+              </w:rPr>
+              <w:t>Erwartete Aussage</w:t>
+            </w:r>
+          </w:p>
+        </w:tc>
+        <w:tc>
+          <w:tcPr>
+            <w:tcW w:w="2266" w:type="dxa"/>
+          </w:tcPr>
+          <w:p>
+            <w:pPr>
+              <w:rPr>
+                <w:rFonts w:ascii="Arial" w:hAnsi="Arial" w:cs="Arial"/>
+              </w:rPr>
+            </w:pPr>
+            <w:r>
+              <w:rPr>
+                <w:rFonts w:ascii="Arial" w:hAnsi="Arial" w:cs="Arial"/>
+              </w:rPr>
+              <w:t>Tatsächliche Aussage</w:t>
+            </w:r>
+          </w:p>
+        </w:tc>
+      </w:tr>
+      <w:tr>
+        <w:tc>
+          <w:tcPr>
+            <w:tcW w:w="2265" w:type="dxa"/>
+          </w:tcPr>
+          <w:p>
+            <w:pPr>
+              <w:rPr>
+                <w:rFonts w:ascii="Arial" w:hAnsi="Arial" w:cs="Arial"/>
+              </w:rPr>
+            </w:pPr>
+          </w:p>
+        </w:tc>
+        <w:tc>
+          <w:tcPr>
+            <w:tcW w:w="2265" w:type="dxa"/>
+          </w:tcPr>
+          <w:p>
+            <w:pPr>
+              <w:rPr>
+                <w:rFonts w:ascii="Arial" w:hAnsi="Arial" w:cs="Arial"/>
+              </w:rPr>
+            </w:pPr>
+          </w:p>
+        </w:tc>
+        <w:tc>
+          <w:tcPr>
+            <w:tcW w:w="2266" w:type="dxa"/>
+          </w:tcPr>
+          <w:p>
+            <w:pPr>
+              <w:rPr>
+                <w:rFonts w:ascii="Arial" w:hAnsi="Arial" w:cs="Arial"/>
+              </w:rPr>
+            </w:pPr>
+          </w:p>
+        </w:tc>
+        <w:tc>
+          <w:tcPr>
+            <w:tcW w:w="2266" w:type="dxa"/>
+          </w:tcPr>
+          <w:p>
+            <w:pPr>
+              <w:rPr>
+                <w:rFonts w:ascii="Arial" w:hAnsi="Arial" w:cs="Arial"/>
+              </w:rPr>
+            </w:pPr>
+          </w:p>
+        </w:tc>
+      </w:tr>
+      <w:tr>
+        <w:tc>
+          <w:tcPr>
+            <w:tcW w:w="2265" w:type="dxa"/>
+          </w:tcPr>
+          <w:p>
+            <w:pPr>
+              <w:rPr>
+                <w:rFonts w:ascii="Arial" w:hAnsi="Arial" w:cs="Arial"/>
+              </w:rPr>
+            </w:pPr>
+          </w:p>
+        </w:tc>
+        <w:tc>
+          <w:tcPr>
+            <w:tcW w:w="2265" w:type="dxa"/>
+          </w:tcPr>
+          <w:p>
+            <w:pPr>
+              <w:rPr>
+                <w:rFonts w:ascii="Arial" w:hAnsi="Arial" w:cs="Arial"/>
+              </w:rPr>
+            </w:pPr>
+          </w:p>
+        </w:tc>
+        <w:tc>
+          <w:tcPr>
+            <w:tcW w:w="2266" w:type="dxa"/>
+          </w:tcPr>
+          <w:p>
+            <w:pPr>
+              <w:rPr>
+                <w:rFonts w:ascii="Arial" w:hAnsi="Arial" w:cs="Arial"/>
+              </w:rPr>
+            </w:pPr>
+          </w:p>
+        </w:tc>
+        <w:tc>
+          <w:tcPr>
+            <w:tcW w:w="2266" w:type="dxa"/>
+          </w:tcPr>
+          <w:p>
+            <w:pPr>
+              <w:rPr>
+                <w:rFonts w:ascii="Arial" w:hAnsi="Arial" w:cs="Arial"/>
+              </w:rPr>
+            </w:pPr>
+          </w:p>
+        </w:tc>
+      </w:tr>
+      <w:tr>
+        <w:tc>
+          <w:tcPr>
+            <w:tcW w:w="2265" w:type="dxa"/>
+          </w:tcPr>
+          <w:p>
+            <w:pPr>
+              <w:rPr>
+                <w:rFonts w:ascii="Arial" w:hAnsi="Arial" w:cs="Arial"/>
+              </w:rPr>
+            </w:pPr>
+          </w:p>
+        </w:tc>
+        <w:tc>
+          <w:tcPr>
+            <w:tcW w:w="2265" w:type="dxa"/>
+          </w:tcPr>
+          <w:p>
+            <w:pPr>
+              <w:rPr>
+                <w:rFonts w:ascii="Arial" w:hAnsi="Arial" w:cs="Arial"/>
+              </w:rPr>
+            </w:pPr>
+          </w:p>
+        </w:tc>
+        <w:tc>
+          <w:tcPr>
+            <w:tcW w:w="2266" w:type="dxa"/>
+          </w:tcPr>
+          <w:p>
+            <w:pPr>
+              <w:rPr>
+                <w:rFonts w:ascii="Arial" w:hAnsi="Arial" w:cs="Arial"/>
+              </w:rPr>
+            </w:pPr>
+          </w:p>
+        </w:tc>
+        <w:tc>
+          <w:tcPr>
+            <w:tcW w:w="2266" w:type="dxa"/>
+          </w:tcPr>
+          <w:p>
+            <w:pPr>
+              <w:rPr>
+                <w:rFonts w:ascii="Arial" w:hAnsi="Arial" w:cs="Arial"/>
+              </w:rPr>
+            </w:pPr>
+          </w:p>
+        </w:tc>
+      </w:tr>
+    </w:tbl>
     <w:p>
       <w:pPr>
         <w:rPr>
@@ -4018,6 +5264,38 @@
     </w:p>
     <w:p>
       <w:r>
+        <w:t xml:space="preserve">Im Rahmen dieses Projekts wurde erfolgreich ein Softwaresystem zur automatisierten Fahrplangenerierung für eingleisige Eisenbahnstrecken entwickelt. Die primäre Herausforderung bestand darin, einen streng getakteten 60-Minuten-Fahrplan zu berechnen, bei dem Frontalkollisionen auf offener Strecke sicher vermieden und notwendige Wartezeiten optimal auf beide Fahrtrichtungen verteilt werden. </w:t>
+      </w:r>
+    </w:p>
+    <w:p>
+      <w:r>
+        <w:t xml:space="preserve">Zur Lösung dieses Problems wurde eine modulare und objektorientierte Java-Anwendung entworfen. Durch den Einsatz des Strategy-Patterns wurden drei verschiedene Lösungsansätze </w:t>
+      </w:r>
+      <w:r>
+        <w:t>implementiert:</w:t>
+      </w:r>
+      <w:r>
+        <w:t xml:space="preserve"> Die Baseline-Ermittlung („Einfache Fahrt“), die einseitige Konfliktauflösung („Einseitiges Warten“) sowie ein komplexer heuristischer Optimierungsalgorithmus („Beidseitiges Warten“). Insbesondere die Strategie des beidseitigen Wartens erfüllt die zentrale Kundenanforderung, da sie durch einen mehrstufigen Ansatz (Offset-Sweep und Greedy-Relaxation) kollisionsfreie Fahrpläne generiert und unverhältnismäßig lange, einseitige Wartezeiten durch eine quadratische Kostenfunktion minimiert. </w:t>
+      </w:r>
+    </w:p>
+    <w:p>
+      <w:r>
+        <w:t>Die saubere architektonische Trennung von Datenhaltung (Model), Ein-/Ausgabeverarbeitung (IO) und Geschäftslogik (Strategie) stellt sicher, dass das System robust arbeitet, leicht zu warten ist und verlässliche Textberichte mit allen geforderten Leistungskennzahlen exportiert.</w:t>
+      </w:r>
+    </w:p>
+    <w:p/>
+    <w:p>
+      <w:pPr>
+        <w:pStyle w:val="berschrift2"/>
+      </w:pPr>
+      <w:bookmarkStart w:id="21" w:name="_Toc229087355"/>
+      <w:r>
+        <w:t>4.2 Ausblick</w:t>
+      </w:r>
+      <w:bookmarkEnd w:id="21"/>
+    </w:p>
+    <w:p>
+      <w:r>
         <w:t>//</w:t>
       </w:r>
     </w:p>
@@ -4025,21 +5303,6 @@
       <w:pPr>
         <w:pStyle w:val="berschrift2"/>
       </w:pPr>
-      <w:bookmarkStart w:id="21" w:name="_Toc229087355"/>
-      <w:r>
-        <w:t>4.2 Ausblick</w:t>
-      </w:r>
-      <w:bookmarkEnd w:id="21"/>
-    </w:p>
-    <w:p>
-      <w:r>
-        <w:t>//</w:t>
-      </w:r>
-    </w:p>
-    <w:p>
-      <w:pPr>
-        <w:pStyle w:val="berschrift2"/>
-      </w:pPr>
       <w:bookmarkStart w:id="22" w:name="_Toc229087356"/>
       <w:r>
         <w:t>4.3 Abweichungen und Ergänzungen zum Vorentwurf</w:t>
@@ -4047,6 +5310,11 @@
       <w:bookmarkEnd w:id="22"/>
     </w:p>
     <w:p>
+      <w:r>
+        <w:t>Während der Implementierungsphase ergaben sich aus logischen Notwendigkeiten einige Anpassungen gegenüber dem initialen, handschriftlichen Konzept.</w:t>
+      </w:r>
+    </w:p>
+    <w:p>
       <w:pPr>
         <w:pStyle w:val="berschrift3"/>
       </w:pPr>
@@ -4058,7 +5326,67 @@
     </w:p>
     <w:p>
       <w:r>
-        <w:t>//</w:t>
+        <w:rPr>
+          <w:b/>
+          <w:bCs/>
+        </w:rPr>
+        <w:t>Dynamische Parameterübergabe:</w:t>
+      </w:r>
+      <w:r>
+        <w:t xml:space="preserve"> Gemäß der Anforderung, dass Einstiegs- und Sicherheitswartezeiten ohne Mühe anpassbar sein sollen, wurde die Main-Methode um die Verarbeitung von optionalen Kommandozeilenargumenten erweitert. Diese Werte überschreiben bei Bedarf die statischen Standardwerte der Strecke-Klasse</w:t>
+      </w:r>
+      <w:r>
+        <w:t>.</w:t>
+      </w:r>
+      <w:r>
+        <w:t xml:space="preserve"> Im Zuge dessen wurde also auch die Strecke Klasse um diese statischen Attribute ergänzt.</w:t>
+      </w:r>
+    </w:p>
+    <w:p>
+      <w:r>
+        <w:rPr>
+          <w:b/>
+          <w:bCs/>
+        </w:rPr>
+        <w:t>Strikte Eingabevalidierung:</w:t>
+      </w:r>
+      <w:r>
+        <w:t xml:space="preserve"> Im </w:t>
+      </w:r>
+      <w:proofErr w:type="spellStart"/>
+      <w:r>
+        <w:t>ConcreteInputHandler</w:t>
+      </w:r>
+      <w:proofErr w:type="spellEnd"/>
+      <w:r>
+        <w:t xml:space="preserve"> wurden tiefgehende Validierungen ergänzt, die im Vorentwurf nicht explizit modelliert waren. So wird nun geprüft, ob die Startzeit </w:t>
+      </w:r>
+      <w:r>
+        <w:t xml:space="preserve">der Hinfahrt </w:t>
+      </w:r>
+      <w:r>
+        <w:t xml:space="preserve">im </w:t>
+      </w:r>
+      <w:r>
+        <w:t>Intervall [0; 59] liegt</w:t>
+      </w:r>
+      <w:r>
+        <w:t xml:space="preserve"> und ob die Summe aus Fahrtdauer und Sicherheitswartezeit 30 Minuten überschreitet. Letzteres ist mathematisch zwingend notwendig, da eine Belegung von über 30 Minuten in einem 60-Minuten-Takt unweigerlich zu unlösbaren Deadlocks auf eingleisigen Strecken führt. </w:t>
+      </w:r>
+    </w:p>
+    <w:p>
+      <w:r>
+        <w:rPr>
+          <w:b/>
+          <w:bCs/>
+        </w:rPr>
+        <w:t>Fehlerbehandlung:</w:t>
+      </w:r>
+      <w:r>
+        <w:t xml:space="preserve"> </w:t>
+      </w:r>
+      <w:r>
+        <w:t>Die Main-Klasse kümmert sich um die Fehlerbehandlung, indem Fehlermeldungen in die Konsole ausgegeben werden</w:t>
       </w:r>
     </w:p>
     <w:p>
@@ -4067,13 +5395,72 @@
       </w:pPr>
       <w:bookmarkStart w:id="24" w:name="_Toc229087358"/>
       <w:r>
+        <w:lastRenderedPageBreak/>
         <w:t>4.3.2 Abweichungen</w:t>
       </w:r>
       <w:bookmarkEnd w:id="24"/>
     </w:p>
     <w:p>
       <w:r>
-        <w:t>//</w:t>
+        <w:rPr>
+          <w:b/>
+          <w:bCs/>
+        </w:rPr>
+        <w:t>Eskalationsstufen im Beidseitigen Warten:</w:t>
+      </w:r>
+      <w:r>
+        <w:t xml:space="preserve"> Das ursprüngliche Konzept skizzierte für das „Beidseitige Warten“ eine reine iterative Verteilung der Wartezeiten. In der tatsächlichen Implementierung wurde der Algorithmus massiv erweitert, um die Performanz zu sichern. Er arbeitet nun in drei Eskalationsstufen: Bevor die rechenintensive Greedy-Relaxation mit ihren globalen und lokalen Strafen startet, prüft das System, ob eine simple Verschiebung der Startzeit (Offset-Sweep) das Problem bereits ressourcenschonend löst. Zudem wurde eine Notbremse (Abbruch nach 100.000 Durchläufen) und ein Fallback auf den Score des „Einseitigen Wartens“ eingebaut, um Endlosschleifen bei instabilen Plänen zu verhindern.</w:t>
+      </w:r>
+    </w:p>
+    <w:p>
+      <w:r>
+        <w:rPr>
+          <w:b/>
+          <w:bCs/>
+        </w:rPr>
+        <w:t>Dynamische Strategie-Verwaltung:</w:t>
+      </w:r>
+      <w:r>
+        <w:t xml:space="preserve"> Anstatt die Strategien</w:t>
+      </w:r>
+      <w:r>
+        <w:t xml:space="preserve">, </w:t>
+      </w:r>
+      <w:r>
+        <w:t>wie im Konzept angedeutet</w:t>
+      </w:r>
+      <w:r>
+        <w:t>,</w:t>
+      </w:r>
+      <w:r>
+        <w:t xml:space="preserve"> fest in den FahrplanErmittler zu programmieren, wurde dieser um die Methoden </w:t>
+      </w:r>
+      <w:r>
+        <w:t>„</w:t>
+      </w:r>
+      <w:r>
+        <w:t>addStrategie()</w:t>
+      </w:r>
+      <w:r>
+        <w:t>“</w:t>
+      </w:r>
+      <w:r>
+        <w:t xml:space="preserve"> und </w:t>
+      </w:r>
+      <w:r>
+        <w:t>„</w:t>
+      </w:r>
+      <w:r>
+        <w:t>clearStrategien()</w:t>
+      </w:r>
+      <w:r>
+        <w:t>“</w:t>
+      </w:r>
+      <w:r>
+        <w:t xml:space="preserve"> erweitert. </w:t>
+      </w:r>
+      <w:r>
+        <w:t>Die Klasse steuert die Fahrplanermittlung nun über eine dynamische Liste an Strategien, die dem Strategy-Pattern entsprechend bearbeitet werden kann.</w:t>
       </w:r>
     </w:p>
     <w:p>
@@ -4324,11 +5711,9 @@
       <w:r>
         <w:t>├───</w:t>
       </w:r>
-      <w:proofErr w:type="spellStart"/>
       <w:r>
         <w:t>io</w:t>
       </w:r>
-      <w:proofErr w:type="spellEnd"/>
     </w:p>
     <w:p>
       <w:pPr>
@@ -4486,11 +5871,9 @@
       <w:r>
         <w:t>├───</w:t>
       </w:r>
-      <w:proofErr w:type="spellStart"/>
       <w:r>
         <w:t>model</w:t>
       </w:r>
-      <w:proofErr w:type="spellEnd"/>
     </w:p>
     <w:p>
       <w:pPr>
@@ -4569,11 +5952,9 @@
       <w:r>
         <w:t>├───</w:t>
       </w:r>
-      <w:proofErr w:type="spellStart"/>
       <w:r>
         <w:t>strategie</w:t>
       </w:r>
-      <w:proofErr w:type="spellEnd"/>
     </w:p>
     <w:p>
       <w:pPr>
@@ -5153,9 +6534,7 @@
       </w:r>
     </w:p>
     <w:sectPr>
-      <w:footerReference w:type="even" r:id="rId9"/>
-      <w:footerReference w:type="default" r:id="rId10"/>
-      <w:footerReference w:type="first" r:id="rId11"/>
+      <w:type w:val="continuous"/>
       <w:pgSz w:w="11906" w:h="16838"/>
       <w:pgMar w:top="1417" w:right="1417" w:bottom="1134" w:left="1417" w:header="708" w:footer="708" w:gutter="0"/>
       <w:cols w:space="708"/>
@@ -6992,6 +8371,7 @@
   <w:style w:type="paragraph" w:default="1" w:styleId="Standard">
     <w:name w:val="Normal"/>
     <w:qFormat/>
+    <w:rsid w:val="00A21CFB"/>
   </w:style>
   <w:style w:type="paragraph" w:styleId="berschrift1">
     <w:name w:val="heading 1"/>

--- a/Dokumentation/dokumentation_eisenbahngesellschaft.docx
+++ b/Dokumentation/dokumentation_eisenbahngesellschaft.docx
@@ -320,6 +320,14 @@
     </w:p>
     <w:sdt>
       <w:sdtPr>
+        <w:rPr>
+          <w:rFonts w:asciiTheme="minorHAnsi" w:eastAsiaTheme="minorHAnsi" w:hAnsiTheme="minorHAnsi" w:cstheme="minorBidi"/>
+          <w:color w:val="auto"/>
+          <w:sz w:val="22"/>
+          <w:szCs w:val="22"/>
+          <w:lang w:eastAsia="en-US"/>
+          <w14:ligatures w14:val="standardContextual"/>
+        </w:rPr>
         <w:id w:val="470939338"/>
         <w:docPartObj>
           <w:docPartGallery w:val="Table of Contents"/>
@@ -328,14 +336,8 @@
       </w:sdtPr>
       <w:sdtEndPr>
         <w:rPr>
-          <w:rFonts w:asciiTheme="minorHAnsi" w:eastAsiaTheme="minorHAnsi" w:hAnsiTheme="minorHAnsi" w:cstheme="minorBidi"/>
           <w:b/>
           <w:bCs/>
-          <w:color w:val="auto"/>
-          <w:sz w:val="22"/>
-          <w:szCs w:val="22"/>
-          <w:lang w:eastAsia="en-US"/>
-          <w14:ligatures w14:val="standardContextual"/>
         </w:rPr>
       </w:sdtEndPr>
       <w:sdtContent>
@@ -371,7 +373,7 @@
           <w:r>
             <w:fldChar w:fldCharType="separate"/>
           </w:r>
-          <w:hyperlink w:anchor="_Toc229087334" w:history="1">
+          <w:hyperlink w:anchor="_Toc229122115" w:history="1">
             <w:r>
               <w:rPr>
                 <w:rStyle w:val="Hyperlink"/>
@@ -398,7 +400,7 @@
                 <w:noProof/>
                 <w:webHidden/>
               </w:rPr>
-              <w:instrText xml:space="preserve"> PAGEREF _Toc229087334 \h </w:instrText>
+              <w:instrText xml:space="preserve"> PAGEREF _Toc229122115 \h </w:instrText>
             </w:r>
             <w:r>
               <w:rPr>
@@ -444,7 +446,7 @@
               <w:lang w:eastAsia="de-DE"/>
             </w:rPr>
           </w:pPr>
-          <w:hyperlink w:anchor="_Toc229087335" w:history="1">
+          <w:hyperlink w:anchor="_Toc229122116" w:history="1">
             <w:r>
               <w:rPr>
                 <w:rStyle w:val="Hyperlink"/>
@@ -471,7 +473,7 @@
                 <w:noProof/>
                 <w:webHidden/>
               </w:rPr>
-              <w:instrText xml:space="preserve"> PAGEREF _Toc229087335 \h </w:instrText>
+              <w:instrText xml:space="preserve"> PAGEREF _Toc229122116 \h </w:instrText>
             </w:r>
             <w:r>
               <w:rPr>
@@ -517,7 +519,7 @@
               <w:lang w:eastAsia="de-DE"/>
             </w:rPr>
           </w:pPr>
-          <w:hyperlink w:anchor="_Toc229087336" w:history="1">
+          <w:hyperlink w:anchor="_Toc229122117" w:history="1">
             <w:r>
               <w:rPr>
                 <w:rStyle w:val="Hyperlink"/>
@@ -544,7 +546,7 @@
                 <w:noProof/>
                 <w:webHidden/>
               </w:rPr>
-              <w:instrText xml:space="preserve"> PAGEREF _Toc229087336 \h </w:instrText>
+              <w:instrText xml:space="preserve"> PAGEREF _Toc229122117 \h </w:instrText>
             </w:r>
             <w:r>
               <w:rPr>
@@ -590,7 +592,7 @@
               <w:lang w:eastAsia="de-DE"/>
             </w:rPr>
           </w:pPr>
-          <w:hyperlink w:anchor="_Toc229087337" w:history="1">
+          <w:hyperlink w:anchor="_Toc229122118" w:history="1">
             <w:r>
               <w:rPr>
                 <w:rStyle w:val="Hyperlink"/>
@@ -617,7 +619,7 @@
                 <w:noProof/>
                 <w:webHidden/>
               </w:rPr>
-              <w:instrText xml:space="preserve"> PAGEREF _Toc229087337 \h </w:instrText>
+              <w:instrText xml:space="preserve"> PAGEREF _Toc229122118 \h </w:instrText>
             </w:r>
             <w:r>
               <w:rPr>
@@ -663,7 +665,7 @@
               <w:lang w:eastAsia="de-DE"/>
             </w:rPr>
           </w:pPr>
-          <w:hyperlink w:anchor="_Toc229087338" w:history="1">
+          <w:hyperlink w:anchor="_Toc229122119" w:history="1">
             <w:r>
               <w:rPr>
                 <w:rStyle w:val="Hyperlink"/>
@@ -690,7 +692,7 @@
                 <w:noProof/>
                 <w:webHidden/>
               </w:rPr>
-              <w:instrText xml:space="preserve"> PAGEREF _Toc229087338 \h </w:instrText>
+              <w:instrText xml:space="preserve"> PAGEREF _Toc229122119 \h </w:instrText>
             </w:r>
             <w:r>
               <w:rPr>
@@ -736,7 +738,7 @@
               <w:lang w:eastAsia="de-DE"/>
             </w:rPr>
           </w:pPr>
-          <w:hyperlink w:anchor="_Toc229087339" w:history="1">
+          <w:hyperlink w:anchor="_Toc229122120" w:history="1">
             <w:r>
               <w:rPr>
                 <w:rStyle w:val="Hyperlink"/>
@@ -763,7 +765,7 @@
                 <w:noProof/>
                 <w:webHidden/>
               </w:rPr>
-              <w:instrText xml:space="preserve"> PAGEREF _Toc229087339 \h </w:instrText>
+              <w:instrText xml:space="preserve"> PAGEREF _Toc229122120 \h </w:instrText>
             </w:r>
             <w:r>
               <w:rPr>
@@ -809,7 +811,7 @@
               <w:lang w:eastAsia="de-DE"/>
             </w:rPr>
           </w:pPr>
-          <w:hyperlink w:anchor="_Toc229087340" w:history="1">
+          <w:hyperlink w:anchor="_Toc229122121" w:history="1">
             <w:r>
               <w:rPr>
                 <w:rStyle w:val="Hyperlink"/>
@@ -836,7 +838,7 @@
                 <w:noProof/>
                 <w:webHidden/>
               </w:rPr>
-              <w:instrText xml:space="preserve"> PAGEREF _Toc229087340 \h </w:instrText>
+              <w:instrText xml:space="preserve"> PAGEREF _Toc229122121 \h </w:instrText>
             </w:r>
             <w:r>
               <w:rPr>
@@ -882,13 +884,13 @@
               <w:lang w:eastAsia="de-DE"/>
             </w:rPr>
           </w:pPr>
-          <w:hyperlink w:anchor="_Toc229087341" w:history="1">
+          <w:hyperlink w:anchor="_Toc229122122" w:history="1">
             <w:r>
               <w:rPr>
                 <w:rStyle w:val="Hyperlink"/>
                 <w:noProof/>
               </w:rPr>
-              <w:t>1.2.6 Erläuterung anhand der Datei input/Beispiel_Erklaerung.txt</w:t>
+              <w:t>1.2.6 Erläuterung anhand von Beispielen</w:t>
             </w:r>
             <w:r>
               <w:rPr>
@@ -909,7 +911,7 @@
                 <w:noProof/>
                 <w:webHidden/>
               </w:rPr>
-              <w:instrText xml:space="preserve"> PAGEREF _Toc229087341 \h </w:instrText>
+              <w:instrText xml:space="preserve"> PAGEREF _Toc229122122 \h </w:instrText>
             </w:r>
             <w:r>
               <w:rPr>
@@ -955,7 +957,7 @@
               <w:lang w:eastAsia="de-DE"/>
             </w:rPr>
           </w:pPr>
-          <w:hyperlink w:anchor="_Toc229087342" w:history="1">
+          <w:hyperlink w:anchor="_Toc229122123" w:history="1">
             <w:r>
               <w:rPr>
                 <w:rStyle w:val="Hyperlink"/>
@@ -982,7 +984,7 @@
                 <w:noProof/>
                 <w:webHidden/>
               </w:rPr>
-              <w:instrText xml:space="preserve"> PAGEREF _Toc229087342 \h </w:instrText>
+              <w:instrText xml:space="preserve"> PAGEREF _Toc229122123 \h </w:instrText>
             </w:r>
             <w:r>
               <w:rPr>
@@ -1002,7 +1004,7 @@
                 <w:noProof/>
                 <w:webHidden/>
               </w:rPr>
-              <w:t>8</w:t>
+              <w:t>10</w:t>
             </w:r>
             <w:r>
               <w:rPr>
@@ -1029,13 +1031,13 @@
               <w:lang w:eastAsia="de-DE"/>
             </w:rPr>
           </w:pPr>
-          <w:hyperlink w:anchor="_Toc229087343" w:history="1">
+          <w:hyperlink w:anchor="_Toc229122124" w:history="1">
             <w:r>
               <w:rPr>
                 <w:rStyle w:val="Hyperlink"/>
                 <w:noProof/>
               </w:rPr>
-              <w:t>2. Entwicklerdokumentation 2.1 Datenstruktur</w:t>
+              <w:t>2. Entwicklerdokumentation 2.1 Projektstruktur</w:t>
             </w:r>
             <w:r>
               <w:rPr>
@@ -1056,7 +1058,7 @@
                 <w:noProof/>
                 <w:webHidden/>
               </w:rPr>
-              <w:instrText xml:space="preserve"> PAGEREF _Toc229087343 \h </w:instrText>
+              <w:instrText xml:space="preserve"> PAGEREF _Toc229122124 \h </w:instrText>
             </w:r>
             <w:r>
               <w:rPr>
@@ -1076,7 +1078,7 @@
                 <w:noProof/>
                 <w:webHidden/>
               </w:rPr>
-              <w:t>9</w:t>
+              <w:t>11</w:t>
             </w:r>
             <w:r>
               <w:rPr>
@@ -1102,7 +1104,7 @@
               <w:lang w:eastAsia="de-DE"/>
             </w:rPr>
           </w:pPr>
-          <w:hyperlink w:anchor="_Toc229087344" w:history="1">
+          <w:hyperlink w:anchor="_Toc229122125" w:history="1">
             <w:r>
               <w:rPr>
                 <w:rStyle w:val="Hyperlink"/>
@@ -1129,7 +1131,7 @@
                 <w:noProof/>
                 <w:webHidden/>
               </w:rPr>
-              <w:instrText xml:space="preserve"> PAGEREF _Toc229087344 \h </w:instrText>
+              <w:instrText xml:space="preserve"> PAGEREF _Toc229122125 \h </w:instrText>
             </w:r>
             <w:r>
               <w:rPr>
@@ -1149,7 +1151,7 @@
                 <w:noProof/>
                 <w:webHidden/>
               </w:rPr>
-              <w:t>9</w:t>
+              <w:t>11</w:t>
             </w:r>
             <w:r>
               <w:rPr>
@@ -1175,7 +1177,7 @@
               <w:lang w:eastAsia="de-DE"/>
             </w:rPr>
           </w:pPr>
-          <w:hyperlink w:anchor="_Toc229087345" w:history="1">
+          <w:hyperlink w:anchor="_Toc229122126" w:history="1">
             <w:r>
               <w:rPr>
                 <w:rStyle w:val="Hyperlink"/>
@@ -1202,7 +1204,7 @@
                 <w:noProof/>
                 <w:webHidden/>
               </w:rPr>
-              <w:instrText xml:space="preserve"> PAGEREF _Toc229087345 \h </w:instrText>
+              <w:instrText xml:space="preserve"> PAGEREF _Toc229122126 \h </w:instrText>
             </w:r>
             <w:r>
               <w:rPr>
@@ -1222,7 +1224,7 @@
                 <w:noProof/>
                 <w:webHidden/>
               </w:rPr>
-              <w:t>9</w:t>
+              <w:t>12</w:t>
             </w:r>
             <w:r>
               <w:rPr>
@@ -1248,7 +1250,7 @@
               <w:lang w:eastAsia="de-DE"/>
             </w:rPr>
           </w:pPr>
-          <w:hyperlink w:anchor="_Toc229087346" w:history="1">
+          <w:hyperlink w:anchor="_Toc229122127" w:history="1">
             <w:r>
               <w:rPr>
                 <w:rStyle w:val="Hyperlink"/>
@@ -1275,7 +1277,7 @@
                 <w:noProof/>
                 <w:webHidden/>
               </w:rPr>
-              <w:instrText xml:space="preserve"> PAGEREF _Toc229087346 \h </w:instrText>
+              <w:instrText xml:space="preserve"> PAGEREF _Toc229122127 \h </w:instrText>
             </w:r>
             <w:r>
               <w:rPr>
@@ -1295,7 +1297,7 @@
                 <w:noProof/>
                 <w:webHidden/>
               </w:rPr>
-              <w:t>9</w:t>
+              <w:t>13</w:t>
             </w:r>
             <w:r>
               <w:rPr>
@@ -1321,7 +1323,7 @@
               <w:lang w:eastAsia="de-DE"/>
             </w:rPr>
           </w:pPr>
-          <w:hyperlink w:anchor="_Toc229087347" w:history="1">
+          <w:hyperlink w:anchor="_Toc229122128" w:history="1">
             <w:r>
               <w:rPr>
                 <w:rStyle w:val="Hyperlink"/>
@@ -1348,7 +1350,7 @@
                 <w:noProof/>
                 <w:webHidden/>
               </w:rPr>
-              <w:instrText xml:space="preserve"> PAGEREF _Toc229087347 \h </w:instrText>
+              <w:instrText xml:space="preserve"> PAGEREF _Toc229122128 \h </w:instrText>
             </w:r>
             <w:r>
               <w:rPr>
@@ -1368,7 +1370,226 @@
                 <w:noProof/>
                 <w:webHidden/>
               </w:rPr>
-              <w:t>9</w:t>
+              <w:t>14</w:t>
+            </w:r>
+            <w:r>
+              <w:rPr>
+                <w:noProof/>
+                <w:webHidden/>
+              </w:rPr>
+              <w:fldChar w:fldCharType="end"/>
+            </w:r>
+          </w:hyperlink>
+        </w:p>
+        <w:p>
+          <w:pPr>
+            <w:pStyle w:val="Verzeichnis2"/>
+            <w:tabs>
+              <w:tab w:val="right" w:leader="dot" w:pos="9062"/>
+            </w:tabs>
+            <w:rPr>
+              <w:rFonts w:eastAsiaTheme="minorEastAsia"/>
+              <w:noProof/>
+              <w:kern w:val="2"/>
+              <w:sz w:val="24"/>
+              <w:szCs w:val="24"/>
+              <w:lang w:eastAsia="de-DE"/>
+            </w:rPr>
+          </w:pPr>
+          <w:hyperlink w:anchor="_Toc229122129" w:history="1">
+            <w:r>
+              <w:rPr>
+                <w:rStyle w:val="Hyperlink"/>
+                <w:noProof/>
+              </w:rPr>
+              <w:t>2.5.1 Einseitiges Warten</w:t>
+            </w:r>
+            <w:r>
+              <w:rPr>
+                <w:noProof/>
+                <w:webHidden/>
+              </w:rPr>
+              <w:tab/>
+            </w:r>
+            <w:r>
+              <w:rPr>
+                <w:noProof/>
+                <w:webHidden/>
+              </w:rPr>
+              <w:fldChar w:fldCharType="begin"/>
+            </w:r>
+            <w:r>
+              <w:rPr>
+                <w:noProof/>
+                <w:webHidden/>
+              </w:rPr>
+              <w:instrText xml:space="preserve"> PAGEREF _Toc229122129 \h </w:instrText>
+            </w:r>
+            <w:r>
+              <w:rPr>
+                <w:noProof/>
+                <w:webHidden/>
+              </w:rPr>
+            </w:r>
+            <w:r>
+              <w:rPr>
+                <w:noProof/>
+                <w:webHidden/>
+              </w:rPr>
+              <w:fldChar w:fldCharType="separate"/>
+            </w:r>
+            <w:r>
+              <w:rPr>
+                <w:noProof/>
+                <w:webHidden/>
+              </w:rPr>
+              <w:t>15</w:t>
+            </w:r>
+            <w:r>
+              <w:rPr>
+                <w:noProof/>
+                <w:webHidden/>
+              </w:rPr>
+              <w:fldChar w:fldCharType="end"/>
+            </w:r>
+          </w:hyperlink>
+        </w:p>
+        <w:p>
+          <w:pPr>
+            <w:pStyle w:val="Verzeichnis2"/>
+            <w:tabs>
+              <w:tab w:val="right" w:leader="dot" w:pos="9062"/>
+            </w:tabs>
+            <w:rPr>
+              <w:rFonts w:eastAsiaTheme="minorEastAsia"/>
+              <w:noProof/>
+              <w:kern w:val="2"/>
+              <w:sz w:val="24"/>
+              <w:szCs w:val="24"/>
+              <w:lang w:eastAsia="de-DE"/>
+            </w:rPr>
+          </w:pPr>
+          <w:hyperlink w:anchor="_Toc229122130" w:history="1">
+            <w:r>
+              <w:rPr>
+                <w:rStyle w:val="Hyperlink"/>
+                <w:noProof/>
+              </w:rPr>
+              <w:t>2.5.2 Beidseitiges Warten</w:t>
+            </w:r>
+            <w:r>
+              <w:rPr>
+                <w:noProof/>
+                <w:webHidden/>
+              </w:rPr>
+              <w:tab/>
+            </w:r>
+            <w:r>
+              <w:rPr>
+                <w:noProof/>
+                <w:webHidden/>
+              </w:rPr>
+              <w:fldChar w:fldCharType="begin"/>
+            </w:r>
+            <w:r>
+              <w:rPr>
+                <w:noProof/>
+                <w:webHidden/>
+              </w:rPr>
+              <w:instrText xml:space="preserve"> PAGEREF _Toc229122130 \h </w:instrText>
+            </w:r>
+            <w:r>
+              <w:rPr>
+                <w:noProof/>
+                <w:webHidden/>
+              </w:rPr>
+            </w:r>
+            <w:r>
+              <w:rPr>
+                <w:noProof/>
+                <w:webHidden/>
+              </w:rPr>
+              <w:fldChar w:fldCharType="separate"/>
+            </w:r>
+            <w:r>
+              <w:rPr>
+                <w:noProof/>
+                <w:webHidden/>
+              </w:rPr>
+              <w:t>15</w:t>
+            </w:r>
+            <w:r>
+              <w:rPr>
+                <w:noProof/>
+                <w:webHidden/>
+              </w:rPr>
+              <w:fldChar w:fldCharType="end"/>
+            </w:r>
+          </w:hyperlink>
+        </w:p>
+        <w:p>
+          <w:pPr>
+            <w:pStyle w:val="Verzeichnis2"/>
+            <w:tabs>
+              <w:tab w:val="right" w:leader="dot" w:pos="9062"/>
+            </w:tabs>
+            <w:rPr>
+              <w:rFonts w:eastAsiaTheme="minorEastAsia"/>
+              <w:noProof/>
+              <w:kern w:val="2"/>
+              <w:sz w:val="24"/>
+              <w:szCs w:val="24"/>
+              <w:lang w:eastAsia="de-DE"/>
+            </w:rPr>
+          </w:pPr>
+          <w:hyperlink w:anchor="_Toc229122131" w:history="1">
+            <w:r>
+              <w:rPr>
+                <w:rStyle w:val="Hyperlink"/>
+                <w:noProof/>
+              </w:rPr>
+              <w:t>2.5.3 Beidseitiges Warten</w:t>
+            </w:r>
+            <w:r>
+              <w:rPr>
+                <w:noProof/>
+                <w:webHidden/>
+              </w:rPr>
+              <w:tab/>
+            </w:r>
+            <w:r>
+              <w:rPr>
+                <w:noProof/>
+                <w:webHidden/>
+              </w:rPr>
+              <w:fldChar w:fldCharType="begin"/>
+            </w:r>
+            <w:r>
+              <w:rPr>
+                <w:noProof/>
+                <w:webHidden/>
+              </w:rPr>
+              <w:instrText xml:space="preserve"> PAGEREF _Toc229122131 \h </w:instrText>
+            </w:r>
+            <w:r>
+              <w:rPr>
+                <w:noProof/>
+                <w:webHidden/>
+              </w:rPr>
+            </w:r>
+            <w:r>
+              <w:rPr>
+                <w:noProof/>
+                <w:webHidden/>
+              </w:rPr>
+              <w:fldChar w:fldCharType="separate"/>
+            </w:r>
+            <w:r>
+              <w:rPr>
+                <w:noProof/>
+                <w:webHidden/>
+              </w:rPr>
+              <w:t>16</w:t>
             </w:r>
             <w:r>
               <w:rPr>
@@ -1394,7 +1615,7 @@
               <w:lang w:eastAsia="de-DE"/>
             </w:rPr>
           </w:pPr>
-          <w:hyperlink w:anchor="_Toc229087348" w:history="1">
+          <w:hyperlink w:anchor="_Toc229122132" w:history="1">
             <w:r>
               <w:rPr>
                 <w:rStyle w:val="Hyperlink"/>
@@ -1421,7 +1642,7 @@
                 <w:noProof/>
                 <w:webHidden/>
               </w:rPr>
-              <w:instrText xml:space="preserve"> PAGEREF _Toc229087348 \h </w:instrText>
+              <w:instrText xml:space="preserve"> PAGEREF _Toc229122132 \h </w:instrText>
             </w:r>
             <w:r>
               <w:rPr>
@@ -1441,7 +1662,7 @@
                 <w:noProof/>
                 <w:webHidden/>
               </w:rPr>
-              <w:t>10</w:t>
+              <w:t>18</w:t>
             </w:r>
             <w:r>
               <w:rPr>
@@ -1467,7 +1688,7 @@
               <w:lang w:eastAsia="de-DE"/>
             </w:rPr>
           </w:pPr>
-          <w:hyperlink w:anchor="_Toc229087349" w:history="1">
+          <w:hyperlink w:anchor="_Toc229122133" w:history="1">
             <w:r>
               <w:rPr>
                 <w:rStyle w:val="Hyperlink"/>
@@ -1494,7 +1715,7 @@
                 <w:noProof/>
                 <w:webHidden/>
               </w:rPr>
-              <w:instrText xml:space="preserve"> PAGEREF _Toc229087349 \h </w:instrText>
+              <w:instrText xml:space="preserve"> PAGEREF _Toc229122133 \h </w:instrText>
             </w:r>
             <w:r>
               <w:rPr>
@@ -1514,7 +1735,7 @@
                 <w:noProof/>
                 <w:webHidden/>
               </w:rPr>
-              <w:t>10</w:t>
+              <w:t>18</w:t>
             </w:r>
             <w:r>
               <w:rPr>
@@ -1540,7 +1761,7 @@
               <w:lang w:eastAsia="de-DE"/>
             </w:rPr>
           </w:pPr>
-          <w:hyperlink w:anchor="_Toc229087350" w:history="1">
+          <w:hyperlink w:anchor="_Toc229122134" w:history="1">
             <w:r>
               <w:rPr>
                 <w:rStyle w:val="Hyperlink"/>
@@ -1567,7 +1788,7 @@
                 <w:noProof/>
                 <w:webHidden/>
               </w:rPr>
-              <w:instrText xml:space="preserve"> PAGEREF _Toc229087350 \h </w:instrText>
+              <w:instrText xml:space="preserve"> PAGEREF _Toc229122134 \h </w:instrText>
             </w:r>
             <w:r>
               <w:rPr>
@@ -1587,7 +1808,7 @@
                 <w:noProof/>
                 <w:webHidden/>
               </w:rPr>
-              <w:t>10</w:t>
+              <w:t>18</w:t>
             </w:r>
             <w:r>
               <w:rPr>
@@ -1613,7 +1834,7 @@
               <w:lang w:eastAsia="de-DE"/>
             </w:rPr>
           </w:pPr>
-          <w:hyperlink w:anchor="_Toc229087351" w:history="1">
+          <w:hyperlink w:anchor="_Toc229122135" w:history="1">
             <w:r>
               <w:rPr>
                 <w:rStyle w:val="Hyperlink"/>
@@ -1640,7 +1861,7 @@
                 <w:noProof/>
                 <w:webHidden/>
               </w:rPr>
-              <w:instrText xml:space="preserve"> PAGEREF _Toc229087351 \h </w:instrText>
+              <w:instrText xml:space="preserve"> PAGEREF _Toc229122135 \h </w:instrText>
             </w:r>
             <w:r>
               <w:rPr>
@@ -1660,7 +1881,7 @@
                 <w:noProof/>
                 <w:webHidden/>
               </w:rPr>
-              <w:t>10</w:t>
+              <w:t>18</w:t>
             </w:r>
             <w:r>
               <w:rPr>
@@ -1686,7 +1907,7 @@
               <w:lang w:eastAsia="de-DE"/>
             </w:rPr>
           </w:pPr>
-          <w:hyperlink w:anchor="_Toc229087352" w:history="1">
+          <w:hyperlink w:anchor="_Toc229122136" w:history="1">
             <w:r>
               <w:rPr>
                 <w:rStyle w:val="Hyperlink"/>
@@ -1713,7 +1934,7 @@
                 <w:noProof/>
                 <w:webHidden/>
               </w:rPr>
-              <w:instrText xml:space="preserve"> PAGEREF _Toc229087352 \h </w:instrText>
+              <w:instrText xml:space="preserve"> PAGEREF _Toc229122136 \h </w:instrText>
             </w:r>
             <w:r>
               <w:rPr>
@@ -1733,7 +1954,7 @@
                 <w:noProof/>
                 <w:webHidden/>
               </w:rPr>
-              <w:t>10</w:t>
+              <w:t>18</w:t>
             </w:r>
             <w:r>
               <w:rPr>
@@ -1759,7 +1980,7 @@
               <w:lang w:eastAsia="de-DE"/>
             </w:rPr>
           </w:pPr>
-          <w:hyperlink w:anchor="_Toc229087353" w:history="1">
+          <w:hyperlink w:anchor="_Toc229122137" w:history="1">
             <w:r>
               <w:rPr>
                 <w:rStyle w:val="Hyperlink"/>
@@ -1786,7 +2007,7 @@
                 <w:noProof/>
                 <w:webHidden/>
               </w:rPr>
-              <w:instrText xml:space="preserve"> PAGEREF _Toc229087353 \h </w:instrText>
+              <w:instrText xml:space="preserve"> PAGEREF _Toc229122137 \h </w:instrText>
             </w:r>
             <w:r>
               <w:rPr>
@@ -1806,7 +2027,7 @@
                 <w:noProof/>
                 <w:webHidden/>
               </w:rPr>
-              <w:t>10</w:t>
+              <w:t>18</w:t>
             </w:r>
             <w:r>
               <w:rPr>
@@ -1833,7 +2054,7 @@
               <w:lang w:eastAsia="de-DE"/>
             </w:rPr>
           </w:pPr>
-          <w:hyperlink w:anchor="_Toc229087354" w:history="1">
+          <w:hyperlink w:anchor="_Toc229122138" w:history="1">
             <w:r>
               <w:rPr>
                 <w:rStyle w:val="Hyperlink"/>
@@ -1860,7 +2081,7 @@
                 <w:noProof/>
                 <w:webHidden/>
               </w:rPr>
-              <w:instrText xml:space="preserve"> PAGEREF _Toc229087354 \h </w:instrText>
+              <w:instrText xml:space="preserve"> PAGEREF _Toc229122138 \h </w:instrText>
             </w:r>
             <w:r>
               <w:rPr>
@@ -1880,7 +2101,7 @@
                 <w:noProof/>
                 <w:webHidden/>
               </w:rPr>
-              <w:t>11</w:t>
+              <w:t>19</w:t>
             </w:r>
             <w:r>
               <w:rPr>
@@ -1906,7 +2127,7 @@
               <w:lang w:eastAsia="de-DE"/>
             </w:rPr>
           </w:pPr>
-          <w:hyperlink w:anchor="_Toc229087355" w:history="1">
+          <w:hyperlink w:anchor="_Toc229122139" w:history="1">
             <w:r>
               <w:rPr>
                 <w:rStyle w:val="Hyperlink"/>
@@ -1933,7 +2154,7 @@
                 <w:noProof/>
                 <w:webHidden/>
               </w:rPr>
-              <w:instrText xml:space="preserve"> PAGEREF _Toc229087355 \h </w:instrText>
+              <w:instrText xml:space="preserve"> PAGEREF _Toc229122139 \h </w:instrText>
             </w:r>
             <w:r>
               <w:rPr>
@@ -1953,7 +2174,7 @@
                 <w:noProof/>
                 <w:webHidden/>
               </w:rPr>
-              <w:t>11</w:t>
+              <w:t>19</w:t>
             </w:r>
             <w:r>
               <w:rPr>
@@ -1979,7 +2200,7 @@
               <w:lang w:eastAsia="de-DE"/>
             </w:rPr>
           </w:pPr>
-          <w:hyperlink w:anchor="_Toc229087356" w:history="1">
+          <w:hyperlink w:anchor="_Toc229122140" w:history="1">
             <w:r>
               <w:rPr>
                 <w:rStyle w:val="Hyperlink"/>
@@ -2006,7 +2227,7 @@
                 <w:noProof/>
                 <w:webHidden/>
               </w:rPr>
-              <w:instrText xml:space="preserve"> PAGEREF _Toc229087356 \h </w:instrText>
+              <w:instrText xml:space="preserve"> PAGEREF _Toc229122140 \h </w:instrText>
             </w:r>
             <w:r>
               <w:rPr>
@@ -2026,7 +2247,7 @@
                 <w:noProof/>
                 <w:webHidden/>
               </w:rPr>
-              <w:t>11</w:t>
+              <w:t>19</w:t>
             </w:r>
             <w:r>
               <w:rPr>
@@ -2052,7 +2273,7 @@
               <w:lang w:eastAsia="de-DE"/>
             </w:rPr>
           </w:pPr>
-          <w:hyperlink w:anchor="_Toc229087357" w:history="1">
+          <w:hyperlink w:anchor="_Toc229122141" w:history="1">
             <w:r>
               <w:rPr>
                 <w:rStyle w:val="Hyperlink"/>
@@ -2079,7 +2300,7 @@
                 <w:noProof/>
                 <w:webHidden/>
               </w:rPr>
-              <w:instrText xml:space="preserve"> PAGEREF _Toc229087357 \h </w:instrText>
+              <w:instrText xml:space="preserve"> PAGEREF _Toc229122141 \h </w:instrText>
             </w:r>
             <w:r>
               <w:rPr>
@@ -2099,7 +2320,7 @@
                 <w:noProof/>
                 <w:webHidden/>
               </w:rPr>
-              <w:t>11</w:t>
+              <w:t>19</w:t>
             </w:r>
             <w:r>
               <w:rPr>
@@ -2125,7 +2346,7 @@
               <w:lang w:eastAsia="de-DE"/>
             </w:rPr>
           </w:pPr>
-          <w:hyperlink w:anchor="_Toc229087358" w:history="1">
+          <w:hyperlink w:anchor="_Toc229122142" w:history="1">
             <w:r>
               <w:rPr>
                 <w:rStyle w:val="Hyperlink"/>
@@ -2152,7 +2373,7 @@
                 <w:noProof/>
                 <w:webHidden/>
               </w:rPr>
-              <w:instrText xml:space="preserve"> PAGEREF _Toc229087358 \h </w:instrText>
+              <w:instrText xml:space="preserve"> PAGEREF _Toc229122142 \h </w:instrText>
             </w:r>
             <w:r>
               <w:rPr>
@@ -2172,7 +2393,7 @@
                 <w:noProof/>
                 <w:webHidden/>
               </w:rPr>
-              <w:t>11</w:t>
+              <w:t>20</w:t>
             </w:r>
             <w:r>
               <w:rPr>
@@ -2198,7 +2419,7 @@
               <w:lang w:eastAsia="de-DE"/>
             </w:rPr>
           </w:pPr>
-          <w:hyperlink w:anchor="_Toc229087359" w:history="1">
+          <w:hyperlink w:anchor="_Toc229122143" w:history="1">
             <w:r>
               <w:rPr>
                 <w:rStyle w:val="Hyperlink"/>
@@ -2225,7 +2446,7 @@
                 <w:noProof/>
                 <w:webHidden/>
               </w:rPr>
-              <w:instrText xml:space="preserve"> PAGEREF _Toc229087359 \h </w:instrText>
+              <w:instrText xml:space="preserve"> PAGEREF _Toc229122143 \h </w:instrText>
             </w:r>
             <w:r>
               <w:rPr>
@@ -2245,7 +2466,7 @@
                 <w:noProof/>
                 <w:webHidden/>
               </w:rPr>
-              <w:t>12</w:t>
+              <w:t>21</w:t>
             </w:r>
             <w:r>
               <w:rPr>
@@ -2271,7 +2492,7 @@
               <w:lang w:eastAsia="de-DE"/>
             </w:rPr>
           </w:pPr>
-          <w:hyperlink w:anchor="_Toc229087360" w:history="1">
+          <w:hyperlink w:anchor="_Toc229122144" w:history="1">
             <w:r>
               <w:rPr>
                 <w:rStyle w:val="Hyperlink"/>
@@ -2298,7 +2519,7 @@
                 <w:noProof/>
                 <w:webHidden/>
               </w:rPr>
-              <w:instrText xml:space="preserve"> PAGEREF _Toc229087360 \h </w:instrText>
+              <w:instrText xml:space="preserve"> PAGEREF _Toc229122144 \h </w:instrText>
             </w:r>
             <w:r>
               <w:rPr>
@@ -2318,7 +2539,7 @@
                 <w:noProof/>
                 <w:webHidden/>
               </w:rPr>
-              <w:t>13</w:t>
+              <w:t>22</w:t>
             </w:r>
             <w:r>
               <w:rPr>
@@ -2344,7 +2565,7 @@
               <w:lang w:eastAsia="de-DE"/>
             </w:rPr>
           </w:pPr>
-          <w:hyperlink w:anchor="_Toc229087361" w:history="1">
+          <w:hyperlink w:anchor="_Toc229122145" w:history="1">
             <w:r>
               <w:rPr>
                 <w:rStyle w:val="Hyperlink"/>
@@ -2371,7 +2592,7 @@
                 <w:noProof/>
                 <w:webHidden/>
               </w:rPr>
-              <w:instrText xml:space="preserve"> PAGEREF _Toc229087361 \h </w:instrText>
+              <w:instrText xml:space="preserve"> PAGEREF _Toc229122145 \h </w:instrText>
             </w:r>
             <w:r>
               <w:rPr>
@@ -2391,7 +2612,7 @@
                 <w:noProof/>
                 <w:webHidden/>
               </w:rPr>
-              <w:t>14</w:t>
+              <w:t>23</w:t>
             </w:r>
             <w:r>
               <w:rPr>
@@ -2427,7 +2648,7 @@
       <w:pPr>
         <w:pStyle w:val="berschrift1"/>
       </w:pPr>
-      <w:bookmarkStart w:id="0" w:name="_Toc229087334"/>
+      <w:bookmarkStart w:id="0" w:name="_Toc229122115"/>
       <w:r>
         <w:lastRenderedPageBreak/>
         <w:t>1. Aufgabenanalyse</w:t>
@@ -2438,7 +2659,7 @@
       <w:pPr>
         <w:pStyle w:val="berschrift2"/>
       </w:pPr>
-      <w:bookmarkStart w:id="1" w:name="_Toc229087335"/>
+      <w:bookmarkStart w:id="1" w:name="_Toc229122116"/>
       <w:r>
         <w:t>1.1 Interpretation der Aufgabe</w:t>
       </w:r>
@@ -2539,7 +2760,7 @@
       <w:pPr>
         <w:pStyle w:val="berschrift3"/>
       </w:pPr>
-      <w:bookmarkStart w:id="2" w:name="_Toc229087336"/>
+      <w:bookmarkStart w:id="2" w:name="_Toc229122117"/>
       <w:r>
         <w:lastRenderedPageBreak/>
         <w:t>1.2.1 Einlesen der Daten</w:t>
@@ -2790,7 +3011,7 @@
       <w:pPr>
         <w:pStyle w:val="berschrift3"/>
       </w:pPr>
-      <w:bookmarkStart w:id="3" w:name="_Toc229087337"/>
+      <w:bookmarkStart w:id="3" w:name="_Toc229122118"/>
       <w:r>
         <w:t>1.2.2 Kollisionsprüfung</w:t>
       </w:r>
@@ -2933,7 +3154,7 @@
       <w:pPr>
         <w:pStyle w:val="berschrift3"/>
       </w:pPr>
-      <w:bookmarkStart w:id="4" w:name="_Toc229087338"/>
+      <w:bookmarkStart w:id="4" w:name="_Toc229122119"/>
       <w:r>
         <w:lastRenderedPageBreak/>
         <w:t>1.2.3 Lösungsstrategien</w:t>
@@ -3167,21 +3388,7 @@
         <w:rPr>
           <w:bCs/>
         </w:rPr>
-        <w:t xml:space="preserve">. Während der Rückwärts-Iteration über die Strecken, werden wie bei der einfachen Fahrt, die Strecken auf Kollisionen geprüft. Falls eine Kollision gefunden wird, wird allerdings jetzt eine Korrektur vorgenommen. Der Rückfahrtszug, muss warten bis der </w:t>
-      </w:r>
-      <w:proofErr w:type="spellStart"/>
-      <w:r>
-        <w:rPr>
-          <w:bCs/>
-        </w:rPr>
-        <w:t>Hinfahrtszug</w:t>
-      </w:r>
-      <w:proofErr w:type="spellEnd"/>
-      <w:r>
-        <w:rPr>
-          <w:bCs/>
-        </w:rPr>
-        <w:t xml:space="preserve"> in den Bahnhof eingetroffen ist und die Sicherheitswartezeit abgelaufen ist. </w:t>
+        <w:t xml:space="preserve">. Während der Rückwärts-Iteration über die Strecken, werden wie bei der einfachen Fahrt, die Strecken auf Kollisionen geprüft. Falls eine Kollision gefunden wird, wird allerdings jetzt eine Korrektur vorgenommen. Der Rückfahrtszug, muss warten bis der Hinfahrtszug in den Bahnhof eingetroffen ist und die Sicherheitswartezeit abgelaufen ist. </w:t>
       </w:r>
       <w:r>
         <w:rPr>
@@ -3263,7 +3470,7 @@
       <w:pPr>
         <w:pStyle w:val="berschrift3"/>
       </w:pPr>
-      <w:bookmarkStart w:id="5" w:name="_Toc229087339"/>
+      <w:bookmarkStart w:id="5" w:name="_Toc229122120"/>
       <w:r>
         <w:t>1.2.4 Ausgabe der Ergebnisse</w:t>
       </w:r>
@@ -3393,7 +3600,7 @@
       <w:pPr>
         <w:pStyle w:val="berschrift3"/>
       </w:pPr>
-      <w:bookmarkStart w:id="6" w:name="_Toc229087340"/>
+      <w:bookmarkStart w:id="6" w:name="_Toc229122121"/>
       <w:r>
         <w:t>1.2.5 Fehlerbehandlung</w:t>
       </w:r>
@@ -3408,7 +3615,7 @@
       <w:pPr>
         <w:pStyle w:val="berschrift3"/>
       </w:pPr>
-      <w:bookmarkStart w:id="7" w:name="_Toc229087341"/>
+      <w:bookmarkStart w:id="7" w:name="_Toc229122122"/>
       <w:r>
         <w:t>1.2.</w:t>
       </w:r>
@@ -3418,10 +3625,10 @@
       <w:r>
         <w:t xml:space="preserve"> Erläuterung anhand </w:t>
       </w:r>
+      <w:r>
+        <w:t>von Beispielen</w:t>
+      </w:r>
       <w:bookmarkEnd w:id="7"/>
-      <w:r>
-        <w:t>von Beispielen</w:t>
-      </w:r>
     </w:p>
     <w:p>
       <w:pPr>
@@ -3632,7 +3839,6 @@
     </w:p>
     <w:p>
       <w:r>
-        <w:lastRenderedPageBreak/>
         <w:t>Die geplante Abfahrt der Rückfahrt am Bahnhof B</w:t>
       </w:r>
       <w:r>
@@ -3648,11 +3854,785 @@
         <w:t xml:space="preserve"> </w:t>
       </w:r>
       <w:r>
+        <w:t>on Minute 18 auf Minute 38</w:t>
+      </w:r>
+      <w:r>
+        <w:t>,</w:t>
+      </w:r>
+      <w:r>
+        <w:t xml:space="preserve"> nach hinten</w:t>
+      </w:r>
+      <w:r>
+        <w:t>, verschoben</w:t>
+      </w:r>
+      <w:r>
+        <w:t xml:space="preserve">. </w:t>
+      </w:r>
+      <w:r>
+        <w:t>Dadurch entsteht eine</w:t>
+      </w:r>
+      <w:r>
+        <w:t xml:space="preserve"> Wartezeit von exakt 20 Minuten.</w:t>
+      </w:r>
+    </w:p>
+    <w:p/>
+    <w:p>
+      <w:pPr>
+        <w:pStyle w:val="berschrift5"/>
+      </w:pPr>
+      <w:r>
+        <w:t>1.2.6.3 Beidseitiges Warten</w:t>
+      </w:r>
+    </w:p>
+    <w:p>
+      <w:r>
+        <w:t xml:space="preserve">Die Strategie des beidseitigen Wartens wendet ein mehrstufiges Verfahren an. Zur Demonstration </w:t>
+      </w:r>
+      <w:r>
+        <w:t>der zweiten</w:t>
+      </w:r>
+      <w:r>
+        <w:t xml:space="preserve"> Lösungsstufe</w:t>
+      </w:r>
+      <w:r>
+        <w:t>, also</w:t>
+      </w:r>
+      <w:r>
+        <w:t xml:space="preserve"> der</w:t>
+      </w:r>
+      <w:r>
+        <w:t xml:space="preserve"> Lösung durch Verschiebung der Rückfahrt, </w:t>
+      </w:r>
+      <w:r>
+        <w:t>wird das Beispiel „input/Beispiel_Erklaerung_2.txt“ verwendet. Die Route besteht aus den drei Bahnhöfen A, B und C. Die Fahrtdauer zwischen A und B sowie zwischen B und C beträgt jeweils 20 Minuten. Die Einstiegszeit und der Sicherheitsabstand sind auf eine Minute festgelegt. Die Hinfahrt startet planmäßig zur Minute 0.</w:t>
+      </w:r>
+    </w:p>
+    <w:p>
+      <w:r>
+        <w:lastRenderedPageBreak/>
+        <w:t xml:space="preserve">Der Algorithmus berechnet zunächst einen Fahrplan nach dem ASAP-Prinzip der einfachen Fahrt. Die Hinfahrt beginnt in Bahnhof A um 0. Nach 20 Minuten Fahrzeit erreicht der Zug den Bahnhof B zur Minute 20. Es folgt die einminütige Einstiegszeit, sodass die planmäßige Abfahrt in B auf Minute 21 fällt. Nach weiteren 20 Minuten erreicht die Hinfahrt ihren Endbahnhof C zur Minute 41. </w:t>
+      </w:r>
+      <w:r>
+        <w:t>Im Anschluss beginnt die Rückfahrt in Richtung Bahnhof A</w:t>
+      </w:r>
+      <w:r>
+        <w:t>. Der Zug startet frühestmöglich nach Ankunft der Hinfahrt zuzüglich der Einstiegszeit, verlässt den Bahnhof C also zur Minute 42. Die Fahrt</w:t>
+      </w:r>
+      <w:r>
+        <w:t>dauer</w:t>
+      </w:r>
+      <w:r>
+        <w:t xml:space="preserve"> zu</w:t>
+      </w:r>
+      <w:r>
+        <w:t>m</w:t>
+      </w:r>
+      <w:r>
+        <w:t xml:space="preserve"> Bahnhof B </w:t>
+      </w:r>
+      <w:r>
+        <w:t>beträgt</w:t>
+      </w:r>
+      <w:r>
+        <w:t xml:space="preserve"> 20 Minuten, </w:t>
+      </w:r>
+      <w:r>
+        <w:t>wodurch</w:t>
+      </w:r>
+      <w:r>
+        <w:t xml:space="preserve"> sich als Ankunftszeit in B die Minute 2</w:t>
+      </w:r>
+      <w:r>
+        <w:t xml:space="preserve"> ergibt</w:t>
+      </w:r>
+      <w:r>
+        <w:t>. Nach der Einstiegszeit erfolgt die Abfahrt in B zur Minute 3</w:t>
+      </w:r>
+      <w:r>
+        <w:t xml:space="preserve">. </w:t>
+      </w:r>
+    </w:p>
+    <w:p>
+      <w:r>
+        <w:t xml:space="preserve">Der fertig berechnete Streckenabschnitt </w:t>
+      </w:r>
+      <w:r>
+        <w:t xml:space="preserve">zwischen B und C </w:t>
+      </w:r>
+      <w:r>
+        <w:t>wird nun auf Kollision überprüft</w:t>
+      </w:r>
+      <w:r>
+        <w:t xml:space="preserve">. </w:t>
+      </w:r>
+      <w:r>
+        <w:t xml:space="preserve">Die Logik vergleicht das normierte Zeitintervall der Hinfahrt [21, 41] mit dem mathematischen Intervall der Rückfahrt [42, 62]. </w:t>
+      </w:r>
+      <w:r>
+        <w:t xml:space="preserve">Da wieder die Abfahrt noch die Ankunft des Zuges im Intervall des Gegenzuges liegt, findet keine Kollision statt und es wird der nächste Abschnitt untersucht. </w:t>
+      </w:r>
+    </w:p>
+    <w:p>
+      <w:r>
+        <w:t>D</w:t>
+      </w:r>
+      <w:r>
+        <w:t xml:space="preserve">er Streckenabschnitt zwischen A und B für die Rückfahrt </w:t>
+      </w:r>
+      <w:r>
+        <w:t xml:space="preserve">wird </w:t>
+      </w:r>
+      <w:r>
+        <w:t>berechnet und auf Kollisionen geprüft</w:t>
+      </w:r>
+      <w:r>
+        <w:t xml:space="preserve">. </w:t>
+      </w:r>
+      <w:r>
+        <w:t xml:space="preserve">20 Minuten </w:t>
+      </w:r>
+      <w:r>
+        <w:t>nach Abfahrt</w:t>
+      </w:r>
+      <w:r>
+        <w:t xml:space="preserve"> erreicht der </w:t>
+      </w:r>
+      <w:r>
+        <w:t>Rückzug</w:t>
+      </w:r>
+      <w:r>
+        <w:t xml:space="preserve"> den Startbahnhof A zur Minute 23. Nun wird auch diese letzte Strecke auf Kollisionen geprüft. Das Intervall der Hinfahrt erstreckt sich hier von der Abfahrt in A </w:t>
+      </w:r>
+      <w:r>
+        <w:t xml:space="preserve">zur </w:t>
+      </w:r>
+      <w:r>
+        <w:t xml:space="preserve">Minute 0 bis zur Ankunft in B </w:t>
+      </w:r>
+      <w:r>
+        <w:t xml:space="preserve">in der </w:t>
+      </w:r>
+      <w:r>
+        <w:t>Minute 20. Die Rückfahrt plant, denselben Streckenabschnitt in der Gegenrichtung von der Abfahrt in B</w:t>
+      </w:r>
+      <w:r>
+        <w:t xml:space="preserve"> um 3 nach</w:t>
+      </w:r>
+      <w:r>
+        <w:t xml:space="preserve"> bis zur Ankunft in A </w:t>
+      </w:r>
+      <w:r>
+        <w:t xml:space="preserve">zur </w:t>
+      </w:r>
+      <w:r>
+        <w:t>Minute 23 zu belegen, was das Intervall [3, 23] ergibt. Der Algorithmus gleicht diese Intervalle nun ab: Da die Abfahrt der Hinfahrt (0) kleiner als die Ankunft der Rückfahrt (23) ist und gleichzeitig die Abfahrt der Rückfahrt (3) deutlich vor der Ankunft der Hinfahrt (20) stattfinden soll, schlägt die Inklusiv-Bedingung an. Anschaulich bedeutet das, dass sich der Hinzug noch auf der offenen Strecke befindet, während der Gegenzug bereits in Bahnhof B losfährt. Die Kollision wird erfasst und die Strecke A-B wird mit einem Kollisions-</w:t>
+      </w:r>
+      <w:proofErr w:type="spellStart"/>
+      <w:r>
+        <w:t>Flag</w:t>
+      </w:r>
+      <w:proofErr w:type="spellEnd"/>
+      <w:r>
+        <w:t xml:space="preserve"> markiert.</w:t>
+      </w:r>
+    </w:p>
+    <w:p>
+      <w:r>
+        <w:t>Nun beginnt die zweite Lösungsstufe, in der versucht wird die Kollisionen durch Verschiebungen aufzulösen. Es wird von 0-59 über jede mögliche Verschiebung des Starts der Rückfahrt iteriert. Dabei wird für jede Version ein neuer Fahrplan nach dem obigen Schema berechnet. Mit den geänderten Rückfahrtzeiten wird in jeder Iteration untersucht ob Kollisionen vorliegen. Bei der Kollisionsprüfung mit einer Verschiebung von 18 Minuten ergeben sich die folgenden Zei</w:t>
+      </w:r>
+      <w:r>
+        <w:t>tintervalle: Auf der Strecke B – C hat die Hinfahrt das Intervall [21; 41] und die Rückfahrt das Intervall [0; 20]. Anschaulich treffen die Züge hier sicher im Bahnhof aufeinander, es entsteht also keine Kollision. Die Strecke A – B hat auf der Hinfahrt das Intervall [0; 20] und auf der Rückfahrt das Intervall [21; 41]. Eine Kollisionsprüfung ergibt, dass der Fahrplan stabil ist. Da keine Kollisionen und keine Wartezeiten vorliegen erreicht diese Lösung einen perfekten Score von 0.</w:t>
+      </w:r>
+    </w:p>
+    <w:p/>
+    <w:p>
+      <w:r>
+        <w:t>Um den Greedy-Relaxation-Algorithmus der Strategie zu demonstrieren, liegt unter „input/Beispiel_Erklaerung_3.txt“ die folgende Problemsituation vor: Die Route besteht aus den vier Bahnhöfen A, B, C und D. Die Fahrtdauer zwischen A und B beträgt 10 Minuten, zwischen B und C 35 Minuten und zwischen C und D 10 Minuten. Die Einstiegszeit und der Sicherheitsabstand betragen eine Minute. Die Hinfahrt startet zur Minute 0.</w:t>
+      </w:r>
+    </w:p>
+    <w:p>
+      <w:r>
+        <w:t>Der Algorithmus prüft stufenweise zunächst die einfache Fahrt und iteriert dann über alle 60 Verschiebungen der Rückfahrt. Da das Streckennetz jedoch so beschaffen ist, dass reine Startverschiebungen nicht ausreichen, bleiben in jeder Iteration Kollisionen bestehen. Der komplexe Lösungsalgorithmus beginnt.</w:t>
+      </w:r>
+    </w:p>
+    <w:p>
+      <w:r>
+        <w:lastRenderedPageBreak/>
+        <w:t>Zunächst wird nach der Strategie des einseitigen Wartens eine Mindestlösung ermittelt, die es zu schlagen gilt. Bei diesem Fahrplan entsteht eine erzwungene Wartezeit von exakt 38 Minuten, die vollständig auf der Rückfahrt am Bahnhof C eingebaut wird. Diese Lösung erzeugt einen quadratischen Score von 1444 ($38^2$) und dient gleichzeitig auch als Fallback, sollte der Greedy-Relaxation-Algorithmus zu keinem stabilen Ergebnis führen.</w:t>
+      </w:r>
+    </w:p>
+    <w:p>
+      <w:r>
+        <w:t>Der Algorithmus beginnt mit einer Schleife über alle möglichen Startzeitpunkte der Rückfahrt. Zur Veranschaulichung betrachten wir die Iteration, in der die Rückfahrt zur Minute 30 am Endbahnhof D startet. Der berechnete Fahrplan sieht wie folgt aus:</w:t>
+      </w:r>
+    </w:p>
+    <w:p>
+      <w:r>
+        <w:t>Die Hinfahrt startet in A zur Minute 0, verlässt B zur Minute 11, verlässt C zur Minute 47 und erreicht D zur Minute 57.</w:t>
+      </w:r>
+    </w:p>
+    <w:p>
+      <w:r>
+        <w:t>Die Rückfahrt startet in D zur Minute 30, verlässt C zur Minute 41, verlässt B zur Minute 17 und erreicht A zur Minute 27.</w:t>
+      </w:r>
+    </w:p>
+    <w:p>
+      <w:r>
+        <w:t>Dann beginnt eine Schleife, in der chronologisch von der ersten Strecke bis zur letzten Strecke die erste vorkommende Kollision gesucht wird. Auf dem Abschnitt B – C hat die Hinfahrt das Intervall [11; 46] und die Rückfahrt das Intervall [41; 16]. Da sich diese Zeitfenster massiv überschneiden, wird hier die erste Kollision gefunden.</w:t>
+      </w:r>
+    </w:p>
+    <w:p>
+      <w:r>
+        <w:t>Wurde die Kollision gefunden, wird anhand einer Kostenfunktion nach der günstigsten Korrektur gesucht, d.h. es wird entweder auf der Hinfahrt oder auf der Rückfahrt Wartezeit an dieser Stelle eingebaut. Der Algorithmus berechnet, dass die Strecke freigegeben wird, wenn die Hinfahrt 6 Minuten in Bahnhof B wartet (Option A) oder alternativ die Rückfahrt 6 Minuten in Bahnhof C wartet (Option B).</w:t>
+      </w:r>
+    </w:p>
+    <w:p>
+      <w:r>
+        <w:t>Die Kostenfunktion bewertet beide Optionen. Für Option A (Hinfahrt wartet) ergibt sich eine lokale Strafe von 36 ($6^2$). Da bisher keine Wartezeiten existieren, beträgt die Ungleichgewichtsstrafe ebenfalls 36 ($(6-</w:t>
+      </w:r>
+      <w:proofErr w:type="gramStart"/>
+      <w:r>
+        <w:t>0)^</w:t>
+      </w:r>
+      <w:proofErr w:type="gramEnd"/>
+      <w:r>
+        <w:t>2$). Die Gesamtkosten belaufen sich auf 72. Option B (Rückfahrt wartet) erzeugt identische Gesamtkosten von 72. Die Kostenfunktion bewertet diejenige Wahl als günstiger, bei der die Punktzahl geringer ist. Bei Gleichstand, wie in diesem Fall, wählt der Greedy-Algorithmus standardmäßig die Hinfahrt (Option A). Die 6 Minuten Wartezeit werden der Hinfahrt in Bahnhof B zugewiesen.</w:t>
+      </w:r>
+    </w:p>
+    <w:p>
+      <w:r>
+        <w:t>Dieser Prozess wird wiederholt und die Zeiten werden neu berechnet, bis ein stabiler Fahrplan ermittelt wurde. Der Algorithmus tastet sich schrittweise voran und balanciert die benötigten Wartezeiten durch die Ungleichgewichtsstrafe fair auf beide Richtungen aus. Ein Fahrplan gilt dann als stabil, wenn keine Kollisionen mehr vorkommen. Sollte ein stabiler Fahrplan gefunden werden, wird dieser mit dem aktuellen Bestergebnis verglichen. Da die beidseitig verteilten Wartezeiten quadratisch einen deutlich geringeren Score erzielen als die 1444 Strafpunkte der Baseline, wird das Fallback-Ergebnis überschrieben. Am Ende der Iterationen wird der errechnete Fahrplan mit dem niedrigsten Gesamt-Score zurückgegeben.</w:t>
+      </w:r>
+    </w:p>
+    <w:p/>
+    <w:p>
+      <w:pPr>
+        <w:pStyle w:val="berschrift3"/>
+        <w:rPr>
+          <w14:ligatures w14:val="none"/>
+        </w:rPr>
+      </w:pPr>
+      <w:bookmarkStart w:id="8" w:name="_Toc229122123"/>
+      <w:r>
+        <w:t>1.2.</w:t>
+      </w:r>
+      <w:r>
+        <w:t>7</w:t>
+      </w:r>
+      <w:r>
+        <w:t xml:space="preserve"> Nicht-funktionale Anforderungen</w:t>
+      </w:r>
+      <w:bookmarkEnd w:id="8"/>
+    </w:p>
+    <w:p>
+      <w:r>
+        <w:t>Das System soll objekt-orientiert entworfen sein, d.h. konkret, dass das Programm in funktional getrennte Module aufgeteilt sein soll und austausch- und erweiterbare Teile haben</w:t>
+      </w:r>
+      <w:r>
+        <w:t xml:space="preserve">. Ein zentraler Baustein ist die Nutzung des </w:t>
+      </w:r>
+      <w:r>
+        <w:rPr>
+          <w:iCs/>
+        </w:rPr>
+        <w:t>Strategy-Patterns</w:t>
+      </w:r>
+      <w:r>
+        <w:t xml:space="preserve">. Dieses ermöglicht es, verschiedene Algorithmen zur Fahrplanberechnung über ein gemeinsames Interface als beliebig austauschbare Module einzubinden. Dadurch bleibt die Software hochgradig flexibel: </w:t>
+      </w:r>
+      <w:r>
+        <w:t xml:space="preserve">Weitere </w:t>
+      </w:r>
+      <w:r>
+        <w:t>Optimierungsstrategien können jederzeit nahtlos hinzugefügt werden, ohne die bestehende Kernlogik verändern zu müssen</w:t>
+      </w:r>
+      <w:r>
+        <w:t>, diese als Klassen modelliert werden, die die FahrplanStrategie-Schnittstelle implementieren.</w:t>
+      </w:r>
+    </w:p>
+    <w:p>
+      <w:r>
+        <w:lastRenderedPageBreak/>
+        <w:t>Außerdem soll das Programm laufzeittechnisch schnell laufen, da MATSE</w:t>
+      </w:r>
+      <w:r>
+        <w:t xml:space="preserve"> keine Programme nutzen kann, die zu lange brauchen, um Fahrpläne zu ermitteln.</w:t>
+      </w:r>
+    </w:p>
+    <w:p>
+      <w:pPr>
+        <w:rPr>
+          <w:rFonts w:ascii="Arial" w:hAnsi="Arial" w:cs="Arial"/>
+          <w:sz w:val="24"/>
+          <w:szCs w:val="24"/>
+        </w:rPr>
+      </w:pPr>
+      <w:r>
+        <w:rPr>
+          <w:rFonts w:ascii="Arial" w:hAnsi="Arial" w:cs="Arial"/>
+          <w:sz w:val="24"/>
+          <w:szCs w:val="24"/>
+        </w:rPr>
+        <w:br w:type="page" w:clear="all"/>
+      </w:r>
+    </w:p>
+    <w:p>
+      <w:pPr>
+        <w:pStyle w:val="berschrift2"/>
+        <w:rPr>
+          <w:sz w:val="40"/>
+          <w:szCs w:val="40"/>
+        </w:rPr>
+      </w:pPr>
+      <w:bookmarkStart w:id="9" w:name="_Toc229122124"/>
+      <w:r>
+        <w:rPr>
+          <w:rStyle w:val="berschrift1Zchn"/>
+        </w:rPr>
+        <w:lastRenderedPageBreak/>
+        <w:t>2. Entwicklerdokumentation</w:t>
+      </w:r>
+      <w:r>
+        <w:br/>
+        <w:t xml:space="preserve">2.1 </w:t>
+      </w:r>
+      <w:r>
+        <w:t>Projektstruktur</w:t>
+      </w:r>
+      <w:bookmarkEnd w:id="9"/>
+    </w:p>
+    <w:p>
+      <w:r>
+        <w:t xml:space="preserve">Die Architektur der Anwendung folgt einem objektorientierten Design und ist in klar voneinander abgegrenzte Pakete (Packages) unterteilt. Dieser Aufbau nach dem Prinzip der „Separation of Concerns“ stellt sicher, dass Datenhaltung, Ein- und Ausgabelogik sowie die algorithmische Verarbeitung voneinander getrennt sind. Dies erhöht die Wartbarkeit des Codes und ermöglicht eine einfache Erweiterung des Systems. Das Projekt gliedert sich </w:t>
+      </w:r>
+      <w:r>
+        <w:t>in drei zentrale Pakete „</w:t>
+      </w:r>
+      <w:r>
+        <w:rPr>
+          <w:b/>
+        </w:rPr>
+        <w:t>model</w:t>
+      </w:r>
+      <w:r>
+        <w:t>“, „</w:t>
+      </w:r>
+      <w:r>
+        <w:rPr>
+          <w:b/>
+        </w:rPr>
+        <w:t>io</w:t>
+      </w:r>
+      <w:r>
+        <w:t>“ und „</w:t>
+      </w:r>
+      <w:r>
+        <w:rPr>
+          <w:b/>
+        </w:rPr>
+        <w:t>strategie</w:t>
+      </w:r>
+      <w:r>
+        <w:t>“</w:t>
+      </w:r>
+      <w:r>
+        <w:t xml:space="preserve"> die durch eine übergeordnete Steuerungsschicht </w:t>
+      </w:r>
+      <w:r>
+        <w:t>genutzt</w:t>
+      </w:r>
+      <w:r>
+        <w:t xml:space="preserve"> werden.</w:t>
+      </w:r>
+    </w:p>
+    <w:p>
+      <w:r>
+        <w:rPr>
+          <w:bCs/>
+        </w:rPr>
+        <w:t>Das Paket „</w:t>
+      </w:r>
+      <w:r>
+        <w:rPr>
+          <w:b/>
+        </w:rPr>
+        <w:t>eisenbahngesellschaft.model</w:t>
+      </w:r>
+      <w:r>
+        <w:rPr>
+          <w:bCs/>
+        </w:rPr>
+        <w:t>“ bildet die zentrale Datenstruktur ab</w:t>
+      </w:r>
+      <w:r>
+        <w:t>. Es enthält die informationstragenden Fachklassen</w:t>
+      </w:r>
+      <w:r>
+        <w:t xml:space="preserve"> „</w:t>
+      </w:r>
+      <w:r>
+        <w:t>Bahnhof</w:t>
+      </w:r>
+      <w:r>
+        <w:t>“</w:t>
+      </w:r>
+      <w:r>
+        <w:t xml:space="preserve"> und</w:t>
+      </w:r>
+      <w:r>
+        <w:t xml:space="preserve"> „Strecke“</w:t>
+      </w:r>
+      <w:r>
+        <w:t>.</w:t>
+      </w:r>
+      <w:r>
+        <w:t xml:space="preserve"> Diese Klassen bilden Bahnhöfe und die Verbindungsstrecken zwischen je zwei Bahnhöfen ab. </w:t>
+      </w:r>
+      <w:r>
+        <w:t xml:space="preserve">Die </w:t>
+      </w:r>
+      <w:r>
+        <w:t xml:space="preserve">Daten sind dabei so modelliert, dass eine Eisenbahnlinie durch eine Liste von „Strecke“-Objekten in der entsprechenden Reihenfolge dargestellt wird. Durch diese Datenstruktur ergibt sich, dass, außer dem Ersten und dem Letzten, alle Bahnhöfe doppelt abgespeichert werden. Bei der Verarbeitung muss also besondere acht </w:t>
+      </w:r>
+      <w:proofErr w:type="gramStart"/>
+      <w:r>
+        <w:t>darauf gelegt</w:t>
+      </w:r>
+      <w:proofErr w:type="gramEnd"/>
+      <w:r>
+        <w:t xml:space="preserve"> werden, dass die Daten konsistent bleiben.</w:t>
+      </w:r>
+    </w:p>
+    <w:p>
+      <w:r>
+        <w:t xml:space="preserve">Für die Kommunikation mit dem Dateisystem ist das Paket </w:t>
+      </w:r>
+      <w:r>
+        <w:rPr>
+          <w:b/>
+          <w:bCs/>
+        </w:rPr>
+        <w:t>eisenbahngesellschaft.io</w:t>
+      </w:r>
+      <w:r>
+        <w:t xml:space="preserve"> zuständig</w:t>
+      </w:r>
+      <w:r>
+        <w:t xml:space="preserve">. </w:t>
+      </w:r>
+      <w:r>
+        <w:t>Es umfasst Klassen und Schnittstellen</w:t>
+      </w:r>
+      <w:r>
+        <w:t>,</w:t>
+      </w:r>
+      <w:r>
+        <w:t xml:space="preserve"> um Eingabedateien zu parsen, die initialen Modellobjekte zu instanziieren und die final berechneten Fahrpläne in strukturierte </w:t>
+      </w:r>
+      <w:r>
+        <w:t>Text-Dateien</w:t>
+      </w:r>
+      <w:r>
+        <w:t xml:space="preserve"> zu überführen. Durch diese Kapselung bleibt die restliche Anwendung unabhängig vom exakten Dateiformat.</w:t>
+      </w:r>
+    </w:p>
+    <w:p>
+      <w:r>
+        <w:t>D</w:t>
+      </w:r>
+      <w:r>
+        <w:t xml:space="preserve">ie Logik </w:t>
+      </w:r>
+      <w:r>
+        <w:t xml:space="preserve">der algorithmischen Verarbeitung befindet sich im Paket </w:t>
+      </w:r>
+      <w:r>
+        <w:t>„</w:t>
+      </w:r>
+      <w:proofErr w:type="gramStart"/>
+      <w:r>
+        <w:rPr>
+          <w:b/>
+          <w:bCs/>
+        </w:rPr>
+        <w:t>eisenbahngesellschaft.strategie</w:t>
+      </w:r>
+      <w:proofErr w:type="gramEnd"/>
+      <w:r>
+        <w:rPr>
+          <w:b/>
+          <w:bCs/>
+        </w:rPr>
+        <w:t>“</w:t>
+      </w:r>
+      <w:r>
+        <w:t xml:space="preserve">. Hier sind die verschiedenen </w:t>
+      </w:r>
+      <w:r>
+        <w:t>Lösungsstrategien</w:t>
+      </w:r>
+      <w:r>
+        <w:t xml:space="preserve"> zur </w:t>
+      </w:r>
+      <w:r>
+        <w:t>Fahrplanermittlung</w:t>
+      </w:r>
+      <w:r>
+        <w:t xml:space="preserve"> implementiert. Durch die Anwendung des „Strategy-Patterns“ implementieren </w:t>
+      </w:r>
+      <w:r>
+        <w:t>die</w:t>
+      </w:r>
+      <w:r>
+        <w:t xml:space="preserve"> Algorithmen</w:t>
+      </w:r>
+      <w:r>
+        <w:t xml:space="preserve"> </w:t>
+      </w:r>
+      <w:r>
+        <w:t>„Einfache Fahrt“, „Einseitiges Warten“</w:t>
+      </w:r>
+      <w:r>
+        <w:t xml:space="preserve"> und</w:t>
+      </w:r>
+      <w:r>
+        <w:t xml:space="preserve"> „Beidseitiges Warten“ ein gemeinsames Interface. Die Strategien operieren dabei stets auf tiefen Kopien (Deep </w:t>
+      </w:r>
+      <w:proofErr w:type="spellStart"/>
+      <w:r>
+        <w:t>Copies</w:t>
+      </w:r>
+      <w:proofErr w:type="spellEnd"/>
+      <w:r>
+        <w:t>) der Daten, um Seiteneffekte auf den Ursprungsfahrplan zu verhindern.</w:t>
+      </w:r>
+    </w:p>
+    <w:p>
+      <w:r>
+        <w:t xml:space="preserve">Der zentrale Einstiegspunkt der Anwendung ist die </w:t>
+      </w:r>
+      <w:r>
+        <w:t>„</w:t>
+      </w:r>
+      <w:r>
+        <w:rPr>
+          <w:b/>
+          <w:bCs/>
+        </w:rPr>
+        <w:t>Main</w:t>
+      </w:r>
+      <w:r>
+        <w:rPr>
+          <w:b/>
+          <w:bCs/>
+        </w:rPr>
+        <w:t>“</w:t>
+      </w:r>
+      <w:r>
+        <w:t xml:space="preserve">-Klasse. Ihre einzige Aufgabe besteht darin, die Systemargumente </w:t>
+      </w:r>
+      <w:r>
+        <w:t>wie z.B. den Dateipfad zur Eingabedatei</w:t>
+      </w:r>
+      <w:r>
+        <w:t xml:space="preserve"> beim Programmstart entgegenzunehmen und den globalen Anwendungsprozess anzustoßen.</w:t>
+      </w:r>
+    </w:p>
+    <w:p>
+      <w:r>
+        <w:t xml:space="preserve">Die eigentliche Ablaufsteuerung </w:t>
+      </w:r>
+      <w:r>
+        <w:t>findet in der</w:t>
+      </w:r>
+      <w:r>
+        <w:t xml:space="preserve"> Klasse </w:t>
+      </w:r>
+      <w:r>
+        <w:t>„</w:t>
+      </w:r>
+      <w:r>
+        <w:rPr>
+          <w:b/>
+          <w:bCs/>
+        </w:rPr>
+        <w:t>FahrplanErmittler</w:t>
+      </w:r>
+      <w:r>
+        <w:rPr>
+          <w:b/>
+          <w:bCs/>
+        </w:rPr>
+        <w:t xml:space="preserve">“ </w:t>
+      </w:r>
+      <w:r>
+        <w:rPr>
+          <w:bCs/>
+        </w:rPr>
+        <w:t>stat</w:t>
+      </w:r>
+      <w:r>
+        <w:t xml:space="preserve">t. Sie verbindet die drei isolierten Kernpakete miteinander: </w:t>
+      </w:r>
+      <w:r>
+        <w:t>Zunächst wird eine Implementierung des „</w:t>
+      </w:r>
+      <w:proofErr w:type="spellStart"/>
+      <w:r>
+        <w:rPr>
+          <w:b/>
+        </w:rPr>
+        <w:t>InputHandlerInterface</w:t>
+      </w:r>
+      <w:proofErr w:type="spellEnd"/>
+      <w:r>
+        <w:t xml:space="preserve">“ </w:t>
+      </w:r>
+      <w:r>
+        <w:t xml:space="preserve">beauftragt </w:t>
+      </w:r>
+      <w:r>
+        <w:t>eine Textdatei</w:t>
+      </w:r>
+      <w:r>
+        <w:t xml:space="preserve"> </w:t>
+      </w:r>
+      <w:r>
+        <w:t>e</w:t>
+      </w:r>
+      <w:r>
+        <w:t>in</w:t>
+      </w:r>
+      <w:r>
+        <w:t>zu</w:t>
+      </w:r>
+      <w:r>
+        <w:t xml:space="preserve">lesen. Die </w:t>
+      </w:r>
+      <w:r>
+        <w:t xml:space="preserve">wiedergegebenen </w:t>
+      </w:r>
+      <w:r>
+        <w:t xml:space="preserve">Objekte übergibt er anschließend nacheinander an die verschiedenen Lösungsstrategien aus dem strategie-Paket. Sobald alle Strategien ihre Berechnungen abgeschlossen haben, sammelt der Controller die Ergebnisse </w:t>
+      </w:r>
+      <w:r>
+        <w:t>und gibt sie an eine Implementierung des „</w:t>
+      </w:r>
+      <w:proofErr w:type="spellStart"/>
+      <w:r>
+        <w:rPr>
+          <w:b/>
+        </w:rPr>
+        <w:t>OutputHandlerInterface</w:t>
+      </w:r>
+      <w:proofErr w:type="spellEnd"/>
+      <w:r>
+        <w:t>“.</w:t>
+      </w:r>
+    </w:p>
+    <w:p>
+      <w:r>
+        <w:t>Spezifische Ausnahmesituationen, wie etwa fehlerhaft formatierte Eingabedateien, fehlende Verzeichnisse oder Schreibrechte bei</w:t>
+      </w:r>
+      <w:r>
+        <w:t xml:space="preserve"> der Ausgabe</w:t>
+      </w:r>
+      <w:r>
+        <w:t xml:space="preserve">, werden über </w:t>
+      </w:r>
+      <w:r>
+        <w:t>spezifische</w:t>
+      </w:r>
+      <w:r>
+        <w:t xml:space="preserve"> Ausnahmeklassen kontrolliert abgefangen</w:t>
+      </w:r>
+      <w:r>
+        <w:t xml:space="preserve"> und gesammelt in die Konsole ausgegeben.</w:t>
+      </w:r>
+    </w:p>
+    <w:p/>
+    <w:p>
+      <w:pPr>
+        <w:pStyle w:val="berschrift2"/>
+      </w:pPr>
+      <w:bookmarkStart w:id="10" w:name="_Toc229122125"/>
+      <w:r>
+        <w:lastRenderedPageBreak/>
+        <w:t>2.2 Javadocs</w:t>
+      </w:r>
+      <w:bookmarkEnd w:id="10"/>
+    </w:p>
+    <w:p>
+      <w:r>
+        <w:t>Der Source-Code enthält Inline-Kommentare zur Erklärung der Arbeitsschritte. Zusätzlich gibt es JavaDocs, die</w:t>
+      </w:r>
+      <w:r>
+        <w:t xml:space="preserve"> unter „Dokumentation/javadocs/“</w:t>
+      </w:r>
+      <w:r>
+        <w:t xml:space="preserve"> eingesehen werden können. Zum Öffnen sollte die </w:t>
+      </w:r>
+      <w:hyperlink r:id="rId8" w:history="1">
+        <w:r>
+          <w:rPr>
+            <w:rStyle w:val="Hyperlink"/>
+          </w:rPr>
+          <w:t>index.html</w:t>
+        </w:r>
+      </w:hyperlink>
+      <w:r>
+        <w:t xml:space="preserve"> als Einstiegspunkt verwendet werden.</w:t>
+      </w:r>
+    </w:p>
+    <w:p/>
+    <w:p>
+      <w:pPr>
+        <w:rPr>
+          <w:rFonts w:asciiTheme="majorHAnsi" w:eastAsiaTheme="majorEastAsia" w:hAnsiTheme="majorHAnsi" w:cstheme="majorBidi"/>
+          <w:color w:val="00546B" w:themeColor="accent1" w:themeShade="BF"/>
+          <w:sz w:val="32"/>
+          <w:szCs w:val="32"/>
+        </w:rPr>
+      </w:pPr>
+      <w:r>
+        <w:br w:type="page"/>
+      </w:r>
+    </w:p>
+    <w:p>
+      <w:pPr>
+        <w:pStyle w:val="berschrift2"/>
+      </w:pPr>
+      <w:bookmarkStart w:id="11" w:name="_Toc229122126"/>
+      <w:r>
+        <w:lastRenderedPageBreak/>
+        <w:t>2.3 UML-Klassendiagram</w:t>
+      </w:r>
+      <w:r>
+        <w:t>m</w:t>
+      </w:r>
+      <w:bookmarkEnd w:id="11"/>
+    </w:p>
+    <w:p>
+      <w:r>
+        <w:t>Ein UML-Klassendiagramm zur Projektstruktur lässt sich unter „</w:t>
+      </w:r>
+      <w:r>
+        <w:t>Dokumentation\Diagramme\Klassendiagramm</w:t>
+      </w:r>
+      <w:r>
+        <w:t>“ finden.</w:t>
+      </w:r>
+    </w:p>
+    <w:p>
+      <w:r>
+        <w:rPr>
+          <w:noProof/>
+        </w:rPr>
         <w:drawing>
-          <wp:inline distT="0" distB="0" distL="0" distR="0" wp14:anchorId="11FF972F" wp14:editId="06F21090">
+          <wp:inline distT="0" distB="0" distL="0" distR="0" wp14:anchorId="557C2CE8" wp14:editId="12B7DE65">
             <wp:extent cx="5760720" cy="3148965"/>
             <wp:effectExtent l="0" t="0" r="0" b="0"/>
-            <wp:docPr id="1911139775" name="Grafik 1"/>
+            <wp:docPr id="1470223377" name="Grafik 6"/>
             <wp:cNvGraphicFramePr>
               <a:graphicFrameLocks xmlns:a="http://schemas.openxmlformats.org/drawingml/2006/main" noChangeAspect="1"/>
             </wp:cNvGraphicFramePr>
@@ -3660,14 +4640,14 @@
               <a:graphicData uri="http://schemas.openxmlformats.org/drawingml/2006/picture">
                 <pic:pic xmlns:pic="http://schemas.openxmlformats.org/drawingml/2006/picture">
                   <pic:nvPicPr>
-                    <pic:cNvPr id="1911139775" name=""/>
+                    <pic:cNvPr id="1470223377" name="Grafik 1470223377"/>
                     <pic:cNvPicPr/>
                   </pic:nvPicPr>
                   <pic:blipFill>
-                    <a:blip r:embed="rId8">
+                    <a:blip r:embed="rId9">
                       <a:extLst>
                         <a:ext uri="{96DAC541-7B7A-43D3-8B79-37D633B846F1}">
-                          <asvg:svgBlip xmlns:asvg="http://schemas.microsoft.com/office/drawing/2016/SVG/main" r:embed="rId9"/>
+                          <asvg:svgBlip xmlns:asvg="http://schemas.microsoft.com/office/drawing/2016/SVG/main" r:embed="rId10"/>
                         </a:ext>
                       </a:extLst>
                     </a:blip>
@@ -3690,614 +4670,17 @@
           </wp:inline>
         </w:drawing>
       </w:r>
-      <w:r>
-        <w:t>on Minute 18 auf Minute 38</w:t>
-      </w:r>
-      <w:r>
-        <w:t>,</w:t>
-      </w:r>
-      <w:r>
-        <w:t xml:space="preserve"> nach hinten</w:t>
-      </w:r>
-      <w:r>
-        <w:t>, verschoben</w:t>
-      </w:r>
-      <w:r>
-        <w:t xml:space="preserve">. </w:t>
-      </w:r>
-      <w:r>
-        <w:t>Dadurch entsteht eine</w:t>
-      </w:r>
-      <w:r>
-        <w:t xml:space="preserve"> Wartezeit von exakt 20 Minuten.</w:t>
-      </w:r>
-    </w:p>
-    <w:p/>
-    <w:p>
-      <w:pPr>
-        <w:pStyle w:val="berschrift5"/>
-      </w:pPr>
-      <w:r>
-        <w:t>1.2.6.3 Beidseitiges Warten</w:t>
-      </w:r>
-    </w:p>
-    <w:p>
-      <w:r>
-        <w:t>//</w:t>
-      </w:r>
-    </w:p>
-    <w:p>
-      <w:pPr>
-        <w:pStyle w:val="berschrift3"/>
-        <w:rPr>
-          <w14:ligatures w14:val="none"/>
-        </w:rPr>
-      </w:pPr>
-      <w:bookmarkStart w:id="8" w:name="_Toc229087342"/>
-      <w:r>
-        <w:t>1.2.</w:t>
-      </w:r>
-      <w:r>
-        <w:t>7</w:t>
-      </w:r>
-      <w:r>
-        <w:t xml:space="preserve"> Nicht-funktionale Anforderungen</w:t>
-      </w:r>
-      <w:bookmarkEnd w:id="8"/>
-    </w:p>
-    <w:p>
-      <w:r>
-        <w:t>Das System soll objekt-orientiert entworfen sein, d.h. konkret, dass das Programm in funktional getrennte Module aufgeteilt sein soll und austausch- und erweiterbare Teile haben</w:t>
-      </w:r>
-      <w:r>
-        <w:t xml:space="preserve">. Ein zentraler Baustein ist die Nutzung des </w:t>
-      </w:r>
-      <w:r>
-        <w:rPr>
-          <w:iCs/>
-        </w:rPr>
-        <w:t>Strategy-Patterns</w:t>
-      </w:r>
-      <w:r>
-        <w:t xml:space="preserve">. Dieses ermöglicht es, verschiedene Algorithmen zur Fahrplanberechnung über ein gemeinsames Interface als beliebig austauschbare Module einzubinden. Dadurch bleibt die Software hochgradig flexibel: </w:t>
-      </w:r>
-      <w:r>
-        <w:t xml:space="preserve">Weitere </w:t>
-      </w:r>
-      <w:r>
-        <w:t>Optimierungsstrategien können jederzeit nahtlos hinzugefügt werden, ohne die bestehende Kernlogik verändern zu müssen</w:t>
-      </w:r>
-      <w:r>
-        <w:t>, diese als Klassen modelliert werden, die die FahrplanStrategie-Schnittstelle implementieren.</w:t>
-      </w:r>
-    </w:p>
-    <w:p>
-      <w:r>
-        <w:t>Außerdem soll das Programm laufzeittechnisch schnell laufen, da MATSE</w:t>
-      </w:r>
-      <w:r>
-        <w:t xml:space="preserve"> keine Programme nutzen kann, die zu lange brauchen, um Fahrpläne zu ermitteln.</w:t>
-      </w:r>
-    </w:p>
-    <w:p>
-      <w:pPr>
-        <w:rPr>
-          <w:rFonts w:ascii="Arial" w:hAnsi="Arial" w:cs="Arial"/>
-          <w:sz w:val="24"/>
-          <w:szCs w:val="24"/>
-        </w:rPr>
-      </w:pPr>
-      <w:r>
-        <w:rPr>
-          <w:rFonts w:ascii="Arial" w:hAnsi="Arial" w:cs="Arial"/>
-          <w:sz w:val="24"/>
-          <w:szCs w:val="24"/>
-        </w:rPr>
-        <w:br w:type="page" w:clear="all"/>
+    </w:p>
+    <w:p>
+      <w:r>
+        <w:br w:type="page"/>
       </w:r>
     </w:p>
     <w:p>
       <w:pPr>
         <w:pStyle w:val="berschrift2"/>
-        <w:rPr>
-          <w:sz w:val="40"/>
-          <w:szCs w:val="40"/>
-        </w:rPr>
-      </w:pPr>
-      <w:bookmarkStart w:id="9" w:name="_Toc229087343"/>
-      <w:r>
-        <w:rPr>
-          <w:rStyle w:val="berschrift1Zchn"/>
-        </w:rPr>
-        <w:lastRenderedPageBreak/>
-        <w:t>2. Entwicklerdokumentation</w:t>
-      </w:r>
-      <w:r>
-        <w:br/>
-        <w:t xml:space="preserve">2.1 </w:t>
-      </w:r>
-      <w:bookmarkEnd w:id="9"/>
-      <w:r>
-        <w:t>Projektstruktur</w:t>
-      </w:r>
-    </w:p>
-    <w:p>
-      <w:r>
-        <w:t xml:space="preserve">Die Architektur der Anwendung folgt einem objektorientierten Design und ist in klar voneinander abgegrenzte Pakete (Packages) unterteilt. Dieser Aufbau nach dem Prinzip der „Separation of Concerns“ stellt sicher, dass Datenhaltung, Ein- und Ausgabelogik sowie die algorithmische Verarbeitung voneinander getrennt sind. Dies erhöht die Wartbarkeit des Codes und ermöglicht eine einfache Erweiterung des Systems. Das Projekt gliedert sich </w:t>
-      </w:r>
-      <w:r>
-        <w:t>in drei zentrale Pakete „</w:t>
-      </w:r>
-      <w:r>
-        <w:rPr>
-          <w:b/>
-        </w:rPr>
-        <w:t>model</w:t>
-      </w:r>
-      <w:r>
-        <w:t>“, „</w:t>
-      </w:r>
-      <w:r>
-        <w:rPr>
-          <w:b/>
-        </w:rPr>
-        <w:t>io</w:t>
-      </w:r>
-      <w:r>
-        <w:t>“ und „</w:t>
-      </w:r>
-      <w:r>
-        <w:rPr>
-          <w:b/>
-        </w:rPr>
-        <w:t>strategie</w:t>
-      </w:r>
-      <w:r>
-        <w:t>“</w:t>
-      </w:r>
-      <w:r>
-        <w:t xml:space="preserve"> die durch eine übergeordnete Steuerungsschicht </w:t>
-      </w:r>
-      <w:r>
-        <w:t>genutzt</w:t>
-      </w:r>
-      <w:r>
-        <w:t xml:space="preserve"> werden.</w:t>
-      </w:r>
-    </w:p>
-    <w:p>
-      <w:r>
-        <w:rPr>
-          <w:bCs/>
-        </w:rPr>
-        <w:t>Das Paket „</w:t>
-      </w:r>
-      <w:r>
-        <w:rPr>
-          <w:b/>
-        </w:rPr>
-        <w:t>eisenbahngesellschaft.model</w:t>
-      </w:r>
-      <w:r>
-        <w:rPr>
-          <w:bCs/>
-        </w:rPr>
-        <w:t>“ bildet die zentrale Datenstruktur ab</w:t>
-      </w:r>
-      <w:r>
-        <w:t>. Es enthält die informationstragenden Fachklassen</w:t>
-      </w:r>
-      <w:r>
-        <w:t xml:space="preserve"> „</w:t>
-      </w:r>
-      <w:r>
-        <w:t>Bahnhof</w:t>
-      </w:r>
-      <w:r>
-        <w:t>“</w:t>
-      </w:r>
-      <w:r>
-        <w:t xml:space="preserve"> und</w:t>
-      </w:r>
-      <w:r>
-        <w:t xml:space="preserve"> „Strecke“</w:t>
-      </w:r>
-      <w:r>
-        <w:t>.</w:t>
-      </w:r>
-      <w:r>
-        <w:t xml:space="preserve"> Diese Klassen bilden Bahnhöfe und die Verbindungsstrecken zwischen je zwei Bahnhöfen ab. </w:t>
-      </w:r>
-    </w:p>
-    <w:p>
-      <w:r>
-        <w:t xml:space="preserve">Für die Kommunikation mit dem Dateisystem ist das Paket </w:t>
-      </w:r>
-      <w:r>
-        <w:rPr>
-          <w:b/>
-          <w:bCs/>
-        </w:rPr>
-        <w:t>eisenbahngesellschaft.io</w:t>
-      </w:r>
-      <w:r>
-        <w:t xml:space="preserve"> zuständig</w:t>
-      </w:r>
-      <w:r>
-        <w:t xml:space="preserve">. </w:t>
-      </w:r>
-      <w:r>
-        <w:t>Es umfasst Klassen und Schnittstellen</w:t>
-      </w:r>
-      <w:r>
-        <w:t>,</w:t>
-      </w:r>
-      <w:r>
-        <w:t xml:space="preserve"> um Eingabedateien zu parsen, die initialen Modellobjekte zu instanziieren und die final berechneten Fahrpläne in strukturierte </w:t>
-      </w:r>
-      <w:r>
-        <w:t>Text-Dateien</w:t>
-      </w:r>
-      <w:r>
-        <w:t xml:space="preserve"> zu überführen. Durch diese Kapselung bleibt die restliche Anwendung unabhängig vom exakten Dateiformat.</w:t>
-      </w:r>
-    </w:p>
-    <w:p>
-      <w:r>
-        <w:t>D</w:t>
-      </w:r>
-      <w:r>
-        <w:t xml:space="preserve">ie Logik </w:t>
-      </w:r>
-      <w:r>
-        <w:t xml:space="preserve">der algorithmischen Verarbeitung befindet sich im Paket </w:t>
-      </w:r>
-      <w:r>
-        <w:t>„</w:t>
-      </w:r>
-      <w:proofErr w:type="gramStart"/>
-      <w:r>
-        <w:rPr>
-          <w:b/>
-          <w:bCs/>
-        </w:rPr>
-        <w:t>eisenbahngesellschaft.strategie</w:t>
-      </w:r>
-      <w:proofErr w:type="gramEnd"/>
-      <w:r>
-        <w:rPr>
-          <w:b/>
-          <w:bCs/>
-        </w:rPr>
-        <w:t>“</w:t>
-      </w:r>
-      <w:r>
-        <w:t xml:space="preserve">. Hier sind die verschiedenen </w:t>
-      </w:r>
-      <w:r>
-        <w:t>Lösungsstrategien</w:t>
-      </w:r>
-      <w:r>
-        <w:t xml:space="preserve"> zur </w:t>
-      </w:r>
-      <w:r>
-        <w:t>Fahrplanermittlung</w:t>
-      </w:r>
-      <w:r>
-        <w:t xml:space="preserve"> implementiert. Durch die Anwendung des „Strategy-Patterns“ implementieren </w:t>
-      </w:r>
-      <w:r>
-        <w:t>die</w:t>
-      </w:r>
-      <w:r>
-        <w:t xml:space="preserve"> Algorithmen</w:t>
-      </w:r>
-      <w:r>
-        <w:t xml:space="preserve"> </w:t>
-      </w:r>
-      <w:r>
-        <w:t>„Einfache Fahrt“, „Einseitiges Warten“</w:t>
-      </w:r>
-      <w:r>
-        <w:t xml:space="preserve"> und</w:t>
-      </w:r>
-      <w:r>
-        <w:t xml:space="preserve"> „Beidseitiges Warten“ ein gemeinsames Interface. Die Strategien operieren dabei stets auf tiefen Kopien (Deep </w:t>
-      </w:r>
-      <w:proofErr w:type="spellStart"/>
-      <w:r>
-        <w:t>Copies</w:t>
-      </w:r>
-      <w:proofErr w:type="spellEnd"/>
-      <w:r>
-        <w:t>) der Daten, um Seiteneffekte auf den Ursprungsfahrplan zu verhindern.</w:t>
-      </w:r>
-    </w:p>
-    <w:p>
-      <w:r>
-        <w:t xml:space="preserve">Der zentrale Einstiegspunkt der Anwendung ist die </w:t>
-      </w:r>
-      <w:r>
-        <w:t>„</w:t>
-      </w:r>
-      <w:r>
-        <w:rPr>
-          <w:b/>
-          <w:bCs/>
-        </w:rPr>
-        <w:t>Main</w:t>
-      </w:r>
-      <w:r>
-        <w:rPr>
-          <w:b/>
-          <w:bCs/>
-        </w:rPr>
-        <w:t>“</w:t>
-      </w:r>
-      <w:r>
-        <w:t xml:space="preserve">-Klasse. Ihre einzige Aufgabe besteht darin, die Systemargumente </w:t>
-      </w:r>
-      <w:r>
-        <w:t>wie z.B. den Dateipfad zur Eingabedatei</w:t>
-      </w:r>
-      <w:r>
-        <w:t xml:space="preserve"> beim Programmstart entgegenzunehmen und den globalen Anwendungsprozess anzustoßen.</w:t>
-      </w:r>
-    </w:p>
-    <w:p>
-      <w:r>
-        <w:t xml:space="preserve">Die eigentliche Ablaufsteuerung </w:t>
-      </w:r>
-      <w:r>
-        <w:t>findet in der</w:t>
-      </w:r>
-      <w:r>
-        <w:t xml:space="preserve"> Klasse </w:t>
-      </w:r>
-      <w:r>
-        <w:t>„</w:t>
-      </w:r>
-      <w:r>
-        <w:rPr>
-          <w:b/>
-          <w:bCs/>
-        </w:rPr>
-        <w:t>FahrplanErmittler</w:t>
-      </w:r>
-      <w:r>
-        <w:rPr>
-          <w:b/>
-          <w:bCs/>
-        </w:rPr>
-        <w:t xml:space="preserve">“ </w:t>
-      </w:r>
-      <w:r>
-        <w:rPr>
-          <w:bCs/>
-        </w:rPr>
-        <w:t>stat</w:t>
-      </w:r>
-      <w:r>
-        <w:t xml:space="preserve">t. Sie verbindet die drei isolierten Kernpakete miteinander: </w:t>
-      </w:r>
-      <w:r>
-        <w:t>Zunächst wird eine Implementierung des „</w:t>
-      </w:r>
-      <w:proofErr w:type="spellStart"/>
-      <w:r>
-        <w:rPr>
-          <w:b/>
-        </w:rPr>
-        <w:t>InputHandlerInterface</w:t>
-      </w:r>
-      <w:proofErr w:type="spellEnd"/>
-      <w:r>
-        <w:t xml:space="preserve">“ </w:t>
-      </w:r>
-      <w:r>
-        <w:t xml:space="preserve">beauftragt </w:t>
-      </w:r>
-      <w:r>
-        <w:t>eine Textdatei</w:t>
-      </w:r>
-      <w:r>
-        <w:t xml:space="preserve"> </w:t>
-      </w:r>
-      <w:r>
-        <w:t>e</w:t>
-      </w:r>
-      <w:r>
-        <w:t>in</w:t>
-      </w:r>
-      <w:r>
-        <w:t>zu</w:t>
-      </w:r>
-      <w:r>
-        <w:t xml:space="preserve">lesen. Die </w:t>
-      </w:r>
-      <w:r>
-        <w:t xml:space="preserve">wiedergegebenen </w:t>
-      </w:r>
-      <w:r>
-        <w:t xml:space="preserve">Objekte übergibt er anschließend nacheinander an die verschiedenen Lösungsstrategien aus dem strategie-Paket. Sobald alle Strategien ihre Berechnungen abgeschlossen haben, sammelt der Controller die Ergebnisse </w:t>
-      </w:r>
-      <w:r>
-        <w:t>und gibt sie an eine Implementierung des „</w:t>
-      </w:r>
-      <w:proofErr w:type="spellStart"/>
-      <w:r>
-        <w:rPr>
-          <w:b/>
-        </w:rPr>
-        <w:t>OutputHandlerInterface</w:t>
-      </w:r>
-      <w:proofErr w:type="spellEnd"/>
-      <w:r>
-        <w:t>“.</w:t>
-      </w:r>
-    </w:p>
-    <w:p>
-      <w:r>
-        <w:t>Spezifische Ausnahmesituationen, wie etwa fehlerhaft formatierte Eingabedateien, fehlende Verzeichnisse oder Schreibrechte bei</w:t>
-      </w:r>
-      <w:r>
-        <w:t xml:space="preserve"> der Ausgabe</w:t>
-      </w:r>
-      <w:r>
-        <w:t xml:space="preserve">, werden über </w:t>
-      </w:r>
-      <w:r>
-        <w:t>spezifische</w:t>
-      </w:r>
-      <w:r>
-        <w:t xml:space="preserve"> Ausnahmeklassen kontrolliert abgefangen</w:t>
-      </w:r>
-      <w:r>
-        <w:t xml:space="preserve"> und gesammelt in die Konsole ausgegeben.</w:t>
-      </w:r>
-    </w:p>
-    <w:p/>
-    <w:p>
-      <w:pPr>
-        <w:pStyle w:val="berschrift2"/>
-      </w:pPr>
-      <w:bookmarkStart w:id="10" w:name="_Toc229087344"/>
-      <w:r>
-        <w:t>2.2 Javadocs</w:t>
-      </w:r>
-      <w:bookmarkEnd w:id="10"/>
-    </w:p>
-    <w:p>
-      <w:r>
-        <w:t>Der Source-Code enthält Inline-Kommentare zur Erklärung der Arbeitsschritte. Zusätzlich gibt es JavaDocs, die</w:t>
-      </w:r>
-      <w:r>
-        <w:t xml:space="preserve"> unter „Dokumentation/javadocs/“</w:t>
-      </w:r>
-      <w:r>
-        <w:t xml:space="preserve"> eingesehen werden können. Zum Öffnen sollte die </w:t>
-      </w:r>
-      <w:hyperlink r:id="rId10" w:history="1">
-        <w:r>
-          <w:rPr>
-            <w:rStyle w:val="Hyperlink"/>
-          </w:rPr>
-          <w:t>ind</w:t>
-        </w:r>
-        <w:r>
-          <w:rPr>
-            <w:rStyle w:val="Hyperlink"/>
-          </w:rPr>
-          <w:t>e</w:t>
-        </w:r>
-        <w:r>
-          <w:rPr>
-            <w:rStyle w:val="Hyperlink"/>
-          </w:rPr>
-          <w:t>x.html</w:t>
-        </w:r>
-      </w:hyperlink>
-      <w:r>
-        <w:t xml:space="preserve"> als Einstiegspunkt verwendet werden.</w:t>
-      </w:r>
-    </w:p>
-    <w:p/>
-    <w:p>
-      <w:pPr>
-        <w:rPr>
-          <w:rFonts w:asciiTheme="majorHAnsi" w:eastAsiaTheme="majorEastAsia" w:hAnsiTheme="majorHAnsi" w:cstheme="majorBidi"/>
-          <w:color w:val="00546B" w:themeColor="accent1" w:themeShade="BF"/>
-          <w:sz w:val="32"/>
-          <w:szCs w:val="32"/>
-        </w:rPr>
-      </w:pPr>
-      <w:bookmarkStart w:id="11" w:name="_Toc229087345"/>
-      <w:r>
-        <w:br w:type="page"/>
-      </w:r>
-    </w:p>
-    <w:p>
-      <w:pPr>
-        <w:pStyle w:val="berschrift2"/>
-      </w:pPr>
-      <w:r>
-        <w:lastRenderedPageBreak/>
-        <w:t>2.3 UML-Klassendiagram</w:t>
-      </w:r>
-      <w:r>
-        <w:t>m</w:t>
-      </w:r>
-      <w:bookmarkEnd w:id="11"/>
-    </w:p>
-    <w:p>
-      <w:r>
-        <w:t>Ein UML-Klassendiagramm zur Projektstruktur lässt sich unter „</w:t>
-      </w:r>
-      <w:r>
-        <w:t>Dokumentation\Diagramme\Klassendiagramm</w:t>
-      </w:r>
-      <w:r>
-        <w:t>“ finden.</w:t>
-      </w:r>
-    </w:p>
-    <w:p>
-      <w:r>
-        <w:rPr>
-          <w:noProof/>
-        </w:rPr>
-        <w:drawing>
-          <wp:inline distT="0" distB="0" distL="0" distR="0" wp14:anchorId="557C2CE8" wp14:editId="12B7DE65">
-            <wp:extent cx="5760720" cy="3148965"/>
-            <wp:effectExtent l="0" t="0" r="0" b="0"/>
-            <wp:docPr id="1470223377" name="Grafik 6"/>
-            <wp:cNvGraphicFramePr>
-              <a:graphicFrameLocks xmlns:a="http://schemas.openxmlformats.org/drawingml/2006/main" noChangeAspect="1"/>
-            </wp:cNvGraphicFramePr>
-            <a:graphic xmlns:a="http://schemas.openxmlformats.org/drawingml/2006/main">
-              <a:graphicData uri="http://schemas.openxmlformats.org/drawingml/2006/picture">
-                <pic:pic xmlns:pic="http://schemas.openxmlformats.org/drawingml/2006/picture">
-                  <pic:nvPicPr>
-                    <pic:cNvPr id="1470223377" name="Grafik 1470223377"/>
-                    <pic:cNvPicPr/>
-                  </pic:nvPicPr>
-                  <pic:blipFill>
-                    <a:blip r:embed="rId11">
-                      <a:extLst>
-                        <a:ext uri="{96DAC541-7B7A-43D3-8B79-37D633B846F1}">
-                          <asvg:svgBlip xmlns:asvg="http://schemas.microsoft.com/office/drawing/2016/SVG/main" r:embed="rId12"/>
-                        </a:ext>
-                      </a:extLst>
-                    </a:blip>
-                    <a:stretch>
-                      <a:fillRect/>
-                    </a:stretch>
-                  </pic:blipFill>
-                  <pic:spPr>
-                    <a:xfrm>
-                      <a:off x="0" y="0"/>
-                      <a:ext cx="5760720" cy="3148965"/>
-                    </a:xfrm>
-                    <a:prstGeom prst="rect">
-                      <a:avLst/>
-                    </a:prstGeom>
-                  </pic:spPr>
-                </pic:pic>
-              </a:graphicData>
-            </a:graphic>
-          </wp:inline>
-        </w:drawing>
-      </w:r>
-    </w:p>
-    <w:p>
-      <w:r>
-        <w:br w:type="page"/>
-      </w:r>
-    </w:p>
-    <w:p>
-      <w:pPr>
-        <w:pStyle w:val="berschrift2"/>
-      </w:pPr>
-      <w:bookmarkStart w:id="12" w:name="_Toc229087346"/>
+      </w:pPr>
+      <w:bookmarkStart w:id="12" w:name="_Toc229122127"/>
       <w:r>
         <w:lastRenderedPageBreak/>
         <w:t>2.4 UML-Sequenzdiagramm</w:t>
@@ -4336,10 +4719,10 @@
                     <pic:cNvPicPr/>
                   </pic:nvPicPr>
                   <pic:blipFill>
-                    <a:blip r:embed="rId13">
+                    <a:blip r:embed="rId11">
                       <a:extLst>
                         <a:ext uri="{96DAC541-7B7A-43D3-8B79-37D633B846F1}">
-                          <asvg:svgBlip xmlns:asvg="http://schemas.microsoft.com/office/drawing/2016/SVG/main" r:embed="rId14"/>
+                          <asvg:svgBlip xmlns:asvg="http://schemas.microsoft.com/office/drawing/2016/SVG/main" r:embed="rId12"/>
                         </a:ext>
                       </a:extLst>
                     </a:blip>
@@ -4372,7 +4755,6 @@
           <w:szCs w:val="32"/>
         </w:rPr>
       </w:pPr>
-      <w:bookmarkStart w:id="13" w:name="_Toc229087347"/>
       <w:r>
         <w:br w:type="page"/>
       </w:r>
@@ -4381,6 +4763,7 @@
       <w:pPr>
         <w:pStyle w:val="berschrift2"/>
       </w:pPr>
+      <w:bookmarkStart w:id="13" w:name="_Toc229122128"/>
       <w:r>
         <w:lastRenderedPageBreak/>
         <w:t xml:space="preserve">2.5 </w:t>
@@ -4441,9 +4824,9 @@
           <w:rFonts w:ascii="Arial" w:hAnsi="Arial" w:cs="Arial"/>
         </w:rPr>
         <w:sectPr>
-          <w:footerReference w:type="even" r:id="rId15"/>
-          <w:footerReference w:type="default" r:id="rId16"/>
-          <w:footerReference w:type="first" r:id="rId17"/>
+          <w:footerReference w:type="even" r:id="rId13"/>
+          <w:footerReference w:type="default" r:id="rId14"/>
+          <w:footerReference w:type="first" r:id="rId15"/>
           <w:pgSz w:w="11906" w:h="16838"/>
           <w:pgMar w:top="1417" w:right="1417" w:bottom="1134" w:left="1417" w:header="708" w:footer="708" w:gutter="0"/>
           <w:cols w:space="708"/>
@@ -4454,6 +4837,7 @@
       <w:pPr>
         <w:pStyle w:val="berschrift2"/>
       </w:pPr>
+      <w:bookmarkStart w:id="14" w:name="_Toc229122129"/>
       <w:r>
         <w:lastRenderedPageBreak/>
         <w:t>2.5.</w:t>
@@ -4464,6 +4848,7 @@
       <w:r>
         <w:t xml:space="preserve"> Einseitiges Warten</w:t>
       </w:r>
+      <w:bookmarkEnd w:id="14"/>
     </w:p>
     <w:p>
       <w:pPr>
@@ -4494,10 +4879,10 @@
                     <pic:cNvPicPr/>
                   </pic:nvPicPr>
                   <pic:blipFill>
-                    <a:blip r:embed="rId18">
+                    <a:blip r:embed="rId16">
                       <a:extLst>
                         <a:ext uri="{96DAC541-7B7A-43D3-8B79-37D633B846F1}">
-                          <asvg:svgBlip xmlns:asvg="http://schemas.microsoft.com/office/drawing/2016/SVG/main" r:embed="rId19"/>
+                          <asvg:svgBlip xmlns:asvg="http://schemas.microsoft.com/office/drawing/2016/SVG/main" r:embed="rId17"/>
                         </a:ext>
                       </a:extLst>
                     </a:blip>
@@ -4525,6 +4910,7 @@
       <w:pPr>
         <w:pStyle w:val="berschrift2"/>
       </w:pPr>
+      <w:bookmarkStart w:id="15" w:name="_Toc229122130"/>
       <w:r>
         <w:t>2.5.</w:t>
       </w:r>
@@ -4534,6 +4920,7 @@
       <w:r>
         <w:t xml:space="preserve"> Beidseitiges Warten</w:t>
       </w:r>
+      <w:bookmarkEnd w:id="15"/>
     </w:p>
     <w:p>
       <w:pPr>
@@ -4563,10 +4950,10 @@
                     <pic:cNvPicPr/>
                   </pic:nvPicPr>
                   <pic:blipFill>
-                    <a:blip r:embed="rId20">
+                    <a:blip r:embed="rId18">
                       <a:extLst>
                         <a:ext uri="{96DAC541-7B7A-43D3-8B79-37D633B846F1}">
-                          <asvg:svgBlip xmlns:asvg="http://schemas.microsoft.com/office/drawing/2016/SVG/main" r:embed="rId21"/>
+                          <asvg:svgBlip xmlns:asvg="http://schemas.microsoft.com/office/drawing/2016/SVG/main" r:embed="rId19"/>
                         </a:ext>
                       </a:extLst>
                     </a:blip>
@@ -4597,10 +4984,12 @@
       <w:r>
         <w:br w:type="page"/>
       </w:r>
+      <w:bookmarkStart w:id="16" w:name="_Toc229122131"/>
       <w:r>
         <w:lastRenderedPageBreak/>
         <w:t>2.5.3 Beidseitiges Warten</w:t>
       </w:r>
+      <w:bookmarkEnd w:id="16"/>
     </w:p>
     <w:p>
       <w:pPr>
@@ -4644,10 +5033,10 @@
                     <pic:cNvPicPr/>
                   </pic:nvPicPr>
                   <pic:blipFill>
-                    <a:blip r:embed="rId22">
+                    <a:blip r:embed="rId20">
                       <a:extLst>
                         <a:ext uri="{96DAC541-7B7A-43D3-8B79-37D633B846F1}">
-                          <asvg:svgBlip xmlns:asvg="http://schemas.microsoft.com/office/drawing/2016/SVG/main" r:embed="rId23"/>
+                          <asvg:svgBlip xmlns:asvg="http://schemas.microsoft.com/office/drawing/2016/SVG/main" r:embed="rId21"/>
                         </a:ext>
                       </a:extLst>
                     </a:blip>
@@ -4711,7 +5100,6 @@
           <w:cols w:num="2" w:space="708"/>
         </w:sectPr>
       </w:pPr>
-      <w:bookmarkStart w:id="14" w:name="_Toc229087348"/>
     </w:p>
     <w:p>
       <w:pPr>
@@ -4719,13 +5107,14 @@
           <w:rStyle w:val="berschrift1Zchn"/>
         </w:rPr>
       </w:pPr>
+      <w:bookmarkStart w:id="17" w:name="_Toc229122132"/>
       <w:r>
         <w:rPr>
           <w:rStyle w:val="berschrift1Zchn"/>
         </w:rPr>
         <w:t>3. Testdokumentation</w:t>
       </w:r>
-      <w:bookmarkEnd w:id="14"/>
+      <w:bookmarkEnd w:id="17"/>
     </w:p>
     <w:p>
       <w:pPr>
@@ -4736,7 +5125,7 @@
           <w:szCs w:val="32"/>
         </w:rPr>
       </w:pPr>
-      <w:bookmarkStart w:id="15" w:name="_Toc229087349"/>
+      <w:bookmarkStart w:id="18" w:name="_Toc229122133"/>
       <w:r>
         <w:rPr>
           <w:rStyle w:val="berschrift1Zchn"/>
@@ -4745,7 +5134,7 @@
         </w:rPr>
         <w:t>3.1 Diskussion der IHK-Beispiele</w:t>
       </w:r>
-      <w:bookmarkEnd w:id="15"/>
+      <w:bookmarkEnd w:id="18"/>
     </w:p>
     <w:p>
       <w:pPr>
@@ -4779,7 +5168,15 @@
     </w:p>
     <w:p>
       <w:r>
-        <w:t>//</w:t>
+        <w:t>Das IHK-Beispiel 1 findet sich unter „input/Beispiel1.txt“ und seine entsprechende Ausgabedatei findet sich unter „</w:t>
+      </w:r>
+      <w:proofErr w:type="spellStart"/>
+      <w:r>
+        <w:t>output</w:t>
+      </w:r>
+      <w:proofErr w:type="spellEnd"/>
+      <w:r>
+        <w:t>/output_Beispiel1.txt“. Das vom Programm ermittelte Ergebnis stimmt bei allen drei Strategien mit dem Muster-Ergebnis überein.</w:t>
       </w:r>
     </w:p>
     <w:p>
@@ -4814,7 +5211,56 @@
     </w:p>
     <w:p>
       <w:r>
-        <w:t>//</w:t>
+        <w:t xml:space="preserve">Das IHK-Beispiel </w:t>
+      </w:r>
+      <w:r>
+        <w:t>2</w:t>
+      </w:r>
+      <w:r>
+        <w:t xml:space="preserve"> findet sich unter „input/Beispiel</w:t>
+      </w:r>
+      <w:r>
+        <w:t>2</w:t>
+      </w:r>
+      <w:r>
+        <w:t>.txt“ und seine entsprechende Ausgabedatei findet sich unter „</w:t>
+      </w:r>
+      <w:proofErr w:type="spellStart"/>
+      <w:r>
+        <w:t>output</w:t>
+      </w:r>
+      <w:proofErr w:type="spellEnd"/>
+      <w:r>
+        <w:t>/output_Beispiel</w:t>
+      </w:r>
+      <w:r>
+        <w:t>2</w:t>
+      </w:r>
+      <w:r>
+        <w:t xml:space="preserve">.txt“. Das vom Programm ermittelte Ergebnis stimmt bei </w:t>
+      </w:r>
+      <w:r>
+        <w:t>den</w:t>
+      </w:r>
+      <w:r>
+        <w:t xml:space="preserve"> Strategien</w:t>
+      </w:r>
+      <w:r>
+        <w:t xml:space="preserve"> „einfache Fahrt“ und „einseitiges Warten“</w:t>
+      </w:r>
+      <w:r>
+        <w:t xml:space="preserve"> mit dem Muster-Ergebnis überein.</w:t>
+      </w:r>
+      <w:r>
+        <w:t xml:space="preserve"> Die Lösung, die vom Programm mit der Strategie „</w:t>
+      </w:r>
+      <w:proofErr w:type="spellStart"/>
+      <w:r>
+        <w:t>beiseitiges</w:t>
+      </w:r>
+      <w:proofErr w:type="spellEnd"/>
+      <w:r>
+        <w:t xml:space="preserve"> Warten“ bestimmt wurde, weist Unterschiede zum Muster-Ergebnis der IHK auf, allerdings erzielen beide Ergebnisse denselben Score und sind somit gleichwertig.</w:t>
       </w:r>
     </w:p>
     <w:p>
@@ -4833,7 +5279,50 @@
     </w:p>
     <w:p>
       <w:r>
-        <w:t>//</w:t>
+        <w:t>Das IHK-Beispiel 2 findet sich unter „input/Beispiel</w:t>
+      </w:r>
+      <w:r>
+        <w:t>3</w:t>
+      </w:r>
+      <w:r>
+        <w:t>.txt“ und seine entsprechende Ausgabedatei findet sich unter „</w:t>
+      </w:r>
+      <w:proofErr w:type="spellStart"/>
+      <w:r>
+        <w:t>output</w:t>
+      </w:r>
+      <w:proofErr w:type="spellEnd"/>
+      <w:r>
+        <w:t>/output_Beispiel</w:t>
+      </w:r>
+      <w:r>
+        <w:t>3</w:t>
+      </w:r>
+      <w:r>
+        <w:t>.txt“. Das vom Programm ermittelte Ergebnis stimmt</w:t>
+      </w:r>
+      <w:r>
+        <w:t xml:space="preserve"> hier auch</w:t>
+      </w:r>
+      <w:r>
+        <w:t xml:space="preserve"> bei den Strategien „einfache Fahrt“ und „einseitiges Warten“ mit dem Muster-Ergebnis überein. Die Lösung, die vom Programm mit der Strategie „</w:t>
+      </w:r>
+      <w:proofErr w:type="spellStart"/>
+      <w:r>
+        <w:t>beiseitiges</w:t>
+      </w:r>
+      <w:proofErr w:type="spellEnd"/>
+      <w:r>
+        <w:t xml:space="preserve"> Warten“ bestimmt wurde, weist </w:t>
+      </w:r>
+      <w:r>
+        <w:t xml:space="preserve">jedoch </w:t>
+      </w:r>
+      <w:r>
+        <w:t>Unterschiede zum Muster-Ergebnis der IHK auf</w:t>
+      </w:r>
+      <w:r>
+        <w:t>. Diesmal ist die vom Programm ermittelte Lösung zwar schlechter als das Ergebnis der IHK, ist allerdings trotzdem besser als die Lösung des einseitigen Wartens.</w:t>
       </w:r>
     </w:p>
     <w:p>
@@ -4845,7 +5334,7 @@
           <w:szCs w:val="32"/>
         </w:rPr>
       </w:pPr>
-      <w:bookmarkStart w:id="16" w:name="_Toc229087350"/>
+      <w:bookmarkStart w:id="19" w:name="_Toc229122134"/>
       <w:r>
         <w:rPr>
           <w:rStyle w:val="berschrift1Zchn"/>
@@ -4854,8 +5343,180 @@
         </w:rPr>
         <w:t>3.2 Eigene Beispiele</w:t>
       </w:r>
-      <w:bookmarkEnd w:id="16"/>
-    </w:p>
+      <w:bookmarkEnd w:id="19"/>
+    </w:p>
+    <w:p>
+      <w:r>
+        <w:t>Zum Testen des Programms wurden eigene Beispiele geschrieben und vom Programm ausgeführt:</w:t>
+      </w:r>
+      <w:r>
+        <w:br/>
+      </w:r>
+    </w:p>
+    <w:tbl>
+      <w:tblPr>
+        <w:tblStyle w:val="Tabellenraster"/>
+        <w:tblW w:w="0" w:type="auto"/>
+        <w:tblLook w:val="04A0" w:firstRow="1" w:lastRow="0" w:firstColumn="1" w:lastColumn="0" w:noHBand="0" w:noVBand="1"/>
+      </w:tblPr>
+      <w:tblGrid>
+        <w:gridCol w:w="4531"/>
+        <w:gridCol w:w="4531"/>
+      </w:tblGrid>
+      <w:tr>
+        <w:tc>
+          <w:tcPr>
+            <w:tcW w:w="4531" w:type="dxa"/>
+          </w:tcPr>
+          <w:p>
+            <w:pPr>
+              <w:rPr>
+                <w:b/>
+                <w:bCs/>
+                <w:sz w:val="28"/>
+                <w:szCs w:val="28"/>
+              </w:rPr>
+            </w:pPr>
+            <w:r>
+              <w:rPr>
+                <w:b/>
+                <w:bCs/>
+                <w:sz w:val="28"/>
+                <w:szCs w:val="28"/>
+              </w:rPr>
+              <w:t>Eingabedatei</w:t>
+            </w:r>
+          </w:p>
+        </w:tc>
+        <w:tc>
+          <w:tcPr>
+            <w:tcW w:w="4531" w:type="dxa"/>
+          </w:tcPr>
+          <w:p>
+            <w:pPr>
+              <w:rPr>
+                <w:b/>
+                <w:bCs/>
+                <w:sz w:val="28"/>
+                <w:szCs w:val="28"/>
+              </w:rPr>
+            </w:pPr>
+            <w:r>
+              <w:rPr>
+                <w:b/>
+                <w:bCs/>
+                <w:sz w:val="28"/>
+                <w:szCs w:val="28"/>
+              </w:rPr>
+              <w:t>Beschreibung</w:t>
+            </w:r>
+          </w:p>
+        </w:tc>
+      </w:tr>
+      <w:tr>
+        <w:tc>
+          <w:tcPr>
+            <w:tcW w:w="4531" w:type="dxa"/>
+          </w:tcPr>
+          <w:p>
+            <w:r>
+              <w:t>Beispiel_Keine_Kollision.txt</w:t>
+            </w:r>
+          </w:p>
+        </w:tc>
+        <w:tc>
+          <w:tcPr>
+            <w:tcW w:w="4531" w:type="dxa"/>
+          </w:tcPr>
+          <w:p>
+            <w:r>
+              <w:t xml:space="preserve">Beispiel zur Demonstration des Verhaltens der drei Strategien, wenn keine Kollisionen vorkommen. Zu </w:t>
+            </w:r>
+            <w:r>
+              <w:t>erwarten</w:t>
+            </w:r>
+            <w:r>
+              <w:t xml:space="preserve"> ist, dass alle drei Strategien dasselbe Ergebnis liefern.</w:t>
+            </w:r>
+          </w:p>
+        </w:tc>
+      </w:tr>
+      <w:tr>
+        <w:tc>
+          <w:tcPr>
+            <w:tcW w:w="4531" w:type="dxa"/>
+          </w:tcPr>
+          <w:p>
+            <w:r>
+              <w:t>Beispiel_Kollision_Verschiebung.txt</w:t>
+            </w:r>
+          </w:p>
+        </w:tc>
+        <w:tc>
+          <w:tcPr>
+            <w:tcW w:w="4531" w:type="dxa"/>
+          </w:tcPr>
+          <w:p>
+            <w:r>
+              <w:t>Zeigt das Verhalten der Algorithmen, wenn eine Kollision auftritt, die vom dritten Algorithmus durch Verschiebung der Rückfahrt gelöst werden kann. Zu erwarten ist, dass der Algorithmus die Kollisionen markiert, der Zweite Wartezeiten auf der Rückfahrt einbaut und der Dritte die Rückfahrt verzögert, um</w:t>
+            </w:r>
+            <w:r>
+              <w:t xml:space="preserve"> die Wartezeiten zu vermeiden.</w:t>
+            </w:r>
+          </w:p>
+        </w:tc>
+      </w:tr>
+      <w:tr>
+        <w:tc>
+          <w:tcPr>
+            <w:tcW w:w="4531" w:type="dxa"/>
+          </w:tcPr>
+          <w:p>
+            <w:r>
+              <w:t>Beispiel_Kollision_Greedy.txt</w:t>
+            </w:r>
+          </w:p>
+        </w:tc>
+        <w:tc>
+          <w:tcPr>
+            <w:tcW w:w="4531" w:type="dxa"/>
+          </w:tcPr>
+          <w:p>
+            <w:r>
+              <w:t xml:space="preserve">Zeigt das Verhalten des Dritten Algorithmus, wenn eine Kollision nicht durch Verschiebung der Rückfahrt aufgelöst werden kann. Zu erwarten ist, dass der dritte Algorithmus die Wartezeiten auf Hin- </w:t>
+            </w:r>
+            <w:r>
+              <w:lastRenderedPageBreak/>
+              <w:t>und Rückfahrt aufteilt, um den Score zu minimieren</w:t>
+            </w:r>
+          </w:p>
+        </w:tc>
+      </w:tr>
+      <w:tr>
+        <w:tc>
+          <w:tcPr>
+            <w:tcW w:w="4531" w:type="dxa"/>
+          </w:tcPr>
+          <w:p>
+            <w:r>
+              <w:lastRenderedPageBreak/>
+              <w:t>Beispiel_Greedy_Groß.txt</w:t>
+            </w:r>
+          </w:p>
+        </w:tc>
+        <w:tc>
+          <w:tcPr>
+            <w:tcW w:w="4531" w:type="dxa"/>
+          </w:tcPr>
+          <w:p>
+            <w:r>
+              <w:t>Das Beispiel testet die Leistung des Programms an einem etwas größeren Problem. Die Lösung der dritten Strategie erzielt hier einen Score, der etwa einem 40stel des Scores der zweiten Strategie entspricht.</w:t>
+            </w:r>
+          </w:p>
+        </w:tc>
+      </w:tr>
+    </w:tbl>
+    <w:p/>
     <w:p>
       <w:pPr>
         <w:pStyle w:val="berschrift2"/>
@@ -4865,7 +5526,7 @@
           <w:szCs w:val="32"/>
         </w:rPr>
       </w:pPr>
-      <w:bookmarkStart w:id="17" w:name="_Toc229087351"/>
+      <w:bookmarkStart w:id="20" w:name="_Toc229122135"/>
       <w:r>
         <w:rPr>
           <w:rStyle w:val="berschrift1Zchn"/>
@@ -4874,13 +5535,13 @@
         </w:rPr>
         <w:t>3.3 Grenz- und Fehlerfälle</w:t>
       </w:r>
-      <w:bookmarkEnd w:id="17"/>
+      <w:bookmarkEnd w:id="20"/>
     </w:p>
     <w:p>
       <w:pPr>
         <w:pStyle w:val="berschrift3"/>
       </w:pPr>
-      <w:bookmarkStart w:id="18" w:name="_Toc229087352"/>
+      <w:bookmarkStart w:id="21" w:name="_Toc229122136"/>
       <w:r>
         <w:rPr>
           <w:rStyle w:val="berschrift1Zchn"/>
@@ -4890,7 +5551,7 @@
         </w:rPr>
         <w:t>3.3.1 Fehlerfälle</w:t>
       </w:r>
-      <w:bookmarkEnd w:id="18"/>
+      <w:bookmarkEnd w:id="21"/>
     </w:p>
     <w:p>
       <w:pPr>
@@ -4927,28 +5588,40 @@
       <w:tblPr>
         <w:tblStyle w:val="Tabellenraster"/>
         <w:tblW w:w="0" w:type="auto"/>
+        <w:tblLayout w:type="fixed"/>
         <w:tblLook w:val="04A0" w:firstRow="1" w:lastRow="0" w:firstColumn="1" w:lastColumn="0" w:noHBand="0" w:noVBand="1"/>
       </w:tblPr>
       <w:tblGrid>
-        <w:gridCol w:w="2265"/>
-        <w:gridCol w:w="2265"/>
-        <w:gridCol w:w="2266"/>
-        <w:gridCol w:w="2266"/>
+        <w:gridCol w:w="2263"/>
+        <w:gridCol w:w="2871"/>
+        <w:gridCol w:w="1964"/>
+        <w:gridCol w:w="1964"/>
       </w:tblGrid>
       <w:tr>
         <w:tc>
           <w:tcPr>
-            <w:tcW w:w="2265" w:type="dxa"/>
+            <w:tcW w:w="2263" w:type="dxa"/>
+            <w:tcBorders>
+              <w:bottom w:val="single" w:sz="4" w:space="0" w:color="auto"/>
+            </w:tcBorders>
           </w:tcPr>
           <w:p>
             <w:pPr>
               <w:rPr>
                 <w:rFonts w:ascii="Arial" w:hAnsi="Arial" w:cs="Arial"/>
+                <w:b/>
+                <w:bCs/>
+                <w:sz w:val="28"/>
+                <w:szCs w:val="28"/>
               </w:rPr>
             </w:pPr>
             <w:r>
               <w:rPr>
                 <w:rFonts w:ascii="Arial" w:hAnsi="Arial" w:cs="Arial"/>
+                <w:b/>
+                <w:bCs/>
+                <w:sz w:val="28"/>
+                <w:szCs w:val="28"/>
               </w:rPr>
               <w:t>Eingabedatei</w:t>
             </w:r>
@@ -4956,17 +5629,28 @@
         </w:tc>
         <w:tc>
           <w:tcPr>
-            <w:tcW w:w="2265" w:type="dxa"/>
+            <w:tcW w:w="2871" w:type="dxa"/>
+            <w:tcBorders>
+              <w:bottom w:val="single" w:sz="4" w:space="0" w:color="auto"/>
+            </w:tcBorders>
           </w:tcPr>
           <w:p>
             <w:pPr>
               <w:rPr>
                 <w:rFonts w:ascii="Arial" w:hAnsi="Arial" w:cs="Arial"/>
+                <w:b/>
+                <w:bCs/>
+                <w:sz w:val="28"/>
+                <w:szCs w:val="28"/>
               </w:rPr>
             </w:pPr>
             <w:r>
               <w:rPr>
                 <w:rFonts w:ascii="Arial" w:hAnsi="Arial" w:cs="Arial"/>
+                <w:b/>
+                <w:bCs/>
+                <w:sz w:val="28"/>
+                <w:szCs w:val="28"/>
               </w:rPr>
               <w:t>Beschreibung</w:t>
             </w:r>
@@ -4974,37 +5658,109 @@
         </w:tc>
         <w:tc>
           <w:tcPr>
-            <w:tcW w:w="2266" w:type="dxa"/>
+            <w:tcW w:w="1964" w:type="dxa"/>
+            <w:tcBorders>
+              <w:bottom w:val="single" w:sz="4" w:space="0" w:color="auto"/>
+            </w:tcBorders>
           </w:tcPr>
           <w:p>
             <w:pPr>
               <w:rPr>
                 <w:rFonts w:ascii="Arial" w:hAnsi="Arial" w:cs="Arial"/>
+                <w:b/>
+                <w:bCs/>
+                <w:sz w:val="28"/>
+                <w:szCs w:val="28"/>
               </w:rPr>
             </w:pPr>
             <w:r>
               <w:rPr>
                 <w:rFonts w:ascii="Arial" w:hAnsi="Arial" w:cs="Arial"/>
-              </w:rPr>
-              <w:t>Erwartete Aussage</w:t>
+                <w:b/>
+                <w:bCs/>
+                <w:sz w:val="28"/>
+                <w:szCs w:val="28"/>
+              </w:rPr>
+              <w:t>Erwartete Aus</w:t>
+            </w:r>
+            <w:r>
+              <w:rPr>
+                <w:rFonts w:ascii="Arial" w:hAnsi="Arial" w:cs="Arial"/>
+                <w:b/>
+                <w:bCs/>
+                <w:sz w:val="28"/>
+                <w:szCs w:val="28"/>
+              </w:rPr>
+              <w:t>g</w:t>
+            </w:r>
+            <w:r>
+              <w:rPr>
+                <w:rFonts w:ascii="Arial" w:hAnsi="Arial" w:cs="Arial"/>
+                <w:b/>
+                <w:bCs/>
+                <w:sz w:val="28"/>
+                <w:szCs w:val="28"/>
+              </w:rPr>
+              <w:t>a</w:t>
+            </w:r>
+            <w:r>
+              <w:rPr>
+                <w:rFonts w:ascii="Arial" w:hAnsi="Arial" w:cs="Arial"/>
+                <w:b/>
+                <w:bCs/>
+                <w:sz w:val="28"/>
+                <w:szCs w:val="28"/>
+              </w:rPr>
+              <w:t>b</w:t>
+            </w:r>
+            <w:r>
+              <w:rPr>
+                <w:rFonts w:ascii="Arial" w:hAnsi="Arial" w:cs="Arial"/>
+                <w:b/>
+                <w:bCs/>
+                <w:sz w:val="28"/>
+                <w:szCs w:val="28"/>
+              </w:rPr>
+              <w:t>e</w:t>
             </w:r>
           </w:p>
         </w:tc>
         <w:tc>
           <w:tcPr>
-            <w:tcW w:w="2266" w:type="dxa"/>
+            <w:tcW w:w="1964" w:type="dxa"/>
+            <w:tcBorders>
+              <w:bottom w:val="single" w:sz="4" w:space="0" w:color="auto"/>
+            </w:tcBorders>
           </w:tcPr>
           <w:p>
             <w:pPr>
               <w:rPr>
                 <w:rFonts w:ascii="Arial" w:hAnsi="Arial" w:cs="Arial"/>
+                <w:b/>
+                <w:bCs/>
+                <w:sz w:val="28"/>
+                <w:szCs w:val="28"/>
               </w:rPr>
             </w:pPr>
             <w:r>
               <w:rPr>
                 <w:rFonts w:ascii="Arial" w:hAnsi="Arial" w:cs="Arial"/>
-              </w:rPr>
-              <w:t>Tatsächliche Aussage</w:t>
+                <w:b/>
+                <w:bCs/>
+                <w:sz w:val="28"/>
+                <w:szCs w:val="28"/>
+              </w:rPr>
+              <w:t xml:space="preserve">Tatsächliche </w:t>
+            </w:r>
+            <w:r>
+              <w:rPr>
+                <w:rFonts w:ascii="Arial" w:hAnsi="Arial" w:cs="Arial"/>
+                <w:b/>
+                <w:bCs/>
+                <w:sz w:val="28"/>
+                <w:szCs w:val="28"/>
+              </w:rPr>
+              <w:t>Ausgabe</w:t>
             </w:r>
           </w:p>
         </w:tc>
@@ -5012,7 +5768,10 @@
       <w:tr>
         <w:tc>
           <w:tcPr>
-            <w:tcW w:w="2265" w:type="dxa"/>
+            <w:tcW w:w="2263" w:type="dxa"/>
+            <w:tcBorders>
+              <w:top w:val="single" w:sz="4" w:space="0" w:color="auto"/>
+            </w:tcBorders>
           </w:tcPr>
           <w:p>
             <w:pPr>
@@ -5020,11 +5779,20 @@
                 <w:rFonts w:ascii="Arial" w:hAnsi="Arial" w:cs="Arial"/>
               </w:rPr>
             </w:pPr>
+            <w:r>
+              <w:rPr>
+                <w:rFonts w:ascii="Arial" w:hAnsi="Arial" w:cs="Arial"/>
+              </w:rPr>
+              <w:t>Beispiel_Fehler_Abstand_Zu_Groß.txt</w:t>
+            </w:r>
           </w:p>
         </w:tc>
         <w:tc>
           <w:tcPr>
-            <w:tcW w:w="2265" w:type="dxa"/>
+            <w:tcW w:w="2871" w:type="dxa"/>
+            <w:tcBorders>
+              <w:top w:val="single" w:sz="4" w:space="0" w:color="auto"/>
+            </w:tcBorders>
           </w:tcPr>
           <w:p>
             <w:pPr>
@@ -5032,11 +5800,26 @@
                 <w:rFonts w:ascii="Arial" w:hAnsi="Arial" w:cs="Arial"/>
               </w:rPr>
             </w:pPr>
+            <w:r>
+              <w:rPr>
+                <w:rFonts w:ascii="Arial" w:hAnsi="Arial" w:cs="Arial"/>
+              </w:rPr>
+              <w:t xml:space="preserve">Falls die Summe aus Abstand und Sicherheitszeit einer Strecke </w:t>
+            </w:r>
+            <w:r>
+              <w:rPr>
+                <w:rFonts w:ascii="Arial" w:hAnsi="Arial" w:cs="Arial"/>
+              </w:rPr>
+              <w:t>&gt;= 30 ist, ist es mathematisch nicht möglich eine kollisionsfreien Fahrzeitplan zu erstellen</w:t>
+            </w:r>
           </w:p>
         </w:tc>
         <w:tc>
           <w:tcPr>
-            <w:tcW w:w="2266" w:type="dxa"/>
+            <w:tcW w:w="1964" w:type="dxa"/>
+            <w:tcBorders>
+              <w:top w:val="single" w:sz="4" w:space="0" w:color="auto"/>
+            </w:tcBorders>
           </w:tcPr>
           <w:p>
             <w:pPr>
@@ -5044,11 +5827,45 @@
                 <w:rFonts w:ascii="Arial" w:hAnsi="Arial" w:cs="Arial"/>
               </w:rPr>
             </w:pPr>
+            <w:r>
+              <w:rPr>
+                <w:rFonts w:ascii="Arial" w:hAnsi="Arial" w:cs="Arial"/>
+              </w:rPr>
+              <w:t>Es sind Fehler aufgetreten:</w:t>
+            </w:r>
+          </w:p>
+          <w:p>
+            <w:pPr>
+              <w:rPr>
+                <w:rFonts w:ascii="Arial" w:hAnsi="Arial" w:cs="Arial"/>
+              </w:rPr>
+            </w:pPr>
+            <w:r>
+              <w:rPr>
+                <w:rFonts w:ascii="Arial" w:hAnsi="Arial" w:cs="Arial"/>
+              </w:rPr>
+              <w:t>[FEHLER]: Die Summe aus Fahrtdauer und Sicherheitswartezeit darf nicht mehr als 30 Minuten sein. Bit</w:t>
+            </w:r>
+            <w:r>
+              <w:rPr>
+                <w:rFonts w:ascii="Arial" w:hAnsi="Arial" w:cs="Arial"/>
+              </w:rPr>
+              <w:t>t</w:t>
+            </w:r>
+            <w:r>
+              <w:rPr>
+                <w:rFonts w:ascii="Arial" w:hAnsi="Arial" w:cs="Arial"/>
+              </w:rPr>
+              <w:t>e die Strecke: A -&gt; B (32 min) überprüfen.</w:t>
+            </w:r>
           </w:p>
         </w:tc>
         <w:tc>
           <w:tcPr>
-            <w:tcW w:w="2266" w:type="dxa"/>
+            <w:tcW w:w="1964" w:type="dxa"/>
+            <w:tcBorders>
+              <w:top w:val="single" w:sz="4" w:space="0" w:color="auto"/>
+            </w:tcBorders>
           </w:tcPr>
           <w:p>
             <w:pPr>
@@ -5056,13 +5873,44 @@
                 <w:rFonts w:ascii="Arial" w:hAnsi="Arial" w:cs="Arial"/>
               </w:rPr>
             </w:pPr>
+            <w:r>
+              <w:rPr>
+                <w:rFonts w:ascii="Arial" w:hAnsi="Arial" w:cs="Arial"/>
+              </w:rPr>
+              <w:t>Es sind Fehler aufgetreten:</w:t>
+            </w:r>
+          </w:p>
+          <w:p>
+            <w:pPr>
+              <w:rPr>
+                <w:rFonts w:ascii="Arial" w:hAnsi="Arial" w:cs="Arial"/>
+              </w:rPr>
+            </w:pPr>
+            <w:r>
+              <w:rPr>
+                <w:rFonts w:ascii="Arial" w:hAnsi="Arial" w:cs="Arial"/>
+              </w:rPr>
+              <w:t>[FEHLER]: Die Summe aus Fahrtdauer und Sicherheitswartezeit darf nicht mehr als 30 Minuten sein. Bi</w:t>
+            </w:r>
+            <w:r>
+              <w:rPr>
+                <w:rFonts w:ascii="Arial" w:hAnsi="Arial" w:cs="Arial"/>
+              </w:rPr>
+              <w:t>t</w:t>
+            </w:r>
+            <w:r>
+              <w:rPr>
+                <w:rFonts w:ascii="Arial" w:hAnsi="Arial" w:cs="Arial"/>
+              </w:rPr>
+              <w:t>te die Strecke: A -&gt; B (32 min) überprüfen.</w:t>
+            </w:r>
           </w:p>
         </w:tc>
       </w:tr>
       <w:tr>
         <w:tc>
           <w:tcPr>
-            <w:tcW w:w="2265" w:type="dxa"/>
+            <w:tcW w:w="2263" w:type="dxa"/>
           </w:tcPr>
           <w:p>
             <w:pPr>
@@ -5070,11 +5918,17 @@
                 <w:rFonts w:ascii="Arial" w:hAnsi="Arial" w:cs="Arial"/>
               </w:rPr>
             </w:pPr>
+            <w:r>
+              <w:rPr>
+                <w:rFonts w:ascii="Arial" w:hAnsi="Arial" w:cs="Arial"/>
+              </w:rPr>
+              <w:t>Beispiel_Fehler_Abstand_Zu_Klein.txt</w:t>
+            </w:r>
           </w:p>
         </w:tc>
         <w:tc>
           <w:tcPr>
-            <w:tcW w:w="2265" w:type="dxa"/>
+            <w:tcW w:w="2871" w:type="dxa"/>
           </w:tcPr>
           <w:p>
             <w:pPr>
@@ -5082,11 +5936,17 @@
                 <w:rFonts w:ascii="Arial" w:hAnsi="Arial" w:cs="Arial"/>
               </w:rPr>
             </w:pPr>
+            <w:r>
+              <w:rPr>
+                <w:rFonts w:ascii="Arial" w:hAnsi="Arial" w:cs="Arial"/>
+              </w:rPr>
+              <w:t>Die Fahrtdauer einer Teilstrecke muss echt größer 0 sein, da sonst anschaulich zwei Bahnhöfe ineinander liegen würden</w:t>
+            </w:r>
           </w:p>
         </w:tc>
         <w:tc>
           <w:tcPr>
-            <w:tcW w:w="2266" w:type="dxa"/>
+            <w:tcW w:w="1964" w:type="dxa"/>
           </w:tcPr>
           <w:p>
             <w:pPr>
@@ -5094,11 +5954,66 @@
                 <w:rFonts w:ascii="Arial" w:hAnsi="Arial" w:cs="Arial"/>
               </w:rPr>
             </w:pPr>
+            <w:r>
+              <w:rPr>
+                <w:rFonts w:ascii="Arial" w:hAnsi="Arial" w:cs="Arial"/>
+              </w:rPr>
+              <w:t>Es sind Fehler aufgetreten:</w:t>
+            </w:r>
+          </w:p>
+          <w:p>
+            <w:pPr>
+              <w:rPr>
+                <w:rFonts w:ascii="Arial" w:hAnsi="Arial" w:cs="Arial"/>
+              </w:rPr>
+            </w:pPr>
+            <w:r>
+              <w:rPr>
+                <w:rFonts w:ascii="Arial" w:hAnsi="Arial" w:cs="Arial"/>
+              </w:rPr>
+              <w:t>[FEHLER]: Die Fahrtdauer einer Strecke muss mindest</w:t>
+            </w:r>
+            <w:r>
+              <w:rPr>
+                <w:rFonts w:ascii="Arial" w:hAnsi="Arial" w:cs="Arial"/>
+              </w:rPr>
+              <w:t>ens</w:t>
+            </w:r>
+            <w:r>
+              <w:rPr>
+                <w:rFonts w:ascii="Arial" w:hAnsi="Arial" w:cs="Arial"/>
+              </w:rPr>
+              <w:t xml:space="preserve"> 1 Minute betragen.</w:t>
+            </w:r>
+            <w:r>
+              <w:rPr>
+                <w:rFonts w:ascii="Arial" w:hAnsi="Arial" w:cs="Arial"/>
+              </w:rPr>
+              <w:t xml:space="preserve"> </w:t>
+            </w:r>
+            <w:r>
+              <w:rPr>
+                <w:rFonts w:ascii="Arial" w:hAnsi="Arial" w:cs="Arial"/>
+              </w:rPr>
+              <w:t>Bit</w:t>
+            </w:r>
+            <w:r>
+              <w:rPr>
+                <w:rFonts w:ascii="Arial" w:hAnsi="Arial" w:cs="Arial"/>
+              </w:rPr>
+              <w:t>t</w:t>
+            </w:r>
+            <w:r>
+              <w:rPr>
+                <w:rFonts w:ascii="Arial" w:hAnsi="Arial" w:cs="Arial"/>
+              </w:rPr>
+              <w:t>e die Strecke: A -&gt; B (0 min) überprüfen.</w:t>
+            </w:r>
           </w:p>
         </w:tc>
         <w:tc>
           <w:tcPr>
-            <w:tcW w:w="2266" w:type="dxa"/>
+            <w:tcW w:w="1964" w:type="dxa"/>
           </w:tcPr>
           <w:p>
             <w:pPr>
@@ -5106,13 +6021,68 @@
                 <w:rFonts w:ascii="Arial" w:hAnsi="Arial" w:cs="Arial"/>
               </w:rPr>
             </w:pPr>
+            <w:r>
+              <w:rPr>
+                <w:rFonts w:ascii="Arial" w:hAnsi="Arial" w:cs="Arial"/>
+              </w:rPr>
+              <w:t>Es sind Fehler aufgetreten:</w:t>
+            </w:r>
+          </w:p>
+          <w:p>
+            <w:pPr>
+              <w:rPr>
+                <w:rFonts w:ascii="Arial" w:hAnsi="Arial" w:cs="Arial"/>
+              </w:rPr>
+            </w:pPr>
+            <w:r>
+              <w:rPr>
+                <w:rFonts w:ascii="Arial" w:hAnsi="Arial" w:cs="Arial"/>
+              </w:rPr>
+              <w:t>[FEHLER]: Die Fahrtdauer einer Strecke muss mindest</w:t>
+            </w:r>
+            <w:r>
+              <w:rPr>
+                <w:rFonts w:ascii="Arial" w:hAnsi="Arial" w:cs="Arial"/>
+              </w:rPr>
+              <w:t>ens</w:t>
+            </w:r>
+            <w:r>
+              <w:rPr>
+                <w:rFonts w:ascii="Arial" w:hAnsi="Arial" w:cs="Arial"/>
+              </w:rPr>
+              <w:t xml:space="preserve"> 1 Minute betragen.</w:t>
+            </w:r>
+            <w:r>
+              <w:rPr>
+                <w:rFonts w:ascii="Arial" w:hAnsi="Arial" w:cs="Arial"/>
+              </w:rPr>
+              <w:t xml:space="preserve"> </w:t>
+            </w:r>
+            <w:r>
+              <w:rPr>
+                <w:rFonts w:ascii="Arial" w:hAnsi="Arial" w:cs="Arial"/>
+              </w:rPr>
+              <w:t>Bit</w:t>
+            </w:r>
+            <w:r>
+              <w:rPr>
+                <w:rFonts w:ascii="Arial" w:hAnsi="Arial" w:cs="Arial"/>
+              </w:rPr>
+              <w:t>t</w:t>
+            </w:r>
+            <w:r>
+              <w:rPr>
+                <w:rFonts w:ascii="Arial" w:hAnsi="Arial" w:cs="Arial"/>
+              </w:rPr>
+              <w:t>e die Strecke: A -&gt; B (0 min) überprüfen.</w:t>
+            </w:r>
           </w:p>
         </w:tc>
       </w:tr>
       <w:tr>
         <w:tc>
           <w:tcPr>
-            <w:tcW w:w="2265" w:type="dxa"/>
+            <w:tcW w:w="2263" w:type="dxa"/>
           </w:tcPr>
           <w:p>
             <w:pPr>
@@ -5120,11 +6090,17 @@
                 <w:rFonts w:ascii="Arial" w:hAnsi="Arial" w:cs="Arial"/>
               </w:rPr>
             </w:pPr>
+            <w:r>
+              <w:rPr>
+                <w:rFonts w:ascii="Arial" w:hAnsi="Arial" w:cs="Arial"/>
+              </w:rPr>
+              <w:t>Beispiel_Fehler_Bahnhofsanzahl.txt</w:t>
+            </w:r>
           </w:p>
         </w:tc>
         <w:tc>
           <w:tcPr>
-            <w:tcW w:w="2265" w:type="dxa"/>
+            <w:tcW w:w="2871" w:type="dxa"/>
           </w:tcPr>
           <w:p>
             <w:pPr>
@@ -5132,11 +6108,17 @@
                 <w:rFonts w:ascii="Arial" w:hAnsi="Arial" w:cs="Arial"/>
               </w:rPr>
             </w:pPr>
+            <w:r>
+              <w:rPr>
+                <w:rFonts w:ascii="Arial" w:hAnsi="Arial" w:cs="Arial"/>
+              </w:rPr>
+              <w:t>Die Anzahl der angegebenen Bahnhöfe muss mindestens 2 betragen.</w:t>
+            </w:r>
           </w:p>
         </w:tc>
         <w:tc>
           <w:tcPr>
-            <w:tcW w:w="2266" w:type="dxa"/>
+            <w:tcW w:w="1964" w:type="dxa"/>
           </w:tcPr>
           <w:p>
             <w:pPr>
@@ -5144,11 +6126,30 @@
                 <w:rFonts w:ascii="Arial" w:hAnsi="Arial" w:cs="Arial"/>
               </w:rPr>
             </w:pPr>
+            <w:r>
+              <w:rPr>
+                <w:rFonts w:ascii="Arial" w:hAnsi="Arial" w:cs="Arial"/>
+              </w:rPr>
+              <w:t>Es sind Fehler aufgetreten:</w:t>
+            </w:r>
+          </w:p>
+          <w:p>
+            <w:pPr>
+              <w:rPr>
+                <w:rFonts w:ascii="Arial" w:hAnsi="Arial" w:cs="Arial"/>
+              </w:rPr>
+            </w:pPr>
+            <w:r>
+              <w:rPr>
+                <w:rFonts w:ascii="Arial" w:hAnsi="Arial" w:cs="Arial"/>
+              </w:rPr>
+              <w:t>[FEHLER]: Es müssen mindestens zwei Bahnhöfe angegeben werden.</w:t>
+            </w:r>
           </w:p>
         </w:tc>
         <w:tc>
           <w:tcPr>
-            <w:tcW w:w="2266" w:type="dxa"/>
+            <w:tcW w:w="1964" w:type="dxa"/>
           </w:tcPr>
           <w:p>
             <w:pPr>
@@ -5156,6 +6157,367 @@
                 <w:rFonts w:ascii="Arial" w:hAnsi="Arial" w:cs="Arial"/>
               </w:rPr>
             </w:pPr>
+            <w:r>
+              <w:rPr>
+                <w:rFonts w:ascii="Arial" w:hAnsi="Arial" w:cs="Arial"/>
+              </w:rPr>
+              <w:t>Es sind Fehler aufgetreten:</w:t>
+            </w:r>
+          </w:p>
+          <w:p>
+            <w:pPr>
+              <w:rPr>
+                <w:rFonts w:ascii="Arial" w:hAnsi="Arial" w:cs="Arial"/>
+              </w:rPr>
+            </w:pPr>
+            <w:r>
+              <w:rPr>
+                <w:rFonts w:ascii="Arial" w:hAnsi="Arial" w:cs="Arial"/>
+              </w:rPr>
+              <w:t>[FEHLER]: Es müssen mindestens zwei Bahnhöfe angegeben werden.</w:t>
+            </w:r>
+          </w:p>
+        </w:tc>
+      </w:tr>
+      <w:tr>
+        <w:tc>
+          <w:tcPr>
+            <w:tcW w:w="2263" w:type="dxa"/>
+          </w:tcPr>
+          <w:p>
+            <w:pPr>
+              <w:rPr>
+                <w:rFonts w:ascii="Arial" w:hAnsi="Arial" w:cs="Arial"/>
+              </w:rPr>
+            </w:pPr>
+            <w:r>
+              <w:rPr>
+                <w:rFonts w:ascii="Arial" w:hAnsi="Arial" w:cs="Arial"/>
+              </w:rPr>
+              <w:t>Beispiel_Fehler_Abstandsanzahl.txt</w:t>
+            </w:r>
+          </w:p>
+        </w:tc>
+        <w:tc>
+          <w:tcPr>
+            <w:tcW w:w="2871" w:type="dxa"/>
+          </w:tcPr>
+          <w:p>
+            <w:pPr>
+              <w:rPr>
+                <w:rFonts w:ascii="Arial" w:hAnsi="Arial" w:cs="Arial"/>
+              </w:rPr>
+            </w:pPr>
+            <w:r>
+              <w:rPr>
+                <w:rFonts w:ascii="Arial" w:hAnsi="Arial" w:cs="Arial"/>
+              </w:rPr>
+              <w:t>Die Anzahl der Abstände muss genau 1 weniger als die Anzahl der Bahnhöfe sein.</w:t>
+            </w:r>
+          </w:p>
+        </w:tc>
+        <w:tc>
+          <w:tcPr>
+            <w:tcW w:w="1964" w:type="dxa"/>
+          </w:tcPr>
+          <w:p>
+            <w:pPr>
+              <w:rPr>
+                <w:rFonts w:ascii="Arial" w:hAnsi="Arial" w:cs="Arial"/>
+              </w:rPr>
+            </w:pPr>
+            <w:r>
+              <w:rPr>
+                <w:rFonts w:ascii="Arial" w:hAnsi="Arial" w:cs="Arial"/>
+              </w:rPr>
+              <w:t>Es sind Fehler aufgetreten:</w:t>
+            </w:r>
+          </w:p>
+          <w:p>
+            <w:pPr>
+              <w:rPr>
+                <w:rFonts w:ascii="Arial" w:hAnsi="Arial" w:cs="Arial"/>
+              </w:rPr>
+            </w:pPr>
+            <w:r>
+              <w:rPr>
+                <w:rFonts w:ascii="Arial" w:hAnsi="Arial" w:cs="Arial"/>
+              </w:rPr>
+              <w:t xml:space="preserve">[FEHLER]: Die Anzahl der Abstände passt </w:t>
+            </w:r>
+            <w:r>
+              <w:rPr>
+                <w:rFonts w:ascii="Arial" w:hAnsi="Arial" w:cs="Arial"/>
+              </w:rPr>
+              <w:lastRenderedPageBreak/>
+              <w:t>nicht zur Anzahl der Bahnhöfe.</w:t>
+            </w:r>
+          </w:p>
+        </w:tc>
+        <w:tc>
+          <w:tcPr>
+            <w:tcW w:w="1964" w:type="dxa"/>
+          </w:tcPr>
+          <w:p>
+            <w:pPr>
+              <w:rPr>
+                <w:rFonts w:ascii="Arial" w:hAnsi="Arial" w:cs="Arial"/>
+              </w:rPr>
+            </w:pPr>
+            <w:r>
+              <w:rPr>
+                <w:rFonts w:ascii="Arial" w:hAnsi="Arial" w:cs="Arial"/>
+              </w:rPr>
+              <w:lastRenderedPageBreak/>
+              <w:t>Es sind Fehler aufgetreten:</w:t>
+            </w:r>
+          </w:p>
+          <w:p>
+            <w:pPr>
+              <w:rPr>
+                <w:rFonts w:ascii="Arial" w:hAnsi="Arial" w:cs="Arial"/>
+              </w:rPr>
+            </w:pPr>
+            <w:r>
+              <w:rPr>
+                <w:rFonts w:ascii="Arial" w:hAnsi="Arial" w:cs="Arial"/>
+              </w:rPr>
+              <w:t xml:space="preserve">[FEHLER]: Die Anzahl der Abstände passt </w:t>
+            </w:r>
+            <w:r>
+              <w:rPr>
+                <w:rFonts w:ascii="Arial" w:hAnsi="Arial" w:cs="Arial"/>
+              </w:rPr>
+              <w:lastRenderedPageBreak/>
+              <w:t>nicht zur Anzahl der Bahnhöfe.</w:t>
+            </w:r>
+          </w:p>
+        </w:tc>
+      </w:tr>
+      <w:tr>
+        <w:tc>
+          <w:tcPr>
+            <w:tcW w:w="2263" w:type="dxa"/>
+          </w:tcPr>
+          <w:p>
+            <w:pPr>
+              <w:rPr>
+                <w:rFonts w:ascii="Arial" w:hAnsi="Arial" w:cs="Arial"/>
+              </w:rPr>
+            </w:pPr>
+            <w:r>
+              <w:rPr>
+                <w:rFonts w:ascii="Arial" w:hAnsi="Arial" w:cs="Arial"/>
+              </w:rPr>
+              <w:lastRenderedPageBreak/>
+              <w:t>Beispiel_Fehler_Falsches_Format.txt</w:t>
+            </w:r>
+          </w:p>
+        </w:tc>
+        <w:tc>
+          <w:tcPr>
+            <w:tcW w:w="2871" w:type="dxa"/>
+          </w:tcPr>
+          <w:p>
+            <w:pPr>
+              <w:rPr>
+                <w:rFonts w:ascii="Arial" w:hAnsi="Arial" w:cs="Arial"/>
+              </w:rPr>
+            </w:pPr>
+            <w:r>
+              <w:rPr>
+                <w:rFonts w:ascii="Arial" w:hAnsi="Arial" w:cs="Arial"/>
+              </w:rPr>
+              <w:t>Der Fehlerfall tritt auf, wenn zu wenige oder zu viele Zeilen vorhanden sind.</w:t>
+            </w:r>
+          </w:p>
+        </w:tc>
+        <w:tc>
+          <w:tcPr>
+            <w:tcW w:w="1964" w:type="dxa"/>
+          </w:tcPr>
+          <w:p>
+            <w:pPr>
+              <w:rPr>
+                <w:rFonts w:ascii="Arial" w:hAnsi="Arial" w:cs="Arial"/>
+              </w:rPr>
+            </w:pPr>
+            <w:r>
+              <w:rPr>
+                <w:rFonts w:ascii="Arial" w:hAnsi="Arial" w:cs="Arial"/>
+              </w:rPr>
+              <w:t>Es sind Fehler aufgetreten:</w:t>
+            </w:r>
+          </w:p>
+          <w:p>
+            <w:pPr>
+              <w:rPr>
+                <w:rFonts w:ascii="Arial" w:hAnsi="Arial" w:cs="Arial"/>
+              </w:rPr>
+            </w:pPr>
+            <w:r>
+              <w:rPr>
+                <w:rFonts w:ascii="Arial" w:hAnsi="Arial" w:cs="Arial"/>
+              </w:rPr>
+              <w:t>[FEHLER]: Eingabedatei ist entweder leer oder hat nicht das erwartete Format (6 relevante Zeilen).</w:t>
+            </w:r>
+          </w:p>
+        </w:tc>
+        <w:tc>
+          <w:tcPr>
+            <w:tcW w:w="1964" w:type="dxa"/>
+          </w:tcPr>
+          <w:p>
+            <w:pPr>
+              <w:rPr>
+                <w:rFonts w:ascii="Arial" w:hAnsi="Arial" w:cs="Arial"/>
+              </w:rPr>
+            </w:pPr>
+            <w:r>
+              <w:rPr>
+                <w:rFonts w:ascii="Arial" w:hAnsi="Arial" w:cs="Arial"/>
+              </w:rPr>
+              <w:t>Es sind Fehler aufgetreten:</w:t>
+            </w:r>
+          </w:p>
+          <w:p>
+            <w:pPr>
+              <w:rPr>
+                <w:rFonts w:ascii="Arial" w:hAnsi="Arial" w:cs="Arial"/>
+              </w:rPr>
+            </w:pPr>
+            <w:r>
+              <w:rPr>
+                <w:rFonts w:ascii="Arial" w:hAnsi="Arial" w:cs="Arial"/>
+              </w:rPr>
+              <w:t>[FEHLER]: Eingabedatei ist entweder leer oder hat nicht das erwartete Format (6 relevante Zeilen).</w:t>
+            </w:r>
+          </w:p>
+        </w:tc>
+      </w:tr>
+      <w:tr>
+        <w:tc>
+          <w:tcPr>
+            <w:tcW w:w="2263" w:type="dxa"/>
+          </w:tcPr>
+          <w:p>
+            <w:pPr>
+              <w:rPr>
+                <w:rFonts w:ascii="Arial" w:hAnsi="Arial" w:cs="Arial"/>
+              </w:rPr>
+            </w:pPr>
+            <w:r>
+              <w:rPr>
+                <w:rFonts w:ascii="Arial" w:hAnsi="Arial" w:cs="Arial"/>
+              </w:rPr>
+              <w:t>Beispiel_Fehler_Abstand_Keine_Zahl.txt</w:t>
+            </w:r>
+          </w:p>
+        </w:tc>
+        <w:tc>
+          <w:tcPr>
+            <w:tcW w:w="2871" w:type="dxa"/>
+          </w:tcPr>
+          <w:p>
+            <w:pPr>
+              <w:rPr>
+                <w:rFonts w:ascii="Arial" w:hAnsi="Arial" w:cs="Arial"/>
+              </w:rPr>
+            </w:pPr>
+            <w:r>
+              <w:rPr>
+                <w:rFonts w:ascii="Arial" w:hAnsi="Arial" w:cs="Arial"/>
+              </w:rPr>
+              <w:t xml:space="preserve">Der Fall tritt </w:t>
+            </w:r>
+            <w:r>
+              <w:rPr>
+                <w:rFonts w:ascii="Arial" w:hAnsi="Arial" w:cs="Arial"/>
+              </w:rPr>
+              <w:t>auf,</w:t>
+            </w:r>
+            <w:r>
+              <w:rPr>
+                <w:rFonts w:ascii="Arial" w:hAnsi="Arial" w:cs="Arial"/>
+              </w:rPr>
+              <w:t xml:space="preserve"> wenn entweder einer der Abstände oder der Startzeitpunkt nicht als </w:t>
+            </w:r>
+            <w:proofErr w:type="gramStart"/>
+            <w:r>
+              <w:rPr>
+                <w:rFonts w:ascii="Arial" w:hAnsi="Arial" w:cs="Arial"/>
+              </w:rPr>
+              <w:t>Integer</w:t>
+            </w:r>
+            <w:proofErr w:type="gramEnd"/>
+            <w:r>
+              <w:rPr>
+                <w:rFonts w:ascii="Arial" w:hAnsi="Arial" w:cs="Arial"/>
+              </w:rPr>
+              <w:t xml:space="preserve"> gelesen werden können.</w:t>
+            </w:r>
+          </w:p>
+        </w:tc>
+        <w:tc>
+          <w:tcPr>
+            <w:tcW w:w="1964" w:type="dxa"/>
+          </w:tcPr>
+          <w:p>
+            <w:pPr>
+              <w:rPr>
+                <w:rFonts w:ascii="Arial" w:hAnsi="Arial" w:cs="Arial"/>
+              </w:rPr>
+            </w:pPr>
+            <w:r>
+              <w:rPr>
+                <w:rFonts w:ascii="Arial" w:hAnsi="Arial" w:cs="Arial"/>
+              </w:rPr>
+              <w:t>Es sind Fehler aufgetreten:</w:t>
+            </w:r>
+          </w:p>
+          <w:p>
+            <w:pPr>
+              <w:rPr>
+                <w:rFonts w:ascii="Arial" w:hAnsi="Arial" w:cs="Arial"/>
+              </w:rPr>
+            </w:pPr>
+            <w:r>
+              <w:rPr>
+                <w:rFonts w:ascii="Arial" w:hAnsi="Arial" w:cs="Arial"/>
+              </w:rPr>
+              <w:t>[FEHLER]: Fehler beim Parsen der Zahlenwerte (Dauer oder Startzeit).</w:t>
+            </w:r>
+          </w:p>
+        </w:tc>
+        <w:tc>
+          <w:tcPr>
+            <w:tcW w:w="1964" w:type="dxa"/>
+          </w:tcPr>
+          <w:p>
+            <w:pPr>
+              <w:rPr>
+                <w:rFonts w:ascii="Arial" w:hAnsi="Arial" w:cs="Arial"/>
+              </w:rPr>
+            </w:pPr>
+            <w:r>
+              <w:rPr>
+                <w:rFonts w:ascii="Arial" w:hAnsi="Arial" w:cs="Arial"/>
+              </w:rPr>
+              <w:t>Es sind Fehler aufgetreten:</w:t>
+            </w:r>
+          </w:p>
+          <w:p>
+            <w:pPr>
+              <w:rPr>
+                <w:rFonts w:ascii="Arial" w:hAnsi="Arial" w:cs="Arial"/>
+              </w:rPr>
+            </w:pPr>
+            <w:r>
+              <w:rPr>
+                <w:rFonts w:ascii="Arial" w:hAnsi="Arial" w:cs="Arial"/>
+              </w:rPr>
+              <w:t>[FEHLER]: Fehler beim Parsen der Zahlenwerte (Dauer oder Startzeit).</w:t>
+            </w:r>
           </w:p>
         </w:tc>
       </w:tr>
@@ -5171,11 +6533,11 @@
       <w:pPr>
         <w:pStyle w:val="berschrift3"/>
       </w:pPr>
-      <w:bookmarkStart w:id="19" w:name="_Toc229087353"/>
+      <w:bookmarkStart w:id="22" w:name="_Toc229122137"/>
       <w:r>
         <w:t>3.3.2 Grenzfälle</w:t>
       </w:r>
-      <w:bookmarkEnd w:id="19"/>
+      <w:bookmarkEnd w:id="22"/>
     </w:p>
     <w:p>
       <w:pPr>
@@ -5248,7 +6610,7 @@
       <w:pPr>
         <w:pStyle w:val="berschrift2"/>
       </w:pPr>
-      <w:bookmarkStart w:id="20" w:name="_Toc229087354"/>
+      <w:bookmarkStart w:id="23" w:name="_Toc229122138"/>
       <w:r>
         <w:rPr>
           <w:rStyle w:val="berschrift1Zchn"/>
@@ -5260,27 +6622,99 @@
         <w:br/>
         <w:t>4.1 Zusammenfassung</w:t>
       </w:r>
-      <w:bookmarkEnd w:id="20"/>
-    </w:p>
-    <w:p>
-      <w:r>
-        <w:t xml:space="preserve">Im Rahmen dieses Projekts wurde erfolgreich ein Softwaresystem zur automatisierten Fahrplangenerierung für eingleisige Eisenbahnstrecken entwickelt. Die primäre Herausforderung bestand darin, einen streng getakteten 60-Minuten-Fahrplan zu berechnen, bei dem Frontalkollisionen auf offener Strecke sicher vermieden und notwendige Wartezeiten optimal auf beide Fahrtrichtungen verteilt werden. </w:t>
-      </w:r>
-    </w:p>
-    <w:p>
-      <w:r>
-        <w:t xml:space="preserve">Zur Lösung dieses Problems wurde eine modulare und objektorientierte Java-Anwendung entworfen. Durch den Einsatz des Strategy-Patterns wurden drei verschiedene Lösungsansätze </w:t>
-      </w:r>
-      <w:r>
-        <w:t>implementiert:</w:t>
-      </w:r>
-      <w:r>
-        <w:t xml:space="preserve"> Die Baseline-Ermittlung („Einfache Fahrt“), die einseitige Konfliktauflösung („Einseitiges Warten“) sowie ein komplexer heuristischer Optimierungsalgorithmus („Beidseitiges Warten“). Insbesondere die Strategie des beidseitigen Wartens erfüllt die zentrale Kundenanforderung, da sie durch einen mehrstufigen Ansatz (Offset-Sweep und Greedy-Relaxation) kollisionsfreie Fahrpläne generiert und unverhältnismäßig lange, einseitige Wartezeiten durch eine quadratische Kostenfunktion minimiert. </w:t>
-      </w:r>
-    </w:p>
-    <w:p>
-      <w:r>
-        <w:t>Die saubere architektonische Trennung von Datenhaltung (Model), Ein-/Ausgabeverarbeitung (IO) und Geschäftslogik (Strategie) stellt sicher, dass das System robust arbeitet, leicht zu warten ist und verlässliche Textberichte mit allen geforderten Leistungskennzahlen exportiert.</w:t>
+      <w:bookmarkEnd w:id="23"/>
+    </w:p>
+    <w:p>
+      <w:r>
+        <w:t>Im Rahmen dieses Projekts wurde erfolgreich ein Softwaresystem zur automatisierten Fahrplangenerierung für eingleisige Eisenbahnstrecken entwickelt. Die primäre Herausforderung bestand darin,</w:t>
+      </w:r>
+      <w:r>
+        <w:t xml:space="preserve"> verschiedenen</w:t>
+      </w:r>
+      <w:r>
+        <w:t xml:space="preserve"> </w:t>
+      </w:r>
+      <w:r>
+        <w:t xml:space="preserve">Algorithmen zur Erstellung </w:t>
+      </w:r>
+      <w:r>
+        <w:t>eine</w:t>
+      </w:r>
+      <w:r>
+        <w:t xml:space="preserve">s </w:t>
+      </w:r>
+      <w:r>
+        <w:t>streng getakteten 60-Minuten-Fahrplan</w:t>
+      </w:r>
+      <w:r>
+        <w:t>s</w:t>
+      </w:r>
+      <w:r>
+        <w:t xml:space="preserve"> zu </w:t>
+      </w:r>
+      <w:r>
+        <w:t>implementieren</w:t>
+      </w:r>
+      <w:r>
+        <w:t xml:space="preserve">, bei dem </w:t>
+      </w:r>
+      <w:r>
+        <w:t>Kollisionen zwischen Zügen, die dasselbe Gleis zur selben Zeit befahren wollen,</w:t>
+      </w:r>
+      <w:r>
+        <w:t xml:space="preserve"> vermieden und notwendige Wartezeiten auf beide Fahrtrichtungen verteilt werden. </w:t>
+      </w:r>
+    </w:p>
+    <w:p>
+      <w:r>
+        <w:t xml:space="preserve">Zur Lösung dieses Problems wurde eine modulare und objektorientierte Java-Anwendung </w:t>
+      </w:r>
+      <w:r>
+        <w:t>entwickelt</w:t>
+      </w:r>
+      <w:r>
+        <w:t xml:space="preserve">. Durch den Einsatz des Strategy-Patterns wurden drei verschiedene Lösungsansätze implementiert: Die </w:t>
+      </w:r>
+      <w:r>
+        <w:t>Strategie</w:t>
+      </w:r>
+      <w:r>
+        <w:t xml:space="preserve"> „Einfache Fahrt“, die </w:t>
+      </w:r>
+      <w:r>
+        <w:t xml:space="preserve">Strategie </w:t>
+      </w:r>
+      <w:r>
+        <w:t xml:space="preserve">„Einseitiges Warten“ sowie </w:t>
+      </w:r>
+      <w:r>
+        <w:t xml:space="preserve">die Strategie </w:t>
+      </w:r>
+      <w:r>
+        <w:t xml:space="preserve">„Beidseitiges Warten“. Insbesondere die Strategie des beidseitigen Wartens erfüllt die zentrale Kundenanforderung, da sie durch einen mehrstufigen Ansatz kollisionsfreie Fahrpläne generiert und </w:t>
+      </w:r>
+      <w:r>
+        <w:t>die dabei entstehenden Wartezeiten möglich gleich auf die Hin- und Rückfahrt aufteilt</w:t>
+      </w:r>
+      <w:r>
+        <w:t xml:space="preserve">. </w:t>
+      </w:r>
+    </w:p>
+    <w:p>
+      <w:r>
+        <w:t xml:space="preserve">Die saubere </w:t>
+      </w:r>
+      <w:r>
+        <w:t>logische</w:t>
+      </w:r>
+      <w:r>
+        <w:t xml:space="preserve"> Trennung von Datenhaltung, Ein-/Ausgabeverarbeitung und Geschäftslogi</w:t>
+      </w:r>
+      <w:r>
+        <w:t>k</w:t>
+      </w:r>
+      <w:r>
+        <w:t xml:space="preserve"> stellt sicher, dass das System robust arbeitet, leicht zu warten ist und verlässliche Textberichte mit allen geforderten Leistungskennzahlen exportiert.</w:t>
       </w:r>
     </w:p>
     <w:p/>
@@ -5288,26 +6722,48 @@
       <w:pPr>
         <w:pStyle w:val="berschrift2"/>
       </w:pPr>
-      <w:bookmarkStart w:id="21" w:name="_Toc229087355"/>
+      <w:bookmarkStart w:id="24" w:name="_Toc229122139"/>
       <w:r>
         <w:t>4.2 Ausblick</w:t>
       </w:r>
-      <w:bookmarkEnd w:id="21"/>
-    </w:p>
-    <w:p>
-      <w:r>
-        <w:t>//</w:t>
+      <w:bookmarkEnd w:id="24"/>
+    </w:p>
+    <w:p>
+      <w:r>
+        <w:t>Die Implementierung des Strategie-Entwurfsmusters für die Fahrplanermittlung sorgt dafür, dass das Programm problemlos um weitere Strategien</w:t>
+      </w:r>
+      <w:r>
+        <w:t xml:space="preserve"> ergänzt werden kann. Sollte sich zum Beispiel ergeben, dass die MATSE-Eisenbahngesellschaft künftig doch Programme mit einer langen Laufzeit nutzen kann, könnten Ansätze zur Ermittlung von Fahrplänen mit Backtracking-Strategien diskutiert werden.</w:t>
+      </w:r>
+    </w:p>
+    <w:p>
+      <w:r>
+        <w:t xml:space="preserve">Falls die Laufzeit weiterhin ein entscheidender Faktor sein sollte, können stattdessen z.B. nach einer Hybrid-Lösung gesucht werden. Dabei könnte sich eine Strategie ergeben, bei der dynamisch die vorliegende Bahnlinie jeweils auf ihre Komplexität, also die Anzahl der Bahnhöfe und die Anzahl der Kollisionen, untersucht werden würde, um heuristisch abzuwägen, ob es sich um ein Problem handelt, welches laufzeitbedingt durch Backtracking lösbar ist. Falls die Komplexität den Kompetenzbereich des jeweiligen Backtracking-Algorithmus </w:t>
+      </w:r>
+      <w:r>
+        <w:t>überschreitet, könnte die Strategie dann zu einem Greedy-Algorithmus umschalten. Es würde sich also eine Strategie ergeben, bei für kleine Probleme die Ideal-Lösung gefunden wird und falls das Problem in Größe wächst, wird ein gute Lösung in kurzer Laufzeit ermittelt</w:t>
+      </w:r>
+    </w:p>
+    <w:p>
+      <w:r>
+        <w:br w:type="page"/>
+      </w:r>
+    </w:p>
+    <w:p>
+      <w:r>
+        <w:lastRenderedPageBreak/>
+        <w:t xml:space="preserve"> </w:t>
       </w:r>
     </w:p>
     <w:p>
       <w:pPr>
         <w:pStyle w:val="berschrift2"/>
       </w:pPr>
-      <w:bookmarkStart w:id="22" w:name="_Toc229087356"/>
+      <w:bookmarkStart w:id="25" w:name="_Toc229122140"/>
       <w:r>
         <w:t>4.3 Abweichungen und Ergänzungen zum Vorentwurf</w:t>
       </w:r>
-      <w:bookmarkEnd w:id="22"/>
+      <w:bookmarkEnd w:id="25"/>
     </w:p>
     <w:p>
       <w:r>
@@ -5318,40 +6774,79 @@
       <w:pPr>
         <w:pStyle w:val="berschrift3"/>
       </w:pPr>
-      <w:bookmarkStart w:id="23" w:name="_Toc229087357"/>
+      <w:bookmarkStart w:id="26" w:name="_Toc229122141"/>
       <w:r>
         <w:t>4.3.1 Ergänzungen</w:t>
       </w:r>
-      <w:bookmarkEnd w:id="23"/>
-    </w:p>
-    <w:p>
-      <w:r>
-        <w:rPr>
-          <w:b/>
-          <w:bCs/>
-        </w:rPr>
-        <w:t>Dynamische Parameterübergabe:</w:t>
-      </w:r>
-      <w:r>
-        <w:t xml:space="preserve"> Gemäß der Anforderung, dass Einstiegs- und Sicherheitswartezeiten ohne Mühe anpassbar sein sollen, wurde die Main-Methode um die Verarbeitung von optionalen Kommandozeilenargumenten erweitert. Diese Werte überschreiben bei Bedarf die statischen Standardwerte der Strecke-Klasse</w:t>
+      <w:bookmarkEnd w:id="26"/>
+    </w:p>
+    <w:p>
+      <w:r>
+        <w:t xml:space="preserve">Die </w:t>
+      </w:r>
+      <w:r>
+        <w:t xml:space="preserve">„Main“-Klasse wurde im Konzept nicht </w:t>
+      </w:r>
+      <w:r>
+        <w:t>näher</w:t>
+      </w:r>
+      <w:r>
+        <w:t xml:space="preserve"> thematisiert. Sie stellt den zentralen Einstiegspunkt in das Programm dar.</w:t>
+      </w:r>
+      <w:r>
+        <w:t xml:space="preserve"> Sie bekommt den Pfad zur Eingabedatei zusammen mit einem Paar optionaler Parameter übergeben und stößt die Fahrplanermittlung im „FahrplanErmittler“ an.</w:t>
+      </w:r>
+      <w:r>
+        <w:t xml:space="preserve"> Sie </w:t>
+      </w:r>
+      <w:r>
+        <w:t>kümmert sich</w:t>
+      </w:r>
+      <w:r>
+        <w:t xml:space="preserve"> außerdem</w:t>
+      </w:r>
+      <w:r>
+        <w:t xml:space="preserve"> um die Fehlerbehandlung, indem Fehlermeldungen </w:t>
+      </w:r>
+      <w:r>
+        <w:t xml:space="preserve">gesammelt und </w:t>
+      </w:r>
+      <w:r>
+        <w:t>in die Konsole ausgegeben werden</w:t>
       </w:r>
       <w:r>
         <w:t>.</w:t>
       </w:r>
-      <w:r>
-        <w:t xml:space="preserve"> Im Zuge dessen wurde also auch die Strecke Klasse um diese statischen Attribute ergänzt.</w:t>
-      </w:r>
-    </w:p>
-    <w:p>
-      <w:r>
-        <w:rPr>
-          <w:b/>
-          <w:bCs/>
-        </w:rPr>
-        <w:t>Strikte Eingabevalidierung:</w:t>
-      </w:r>
-      <w:r>
-        <w:t xml:space="preserve"> Im </w:t>
+    </w:p>
+    <w:p>
+      <w:r>
+        <w:t xml:space="preserve">Gemäß der Anforderung, dass Einstiegs- und Sicherheitswartezeiten ohne Mühe anpassbar sein sollen, wurde die </w:t>
+      </w:r>
+      <w:r>
+        <w:t>„Strecke“-Klasse</w:t>
+      </w:r>
+      <w:r>
+        <w:t xml:space="preserve"> um </w:t>
+      </w:r>
+      <w:r>
+        <w:t>entsprechende</w:t>
+      </w:r>
+      <w:r>
+        <w:t xml:space="preserve"> </w:t>
+      </w:r>
+      <w:r>
+        <w:t>statische Attribute, mit passenden Setter-Methoden</w:t>
+      </w:r>
+      <w:r>
+        <w:t xml:space="preserve"> erweitert</w:t>
+      </w:r>
+      <w:r>
+        <w:t>.</w:t>
+      </w:r>
+    </w:p>
+    <w:p>
+      <w:r>
+        <w:t xml:space="preserve">Im </w:t>
       </w:r>
       <w:proofErr w:type="spellStart"/>
       <w:r>
@@ -5359,7 +6854,19 @@
       </w:r>
       <w:proofErr w:type="spellEnd"/>
       <w:r>
-        <w:t xml:space="preserve"> wurden tiefgehende Validierungen ergänzt, die im Vorentwurf nicht explizit modelliert waren. So wird nun geprüft, ob die Startzeit </w:t>
+        <w:t xml:space="preserve"> wurden </w:t>
+      </w:r>
+      <w:r>
+        <w:t>spezifischere</w:t>
+      </w:r>
+      <w:r>
+        <w:t xml:space="preserve"> Validierungen </w:t>
+      </w:r>
+      <w:r>
+        <w:t xml:space="preserve">der Eingabe Parameter </w:t>
+      </w:r>
+      <w:r>
+        <w:t xml:space="preserve">ergänzt, die im Vorentwurf nicht explizit modelliert waren. So wird nun geprüft, ob die Startzeit </w:t>
       </w:r>
       <w:r>
         <w:t xml:space="preserve">der Hinfahrt </w:t>
@@ -5371,96 +6878,78 @@
         <w:t>Intervall [0; 59] liegt</w:t>
       </w:r>
       <w:r>
+        <w:t>, ob die Abstände und die Hinfahrtszeit als ganzzahlige Werte übergeben wurden, ob das Format der Eingabedatei eingehalten wurde, ob die Anzahl der Bahnhöfe und der Abstände logisch sinnvoll ist, ob der Wert für die Startzeit logisch sinnvoll ist</w:t>
+      </w:r>
+      <w:r>
         <w:t xml:space="preserve"> und ob die Summe aus Fahrtdauer und Sicherheitswartezeit 30 Minuten überschreitet. Letzteres ist mathematisch zwingend notwendig, da eine Belegung von über 30 Minuten in einem 60-Minuten-Takt unweigerlich zu unlösbaren Deadlocks auf eingleisigen Strecken führt. </w:t>
       </w:r>
     </w:p>
     <w:p>
       <w:r>
-        <w:rPr>
-          <w:b/>
-          <w:bCs/>
-        </w:rPr>
-        <w:t>Fehlerbehandlung:</w:t>
+        <w:t>Die Klasse „FahrplanErmittler“ wurde um die Möglichkeit zum Hinzufügen neuer Strategien ergänzt, damit das Strategy-Pattern sinnvoll genutzt werden kann.</w:t>
+      </w:r>
+    </w:p>
+    <w:p/>
+    <w:p>
+      <w:pPr>
+        <w:pStyle w:val="berschrift3"/>
+      </w:pPr>
+      <w:bookmarkStart w:id="27" w:name="_Toc229122142"/>
+      <w:r>
+        <w:t>4.3.2 Abweichungen</w:t>
+      </w:r>
+      <w:bookmarkEnd w:id="27"/>
+    </w:p>
+    <w:p>
+      <w:r>
+        <w:t xml:space="preserve">Das ursprüngliche Konzept skizzierte für das „Beidseitige Warten“ eine reine iterative Verteilung der Wartezeiten. </w:t>
+      </w:r>
+      <w:r>
+        <w:t xml:space="preserve">Das Problem mit dieser Lösung waren die zirkulären Bezüge der Kollisionen und der fehlende Ansatz zur Verschiebung der Rückfahrt. </w:t>
+      </w:r>
+      <w:r>
+        <w:t>In der tatsächlichen Implementierung wurde der Algorithmus</w:t>
+      </w:r>
+      <w:r>
+        <w:t xml:space="preserve"> stark angepasst</w:t>
+      </w:r>
+      <w:r>
+        <w:t xml:space="preserve">, um </w:t>
+      </w:r>
+      <w:r>
+        <w:t>ein tatsächliches Ergebnis zu liefern</w:t>
+      </w:r>
+      <w:r>
+        <w:t xml:space="preserve">. Er arbeitet nun in drei Eskalationsstufen: </w:t>
+      </w:r>
+      <w:r>
+        <w:t>Zunächst probiert das Programm</w:t>
       </w:r>
       <w:r>
         <w:t xml:space="preserve"> </w:t>
       </w:r>
       <w:r>
-        <w:t>Die Main-Klasse kümmert sich um die Fehlerbehandlung, indem Fehlermeldungen in die Konsole ausgegeben werden</w:t>
-      </w:r>
-    </w:p>
-    <w:p>
-      <w:pPr>
-        <w:pStyle w:val="berschrift3"/>
-      </w:pPr>
-      <w:bookmarkStart w:id="24" w:name="_Toc229087358"/>
-      <w:r>
-        <w:lastRenderedPageBreak/>
-        <w:t>4.3.2 Abweichungen</w:t>
-      </w:r>
-      <w:bookmarkEnd w:id="24"/>
-    </w:p>
-    <w:p>
-      <w:r>
-        <w:rPr>
-          <w:b/>
-          <w:bCs/>
-        </w:rPr>
-        <w:t>Eskalationsstufen im Beidseitigen Warten:</w:t>
-      </w:r>
-      <w:r>
-        <w:t xml:space="preserve"> Das ursprüngliche Konzept skizzierte für das „Beidseitige Warten“ eine reine iterative Verteilung der Wartezeiten. In der tatsächlichen Implementierung wurde der Algorithmus massiv erweitert, um die Performanz zu sichern. Er arbeitet nun in drei Eskalationsstufen: Bevor die rechenintensive Greedy-Relaxation mit ihren globalen und lokalen Strafen startet, prüft das System, ob eine simple Verschiebung der Startzeit (Offset-Sweep) das Problem bereits ressourcenschonend löst. Zudem wurde eine Notbremse (Abbruch nach 100.000 Durchläufen) und ein Fallback auf den Score des „Einseitigen Wartens“ eingebaut, um Endlosschleifen bei instabilen Plänen zu verhindern.</w:t>
-      </w:r>
-    </w:p>
-    <w:p>
-      <w:r>
-        <w:rPr>
-          <w:b/>
-          <w:bCs/>
-        </w:rPr>
-        <w:t>Dynamische Strategie-Verwaltung:</w:t>
-      </w:r>
-      <w:r>
-        <w:t xml:space="preserve"> Anstatt die Strategien</w:t>
-      </w:r>
-      <w:r>
-        <w:t xml:space="preserve">, </w:t>
-      </w:r>
-      <w:r>
-        <w:t>wie im Konzept angedeutet</w:t>
-      </w:r>
-      <w:r>
-        <w:t>,</w:t>
-      </w:r>
-      <w:r>
-        <w:t xml:space="preserve"> fest in den FahrplanErmittler zu programmieren, wurde dieser um die Methoden </w:t>
-      </w:r>
-      <w:r>
-        <w:t>„</w:t>
-      </w:r>
-      <w:r>
-        <w:t>addStrategie()</w:t>
-      </w:r>
-      <w:r>
-        <w:t>“</w:t>
-      </w:r>
-      <w:r>
-        <w:t xml:space="preserve"> und </w:t>
-      </w:r>
-      <w:r>
-        <w:t>„</w:t>
-      </w:r>
-      <w:r>
-        <w:t>clearStrategien()</w:t>
-      </w:r>
-      <w:r>
-        <w:t>“</w:t>
-      </w:r>
-      <w:r>
-        <w:t xml:space="preserve"> erweitert. </w:t>
-      </w:r>
-      <w:r>
-        <w:t>Die Klasse steuert die Fahrplanermittlung nun über eine dynamische Liste an Strategien, die dem Strategy-Pattern entsprechend bearbeitet werden kann.</w:t>
+        <w:t xml:space="preserve">die einfache Fahrt, sollte es dabei zu Kollisionen kommen, </w:t>
+      </w:r>
+      <w:r>
+        <w:t xml:space="preserve">prüft das System, ob eine simple Verschiebung der Startzeit </w:t>
+      </w:r>
+      <w:r>
+        <w:t>der Rückfahrt</w:t>
+      </w:r>
+      <w:r>
+        <w:t xml:space="preserve"> das Problem löst. </w:t>
+      </w:r>
+      <w:r>
+        <w:t>Für den Fall, dass auch dieser Ansatz scheitert, wurde ein Greedy-Relaxation-Algorithmus implementiert, der versucht das Problem zu lösen. Da dieser Ansatz nicht zwingend einen kollisionsfreien Fahrplan findet, wird das Ergebnis des einseitigen Wartens als Notlösung verwendet</w:t>
+      </w:r>
+      <w:r>
+        <w:t>.</w:t>
+      </w:r>
+    </w:p>
+    <w:p>
+      <w:r>
+        <w:t>Die Logik zur Ermittlung der Fahrpläne für jede Strategie wurde im FahrplanErmittler von den geplanten zwei Methoden in eine einzige Methode zusammengefasst, da sich ergeben hat, dass keine Hilfsmethode notwendig ist.</w:t>
       </w:r>
     </w:p>
     <w:p>
@@ -5496,11 +6985,11 @@
       <w:pPr>
         <w:pStyle w:val="berschrift2"/>
       </w:pPr>
-      <w:bookmarkStart w:id="25" w:name="_Toc229087359"/>
+      <w:bookmarkStart w:id="28" w:name="_Toc229122143"/>
       <w:r>
         <w:t>4.4 Benutzeranleitung</w:t>
       </w:r>
-      <w:bookmarkEnd w:id="25"/>
+      <w:bookmarkEnd w:id="28"/>
     </w:p>
     <w:p>
       <w:r>
@@ -5543,10 +7032,7 @@
         <w:spacing w:after="0"/>
       </w:pPr>
       <w:r>
-        <w:t>├───</w:t>
-      </w:r>
-      <w:r>
-        <w:t>Dokumentation</w:t>
+        <w:t>├───Dokumentation</w:t>
       </w:r>
     </w:p>
     <w:p>
@@ -5578,8 +7064,6 @@
       </w:r>
       <w:r>
         <w:tab/>
-      </w:r>
-      <w:r>
         <w:t>&lt;</w:t>
       </w:r>
       <w:r>
@@ -5687,8 +7171,6 @@
       </w:pPr>
       <w:r>
         <w:tab/>
-      </w:r>
-      <w:r>
         <w:t>└───</w:t>
       </w:r>
       <w:proofErr w:type="spellStart"/>
@@ -5725,8 +7207,6 @@
       </w:r>
       <w:r>
         <w:tab/>
-      </w:r>
-      <w:r>
         <w:t>│</w:t>
       </w:r>
       <w:r>
@@ -5738,650 +7218,593 @@
       <w:pPr>
         <w:spacing w:after="0"/>
         <w:ind w:left="708" w:firstLine="708"/>
-      </w:pPr>
-      <w:r>
-        <w:tab/>
-      </w:r>
-      <w:r>
-        <w:tab/>
-      </w:r>
-      <w:r>
-        <w:t>│</w:t>
-      </w:r>
-      <w:r>
-        <w:tab/>
-        <w:t>Concrete</w:t>
-      </w:r>
-      <w:r>
-        <w:t>In</w:t>
-      </w:r>
-      <w:r>
-        <w:t>putHandler.java</w:t>
-      </w:r>
-    </w:p>
-    <w:p>
-      <w:pPr>
-        <w:spacing w:after="0"/>
-        <w:ind w:left="708" w:firstLine="708"/>
-      </w:pPr>
-      <w:r>
-        <w:tab/>
-      </w:r>
-      <w:r>
-        <w:tab/>
-      </w:r>
-      <w:r>
-        <w:t>│</w:t>
-      </w:r>
-      <w:r>
-        <w:tab/>
-        <w:t>InputHandler</w:t>
-      </w:r>
-      <w:r>
-        <w:t>Exception</w:t>
-      </w:r>
-      <w:r>
-        <w:t>.java</w:t>
-      </w:r>
-    </w:p>
-    <w:p>
-      <w:pPr>
-        <w:spacing w:after="0"/>
-        <w:ind w:left="708" w:firstLine="708"/>
-      </w:pPr>
-      <w:r>
-        <w:tab/>
-      </w:r>
-      <w:r>
-        <w:tab/>
-      </w:r>
-      <w:r>
-        <w:t>│</w:t>
-      </w:r>
-      <w:r>
-        <w:tab/>
-      </w:r>
-      <w:r>
-        <w:t>Out</w:t>
-      </w:r>
-      <w:r>
-        <w:t>putHandlerException.java</w:t>
-      </w:r>
-    </w:p>
-    <w:p>
-      <w:pPr>
-        <w:spacing w:after="0"/>
-        <w:ind w:left="708" w:firstLine="708"/>
-      </w:pPr>
-      <w:r>
-        <w:tab/>
-      </w:r>
-      <w:r>
-        <w:tab/>
-      </w:r>
-      <w:r>
-        <w:t>│</w:t>
-      </w:r>
-      <w:r>
-        <w:tab/>
-        <w:t>InputHandler</w:t>
-      </w:r>
-      <w:r>
-        <w:t>Interface</w:t>
-      </w:r>
-      <w:r>
-        <w:t>.java</w:t>
-      </w:r>
-    </w:p>
-    <w:p>
-      <w:pPr>
-        <w:spacing w:after="0"/>
-        <w:ind w:left="708" w:firstLine="708"/>
-      </w:pPr>
-      <w:r>
-        <w:tab/>
-      </w:r>
-      <w:r>
-        <w:tab/>
-      </w:r>
-      <w:r>
-        <w:t>│</w:t>
-      </w:r>
-      <w:r>
-        <w:tab/>
-      </w:r>
-      <w:r>
-        <w:t>Out</w:t>
-      </w:r>
-      <w:r>
-        <w:t>putHandlerInterface.java</w:t>
-      </w:r>
-    </w:p>
-    <w:p>
-      <w:pPr>
-        <w:spacing w:after="0"/>
-        <w:ind w:left="708" w:firstLine="708"/>
-      </w:pPr>
-      <w:r>
-        <w:tab/>
-      </w:r>
-      <w:r>
-        <w:tab/>
-      </w:r>
-      <w:r>
-        <w:t>├───</w:t>
-      </w:r>
-      <w:r>
-        <w:t>model</w:t>
-      </w:r>
-    </w:p>
-    <w:p>
-      <w:pPr>
-        <w:spacing w:after="0"/>
-        <w:ind w:left="708" w:firstLine="708"/>
-      </w:pPr>
-      <w:r>
-        <w:tab/>
-      </w:r>
-      <w:r>
-        <w:tab/>
-      </w:r>
-      <w:r>
-        <w:t>│</w:t>
-      </w:r>
-      <w:r>
-        <w:tab/>
-      </w:r>
-      <w:r>
-        <w:t>Bahnhof</w:t>
-      </w:r>
-      <w:r>
-        <w:t>.java</w:t>
-      </w:r>
-    </w:p>
-    <w:p>
-      <w:pPr>
-        <w:spacing w:after="0"/>
-        <w:ind w:left="708" w:firstLine="708"/>
-      </w:pPr>
-      <w:r>
-        <w:tab/>
-      </w:r>
-      <w:r>
-        <w:tab/>
-      </w:r>
-      <w:r>
-        <w:t>│</w:t>
-      </w:r>
-      <w:r>
-        <w:tab/>
-      </w:r>
-      <w:r>
-        <w:t>Streck</w:t>
-      </w:r>
-      <w:r>
-        <w:t>e.java</w:t>
-      </w:r>
-    </w:p>
-    <w:p>
-      <w:pPr>
-        <w:spacing w:after="0"/>
-        <w:ind w:left="708" w:firstLine="708"/>
-      </w:pPr>
-      <w:r>
-        <w:tab/>
-      </w:r>
-      <w:r>
-        <w:tab/>
-      </w:r>
-      <w:r>
-        <w:t>│</w:t>
-      </w:r>
-    </w:p>
-    <w:p>
-      <w:pPr>
-        <w:spacing w:after="0"/>
-        <w:ind w:left="708" w:firstLine="708"/>
-      </w:pPr>
-      <w:r>
-        <w:tab/>
-      </w:r>
-      <w:r>
-        <w:tab/>
-      </w:r>
-      <w:r>
-        <w:t>├───</w:t>
-      </w:r>
-      <w:r>
-        <w:t>strategie</w:t>
-      </w:r>
-    </w:p>
-    <w:p>
-      <w:pPr>
-        <w:spacing w:after="0"/>
-        <w:ind w:left="708" w:firstLine="708"/>
-      </w:pPr>
-      <w:r>
-        <w:tab/>
-      </w:r>
-      <w:r>
-        <w:tab/>
-      </w:r>
-      <w:r>
-        <w:t>│</w:t>
-      </w:r>
-      <w:r>
-        <w:tab/>
-      </w:r>
-      <w:r>
-        <w:t>BeidseitigesWarten</w:t>
-      </w:r>
-      <w:r>
-        <w:t>.java</w:t>
-      </w:r>
-    </w:p>
-    <w:p>
-      <w:pPr>
-        <w:spacing w:after="0"/>
-        <w:ind w:left="708" w:firstLine="708"/>
-      </w:pPr>
-      <w:r>
-        <w:tab/>
-      </w:r>
-      <w:r>
-        <w:tab/>
-      </w:r>
-      <w:r>
-        <w:t>│</w:t>
-      </w:r>
-      <w:r>
-        <w:tab/>
-      </w:r>
-      <w:r>
-        <w:t>EinfacheFahrt</w:t>
-      </w:r>
-      <w:r>
-        <w:t>.java</w:t>
-      </w:r>
-    </w:p>
-    <w:p>
-      <w:pPr>
-        <w:spacing w:after="0"/>
-        <w:ind w:left="708" w:firstLine="708"/>
-      </w:pPr>
-      <w:r>
-        <w:tab/>
-      </w:r>
-      <w:r>
-        <w:tab/>
-      </w:r>
-      <w:r>
-        <w:t>│</w:t>
-      </w:r>
-      <w:r>
-        <w:tab/>
-      </w:r>
-      <w:r>
-        <w:t>Ein</w:t>
-      </w:r>
-      <w:r>
-        <w:t>seitigesWarten.java</w:t>
-      </w:r>
-    </w:p>
-    <w:p>
-      <w:pPr>
-        <w:spacing w:after="0"/>
-        <w:ind w:left="708" w:firstLine="708"/>
-      </w:pPr>
-      <w:r>
-        <w:tab/>
-      </w:r>
-      <w:r>
-        <w:tab/>
-      </w:r>
-      <w:r>
-        <w:t>│</w:t>
-      </w:r>
-      <w:r>
-        <w:tab/>
-      </w:r>
-      <w:r>
-        <w:t>FahrplanStrategie</w:t>
-      </w:r>
-      <w:r>
-        <w:t>.java</w:t>
-      </w:r>
-    </w:p>
-    <w:p>
-      <w:pPr>
-        <w:spacing w:after="0"/>
-        <w:ind w:left="708" w:firstLine="708"/>
-      </w:pPr>
-      <w:r>
-        <w:tab/>
-      </w:r>
-      <w:r>
-        <w:tab/>
-      </w:r>
-      <w:r>
-        <w:t>│</w:t>
-      </w:r>
-      <w:r>
-        <w:tab/>
-      </w:r>
-    </w:p>
-    <w:p>
-      <w:pPr>
-        <w:spacing w:after="0"/>
-        <w:ind w:left="708" w:firstLine="708"/>
-      </w:pPr>
-      <w:r>
-        <w:tab/>
-      </w:r>
-      <w:r>
-        <w:tab/>
-      </w:r>
-      <w:r>
-        <w:t>│</w:t>
-      </w:r>
-      <w:r>
-        <w:t xml:space="preserve"> </w:t>
-      </w:r>
-      <w:r>
-        <w:t>FahrplanErmittler.java</w:t>
-      </w:r>
-    </w:p>
-    <w:p>
-      <w:pPr>
-        <w:spacing w:after="0"/>
-        <w:ind w:left="708" w:firstLine="708"/>
-      </w:pPr>
-      <w:r>
-        <w:tab/>
-      </w:r>
-      <w:r>
-        <w:tab/>
-      </w:r>
-      <w:r>
-        <w:t>│</w:t>
-      </w:r>
-      <w:r>
-        <w:t xml:space="preserve"> </w:t>
-      </w:r>
-      <w:r>
-        <w:t>Main.java</w:t>
-      </w:r>
-      <w:r>
-        <w:tab/>
-      </w:r>
-    </w:p>
-    <w:p/>
-    <w:p>
-      <w:r>
-        <w:t xml:space="preserve">Das kompilierte Programm ist unter </w:t>
-      </w:r>
-      <w:proofErr w:type="spellStart"/>
-      <w:r>
-        <w:t>jar</w:t>
-      </w:r>
-      <w:proofErr w:type="spellEnd"/>
-      <w:r>
-        <w:t xml:space="preserve">/eisenbahngesellschaft.jar zu finden. </w:t>
-      </w:r>
-      <w:r>
-        <w:t>Das Shell-Skript „run.sh“ führt das Programm für alle Eingabedateien im Ordner „input/“ aus</w:t>
-      </w:r>
-      <w:r>
-        <w:t>.</w:t>
-      </w:r>
-      <w:r>
-        <w:t xml:space="preserve"> Zur Ausführung dieses Skripts wird eine Java21-JDK und eine </w:t>
-      </w:r>
-      <w:proofErr w:type="spellStart"/>
-      <w:r>
-        <w:t>GIt</w:t>
-      </w:r>
-      <w:proofErr w:type="spellEnd"/>
-      <w:r>
-        <w:t>-Bash vorausgesetzt.</w:t>
-      </w:r>
-      <w:r>
-        <w:t xml:space="preserve"> Bei Bedarf können weiter Beispiele in den Eingabeordner gelegt werden, um diese auszuführen</w:t>
-      </w:r>
-      <w:r>
-        <w:t xml:space="preserve">, wobei </w:t>
-      </w:r>
-      <w:r>
-        <w:t>Dateien, die nicht auf „.</w:t>
-      </w:r>
-      <w:proofErr w:type="spellStart"/>
-      <w:r>
-        <w:t>txt</w:t>
-      </w:r>
-      <w:proofErr w:type="spellEnd"/>
-      <w:r>
-        <w:t>“ enden von dem Programm nicht als valide Eingabe erkannt</w:t>
-      </w:r>
-      <w:r>
-        <w:t xml:space="preserve"> werden</w:t>
-      </w:r>
-      <w:r>
-        <w:t>.</w:t>
-      </w:r>
-    </w:p>
-    <w:p>
-      <w:r>
-        <w:t>Außerdem kann die .</w:t>
-      </w:r>
-      <w:proofErr w:type="spellStart"/>
-      <w:r>
-        <w:t>jar</w:t>
-      </w:r>
-      <w:proofErr w:type="spellEnd"/>
-      <w:r>
-        <w:t xml:space="preserve"> Datei selbst über einen Konsolen Befehl ausgeführt werden, falls die Sicherheitswartezeit oder die Einstiegszeit angepasst werden sollen. Dafür kann das </w:t>
-      </w:r>
-      <w:r>
-        <w:lastRenderedPageBreak/>
-        <w:t xml:space="preserve">Programm mit </w:t>
-      </w:r>
-      <w:r>
-        <w:t>'</w:t>
-      </w:r>
-      <w:proofErr w:type="spellStart"/>
-      <w:r>
-        <w:t>java</w:t>
-      </w:r>
-      <w:proofErr w:type="spellEnd"/>
-      <w:r>
-        <w:t xml:space="preserve"> -</w:t>
-      </w:r>
-      <w:proofErr w:type="spellStart"/>
-      <w:r>
-        <w:t>jar</w:t>
-      </w:r>
-      <w:proofErr w:type="spellEnd"/>
-      <w:r>
-        <w:t xml:space="preserve"> </w:t>
-      </w:r>
-      <w:proofErr w:type="spellStart"/>
-      <w:r>
-        <w:t>jar</w:t>
-      </w:r>
-      <w:proofErr w:type="spellEnd"/>
-      <w:r>
-        <w:t>/eisenbahngesellschaft.jar "</w:t>
-      </w:r>
-      <w:r>
-        <w:t>&lt;Pfad zur Eingabedatei ohne Dateiendung&gt;</w:t>
-      </w:r>
-      <w:r>
-        <w:t xml:space="preserve">" </w:t>
-      </w:r>
-      <w:r>
-        <w:t>&lt;Sicherheitswartezeit&gt; &lt;Einstiegszeit&gt;</w:t>
-      </w:r>
-      <w:r>
-        <w:t>'</w:t>
-      </w:r>
-      <w:r>
-        <w:t xml:space="preserve"> ausgeführt werden.</w:t>
-      </w:r>
-    </w:p>
-    <w:p>
-      <w:r>
-        <w:t>Die Ergebnisse eines Programmdurchlaufs werden im Ordner „</w:t>
-      </w:r>
-      <w:proofErr w:type="spellStart"/>
-      <w:r>
-        <w:t>output</w:t>
-      </w:r>
-      <w:proofErr w:type="spellEnd"/>
-      <w:r>
-        <w:t>/“ als .</w:t>
-      </w:r>
-      <w:proofErr w:type="spellStart"/>
-      <w:r>
-        <w:t>txt</w:t>
-      </w:r>
-      <w:proofErr w:type="spellEnd"/>
-      <w:r>
-        <w:t xml:space="preserve"> Datei abgelegt.</w:t>
-      </w:r>
-    </w:p>
-    <w:p>
-      <w:r>
-        <w:t>Die „</w:t>
-      </w:r>
-      <w:r>
-        <w:t>eisenbahngesellschaft.jar</w:t>
-      </w:r>
-      <w:r>
-        <w:t xml:space="preserve">“ liegt sowohl im </w:t>
-      </w:r>
-      <w:proofErr w:type="spellStart"/>
-      <w:r>
-        <w:t>jar</w:t>
-      </w:r>
-      <w:proofErr w:type="spellEnd"/>
-      <w:r>
-        <w:t xml:space="preserve"> Ordner als auch als Kopie auf oberster Ebene vor.</w:t>
-      </w:r>
-    </w:p>
-    <w:p/>
-    <w:p/>
-    <w:p>
-      <w:pPr>
-        <w:pStyle w:val="berschrift2"/>
-      </w:pPr>
-      <w:bookmarkStart w:id="26" w:name="_Toc229087360"/>
-      <w:r>
-        <w:t>4.5 Verwendete Hilfsmittel</w:t>
-      </w:r>
-      <w:bookmarkEnd w:id="26"/>
-    </w:p>
-    <w:p>
-      <w:r>
-        <w:t xml:space="preserve">- </w:t>
-      </w:r>
-      <w:proofErr w:type="spellStart"/>
-      <w:r>
-        <w:t>Git</w:t>
-      </w:r>
-      <w:proofErr w:type="spellEnd"/>
-      <w:r>
-        <w:t>-Bash</w:t>
-      </w:r>
-    </w:p>
-    <w:p>
-      <w:r>
-        <w:t>- Maven</w:t>
-      </w:r>
-    </w:p>
-    <w:p>
-      <w:pPr>
         <w:rPr>
           <w:lang w:val="en-US"/>
         </w:rPr>
       </w:pPr>
       <w:r>
+        <w:tab/>
+      </w:r>
+      <w:r>
+        <w:tab/>
+      </w:r>
+      <w:r>
         <w:rPr>
           <w:lang w:val="en-US"/>
         </w:rPr>
-        <w:t xml:space="preserve">- </w:t>
-      </w:r>
-      <w:proofErr w:type="spellStart"/>
+        <w:t>│</w:t>
+      </w:r>
       <w:r>
         <w:rPr>
           <w:lang w:val="en-US"/>
         </w:rPr>
-        <w:t>Jetbains</w:t>
-      </w:r>
-      <w:proofErr w:type="spellEnd"/>
-      <w:r>
+        <w:tab/>
+        <w:t>ConcreteInputHandler.java</w:t>
+      </w:r>
+    </w:p>
+    <w:p>
+      <w:pPr>
+        <w:spacing w:after="0"/>
+        <w:ind w:left="708" w:firstLine="708"/>
         <w:rPr>
           <w:lang w:val="en-US"/>
         </w:rPr>
-        <w:t xml:space="preserve"> IntelliJ </w:t>
-      </w:r>
+      </w:pPr>
       <w:r>
         <w:rPr>
           <w:lang w:val="en-US"/>
         </w:rPr>
-        <w:t>I</w:t>
+        <w:tab/>
       </w:r>
       <w:r>
         <w:rPr>
           <w:lang w:val="en-US"/>
         </w:rPr>
-        <w:t>DE</w:t>
-      </w:r>
-    </w:p>
-    <w:p>
-      <w:pPr>
+        <w:tab/>
+        <w:t>│</w:t>
+      </w:r>
+      <w:r>
         <w:rPr>
           <w:lang w:val="en-US"/>
         </w:rPr>
-      </w:pPr>
-      <w:r>
+        <w:tab/>
+        <w:t>InputHandlerException.java</w:t>
+      </w:r>
+    </w:p>
+    <w:p>
+      <w:pPr>
+        <w:spacing w:after="0"/>
+        <w:ind w:left="708" w:firstLine="708"/>
         <w:rPr>
           <w:lang w:val="en-US"/>
         </w:rPr>
-        <w:t xml:space="preserve">- </w:t>
-      </w:r>
-      <w:proofErr w:type="spellStart"/>
+      </w:pPr>
       <w:r>
         <w:rPr>
           <w:lang w:val="en-US"/>
         </w:rPr>
-        <w:t>PlantUML</w:t>
-      </w:r>
-      <w:proofErr w:type="spellEnd"/>
-    </w:p>
-    <w:p>
-      <w:pPr>
+        <w:tab/>
+      </w:r>
+      <w:r>
         <w:rPr>
           <w:lang w:val="en-US"/>
         </w:rPr>
-      </w:pPr>
+        <w:tab/>
+        <w:t>│</w:t>
+      </w:r>
       <w:r>
         <w:rPr>
           <w:lang w:val="en-US"/>
         </w:rPr>
+        <w:tab/>
+        <w:t>OutputHandlerException.java</w:t>
+      </w:r>
+    </w:p>
+    <w:p>
+      <w:pPr>
+        <w:spacing w:after="0"/>
+        <w:ind w:left="708" w:firstLine="708"/>
+        <w:rPr>
+          <w:lang w:val="en-US"/>
+        </w:rPr>
+      </w:pPr>
+      <w:r>
+        <w:rPr>
+          <w:lang w:val="en-US"/>
+        </w:rPr>
+        <w:tab/>
+      </w:r>
+      <w:r>
+        <w:rPr>
+          <w:lang w:val="en-US"/>
+        </w:rPr>
+        <w:tab/>
+        <w:t>│</w:t>
+      </w:r>
+      <w:r>
+        <w:rPr>
+          <w:lang w:val="en-US"/>
+        </w:rPr>
+        <w:tab/>
+        <w:t>InputHandlerInterface.java</w:t>
+      </w:r>
+    </w:p>
+    <w:p>
+      <w:pPr>
+        <w:spacing w:after="0"/>
+        <w:ind w:left="708" w:firstLine="708"/>
+        <w:rPr>
+          <w:lang w:val="en-US"/>
+        </w:rPr>
+      </w:pPr>
+      <w:r>
+        <w:rPr>
+          <w:lang w:val="en-US"/>
+        </w:rPr>
+        <w:tab/>
+      </w:r>
+      <w:r>
+        <w:rPr>
+          <w:lang w:val="en-US"/>
+        </w:rPr>
+        <w:tab/>
+        <w:t>│</w:t>
+      </w:r>
+      <w:r>
+        <w:rPr>
+          <w:lang w:val="en-US"/>
+        </w:rPr>
+        <w:tab/>
+        <w:t>OutputHandlerInterface.java</w:t>
+      </w:r>
+    </w:p>
+    <w:p>
+      <w:pPr>
+        <w:spacing w:after="0"/>
+        <w:ind w:left="708" w:firstLine="708"/>
+        <w:rPr>
+          <w:lang w:val="en-US"/>
+        </w:rPr>
+      </w:pPr>
+      <w:r>
+        <w:rPr>
+          <w:lang w:val="en-US"/>
+        </w:rPr>
+        <w:tab/>
+      </w:r>
+      <w:r>
+        <w:rPr>
+          <w:lang w:val="en-US"/>
+        </w:rPr>
+        <w:tab/>
+        <w:t>├───model</w:t>
+      </w:r>
+    </w:p>
+    <w:p>
+      <w:pPr>
+        <w:spacing w:after="0"/>
+        <w:ind w:left="708" w:firstLine="708"/>
+        <w:rPr>
+          <w:lang w:val="en-US"/>
+        </w:rPr>
+      </w:pPr>
+      <w:r>
+        <w:rPr>
+          <w:lang w:val="en-US"/>
+        </w:rPr>
+        <w:tab/>
+      </w:r>
+      <w:r>
+        <w:rPr>
+          <w:lang w:val="en-US"/>
+        </w:rPr>
+        <w:tab/>
+        <w:t>│</w:t>
+      </w:r>
+      <w:r>
+        <w:rPr>
+          <w:lang w:val="en-US"/>
+        </w:rPr>
+        <w:tab/>
+        <w:t>Bahnhof.java</w:t>
+      </w:r>
+    </w:p>
+    <w:p>
+      <w:pPr>
+        <w:spacing w:after="0"/>
+        <w:ind w:left="708" w:firstLine="708"/>
+      </w:pPr>
+      <w:r>
+        <w:rPr>
+          <w:lang w:val="en-US"/>
+        </w:rPr>
+        <w:tab/>
+      </w:r>
+      <w:r>
+        <w:rPr>
+          <w:lang w:val="en-US"/>
+        </w:rPr>
+        <w:tab/>
+      </w:r>
+      <w:r>
+        <w:t>│</w:t>
+      </w:r>
+      <w:r>
+        <w:tab/>
+        <w:t>Strecke.java</w:t>
+      </w:r>
+    </w:p>
+    <w:p>
+      <w:pPr>
+        <w:spacing w:after="0"/>
+        <w:ind w:left="708" w:firstLine="708"/>
+      </w:pPr>
+      <w:r>
+        <w:tab/>
+      </w:r>
+      <w:r>
+        <w:tab/>
+        <w:t>│</w:t>
+      </w:r>
+    </w:p>
+    <w:p>
+      <w:pPr>
+        <w:spacing w:after="0"/>
+        <w:ind w:left="708" w:firstLine="708"/>
+      </w:pPr>
+      <w:r>
+        <w:tab/>
+      </w:r>
+      <w:r>
+        <w:tab/>
+      </w:r>
+      <w:r>
+        <w:t>├───</w:t>
+      </w:r>
+      <w:r>
+        <w:t>strategie</w:t>
+      </w:r>
+    </w:p>
+    <w:p>
+      <w:pPr>
+        <w:spacing w:after="0"/>
+        <w:ind w:left="708" w:firstLine="708"/>
+      </w:pPr>
+      <w:r>
+        <w:tab/>
+      </w:r>
+      <w:r>
+        <w:tab/>
+        <w:t>│</w:t>
+      </w:r>
+      <w:r>
+        <w:tab/>
+        <w:t>BeidseitigesWarten.java</w:t>
+      </w:r>
+    </w:p>
+    <w:p>
+      <w:pPr>
+        <w:spacing w:after="0"/>
+        <w:ind w:left="708" w:firstLine="708"/>
+      </w:pPr>
+      <w:r>
+        <w:tab/>
+      </w:r>
+      <w:r>
+        <w:tab/>
+        <w:t>│</w:t>
+      </w:r>
+      <w:r>
+        <w:tab/>
+        <w:t>EinfacheFahrt.java</w:t>
+      </w:r>
+    </w:p>
+    <w:p>
+      <w:pPr>
+        <w:spacing w:after="0"/>
+        <w:ind w:left="708" w:firstLine="708"/>
+      </w:pPr>
+      <w:r>
+        <w:tab/>
+      </w:r>
+      <w:r>
+        <w:tab/>
+        <w:t>│</w:t>
+      </w:r>
+      <w:r>
+        <w:tab/>
+        <w:t>EinseitigesWarten.java</w:t>
+      </w:r>
+    </w:p>
+    <w:p>
+      <w:pPr>
+        <w:spacing w:after="0"/>
+        <w:ind w:left="708" w:firstLine="708"/>
+      </w:pPr>
+      <w:r>
+        <w:tab/>
+      </w:r>
+      <w:r>
+        <w:tab/>
+        <w:t>│</w:t>
+      </w:r>
+      <w:r>
+        <w:tab/>
+        <w:t>FahrplanStrategie.java</w:t>
+      </w:r>
+    </w:p>
+    <w:p>
+      <w:pPr>
+        <w:spacing w:after="0"/>
+        <w:ind w:left="708" w:firstLine="708"/>
+      </w:pPr>
+      <w:r>
+        <w:tab/>
+      </w:r>
+      <w:r>
+        <w:tab/>
+        <w:t>│</w:t>
+      </w:r>
+      <w:r>
+        <w:tab/>
+      </w:r>
+    </w:p>
+    <w:p>
+      <w:pPr>
+        <w:spacing w:after="0"/>
+        <w:ind w:left="708" w:firstLine="708"/>
+      </w:pPr>
+      <w:r>
+        <w:tab/>
+      </w:r>
+      <w:r>
+        <w:tab/>
+        <w:t>│</w:t>
+      </w:r>
+      <w:r>
+        <w:t xml:space="preserve"> </w:t>
+      </w:r>
+      <w:r>
+        <w:t>FahrplanErmittler.java</w:t>
+      </w:r>
+    </w:p>
+    <w:p>
+      <w:pPr>
+        <w:spacing w:after="0"/>
+        <w:ind w:left="708" w:firstLine="708"/>
+      </w:pPr>
+      <w:r>
+        <w:tab/>
+      </w:r>
+      <w:r>
+        <w:tab/>
+        <w:t>│</w:t>
+      </w:r>
+      <w:r>
+        <w:t xml:space="preserve"> </w:t>
+      </w:r>
+      <w:r>
+        <w:t>Main.java</w:t>
+      </w:r>
+      <w:r>
+        <w:tab/>
+      </w:r>
+    </w:p>
+    <w:p/>
+    <w:p>
+      <w:r>
+        <w:t xml:space="preserve">Das kompilierte Programm ist unter </w:t>
+      </w:r>
+      <w:proofErr w:type="spellStart"/>
+      <w:r>
+        <w:t>jar</w:t>
+      </w:r>
+      <w:proofErr w:type="spellEnd"/>
+      <w:r>
+        <w:t xml:space="preserve">/eisenbahngesellschaft.jar zu finden. </w:t>
+      </w:r>
+      <w:r>
+        <w:t>Das Shell-Skript „run.sh“ führt das Programm für alle Eingabedateien im Ordner „input/“ aus</w:t>
+      </w:r>
+      <w:r>
+        <w:t>.</w:t>
+      </w:r>
+      <w:r>
+        <w:t xml:space="preserve"> Zur Ausführung dieses Skripts wird eine Java21-JDK und eine </w:t>
+      </w:r>
+      <w:proofErr w:type="spellStart"/>
+      <w:r>
+        <w:t>GIt</w:t>
+      </w:r>
+      <w:proofErr w:type="spellEnd"/>
+      <w:r>
+        <w:t>-Bash vorausgesetzt.</w:t>
+      </w:r>
+      <w:r>
+        <w:t xml:space="preserve"> Bei Bedarf können weiter Beispiele in den Eingabeordner gelegt werden, um diese auszuführen</w:t>
+      </w:r>
+      <w:r>
+        <w:t>, wobei Dateien, die nicht auf „.</w:t>
+      </w:r>
+      <w:proofErr w:type="spellStart"/>
+      <w:r>
+        <w:t>txt</w:t>
+      </w:r>
+      <w:proofErr w:type="spellEnd"/>
+      <w:r>
+        <w:t>“ enden von dem Programm nicht als valide Eingabe erkannt werden</w:t>
+      </w:r>
+      <w:r>
+        <w:t>.</w:t>
+      </w:r>
+    </w:p>
+    <w:p>
+      <w:r>
+        <w:t>Außerdem kann die .</w:t>
+      </w:r>
+      <w:proofErr w:type="spellStart"/>
+      <w:r>
+        <w:t>jar</w:t>
+      </w:r>
+      <w:proofErr w:type="spellEnd"/>
+      <w:r>
+        <w:t xml:space="preserve"> Datei selbst über einen Konsolen Befehl ausgeführt werden, falls die Sicherheitswartezeit oder die Einstiegszeit angepasst werden sollen. Dafür kann das </w:t>
+      </w:r>
+      <w:r>
+        <w:lastRenderedPageBreak/>
+        <w:t xml:space="preserve">Programm mit </w:t>
+      </w:r>
+      <w:r>
+        <w:t>'</w:t>
+      </w:r>
+      <w:proofErr w:type="spellStart"/>
+      <w:r>
+        <w:t>java</w:t>
+      </w:r>
+      <w:proofErr w:type="spellEnd"/>
+      <w:r>
+        <w:t xml:space="preserve"> -</w:t>
+      </w:r>
+      <w:proofErr w:type="spellStart"/>
+      <w:r>
+        <w:t>jar</w:t>
+      </w:r>
+      <w:proofErr w:type="spellEnd"/>
+      <w:r>
+        <w:t xml:space="preserve"> </w:t>
+      </w:r>
+      <w:proofErr w:type="spellStart"/>
+      <w:r>
+        <w:t>jar</w:t>
+      </w:r>
+      <w:proofErr w:type="spellEnd"/>
+      <w:r>
+        <w:t>/eisenbahngesellschaft.jar "</w:t>
+      </w:r>
+      <w:r>
+        <w:t>&lt;Pfad zur Eingabedatei ohne Dateiendung&gt;</w:t>
+      </w:r>
+      <w:r>
+        <w:t xml:space="preserve">" </w:t>
+      </w:r>
+      <w:r>
+        <w:t>&lt;Sicherheitswartezeit&gt; &lt;Einstiegszeit&gt;</w:t>
+      </w:r>
+      <w:r>
+        <w:t>'</w:t>
+      </w:r>
+      <w:r>
+        <w:t xml:space="preserve"> ausgeführt werden.</w:t>
+      </w:r>
+    </w:p>
+    <w:p>
+      <w:r>
+        <w:t>Die Ergebnisse eines Programmdurchlaufs werden im Ordner „</w:t>
+      </w:r>
+      <w:proofErr w:type="spellStart"/>
+      <w:r>
+        <w:t>output</w:t>
+      </w:r>
+      <w:proofErr w:type="spellEnd"/>
+      <w:r>
+        <w:t>/“ als .</w:t>
+      </w:r>
+      <w:proofErr w:type="spellStart"/>
+      <w:r>
+        <w:t>txt</w:t>
+      </w:r>
+      <w:proofErr w:type="spellEnd"/>
+      <w:r>
+        <w:t xml:space="preserve"> Datei abgelegt.</w:t>
+      </w:r>
+    </w:p>
+    <w:p>
+      <w:r>
+        <w:t xml:space="preserve">Die „eisenbahngesellschaft.jar“ liegt sowohl im </w:t>
+      </w:r>
+      <w:proofErr w:type="spellStart"/>
+      <w:r>
+        <w:t>jar</w:t>
+      </w:r>
+      <w:proofErr w:type="spellEnd"/>
+      <w:r>
+        <w:t xml:space="preserve"> Ordner als auch als Kopie auf oberster Ebene vor.</w:t>
+      </w:r>
+    </w:p>
+    <w:p/>
+    <w:p/>
+    <w:p>
+      <w:pPr>
+        <w:pStyle w:val="berschrift2"/>
+      </w:pPr>
+      <w:bookmarkStart w:id="29" w:name="_Toc229122144"/>
+      <w:r>
+        <w:t>4.5 Verwendete Hilfsmittel</w:t>
+      </w:r>
+      <w:bookmarkEnd w:id="29"/>
+    </w:p>
+    <w:p>
+      <w:r>
+        <w:t xml:space="preserve">- </w:t>
+      </w:r>
+      <w:proofErr w:type="spellStart"/>
+      <w:r>
+        <w:t>Git</w:t>
+      </w:r>
+      <w:proofErr w:type="spellEnd"/>
+      <w:r>
+        <w:t>-Bash</w:t>
+      </w:r>
+    </w:p>
+    <w:p>
+      <w:r>
+        <w:t>- Maven</w:t>
+      </w:r>
+    </w:p>
+    <w:p>
+      <w:r>
+        <w:t xml:space="preserve">- </w:t>
+      </w:r>
+      <w:proofErr w:type="spellStart"/>
+      <w:r>
+        <w:t>Jetbains</w:t>
+      </w:r>
+      <w:proofErr w:type="spellEnd"/>
+      <w:r>
+        <w:t xml:space="preserve"> </w:t>
+      </w:r>
+      <w:proofErr w:type="spellStart"/>
+      <w:r>
+        <w:t>IntelliJ</w:t>
+      </w:r>
+      <w:proofErr w:type="spellEnd"/>
+      <w:r>
+        <w:t xml:space="preserve"> </w:t>
+      </w:r>
+      <w:r>
+        <w:t>IDE</w:t>
+      </w:r>
+    </w:p>
+    <w:p>
+      <w:r>
+        <w:t xml:space="preserve">- </w:t>
+      </w:r>
+      <w:proofErr w:type="spellStart"/>
+      <w:r>
+        <w:t>PlantUML</w:t>
+      </w:r>
+      <w:proofErr w:type="spellEnd"/>
+    </w:p>
+    <w:p>
+      <w:r>
         <w:t>- Microsoft Word</w:t>
       </w:r>
     </w:p>
-    <w:p>
-      <w:r>
-        <w:t xml:space="preserve">- </w:t>
-      </w:r>
-      <w:proofErr w:type="spellStart"/>
-      <w:r>
-        <w:t>Structorizer</w:t>
-      </w:r>
-      <w:proofErr w:type="spellEnd"/>
-    </w:p>
-    <w:p>
+    <w:p/>
+    <w:p>
+      <w:pPr>
+        <w:pStyle w:val="berschrift2"/>
+      </w:pPr>
       <w:r>
         <w:t>4.6 Entwicklungsumgebung</w:t>
       </w:r>
@@ -6410,7 +7833,7 @@
       <w:pPr>
         <w:pStyle w:val="berschrift2"/>
       </w:pPr>
-      <w:bookmarkStart w:id="27" w:name="_Toc229087361"/>
+      <w:bookmarkStart w:id="30" w:name="_Toc229122145"/>
       <w:r>
         <w:lastRenderedPageBreak/>
         <w:t>4.</w:t>
@@ -6421,7 +7844,7 @@
       <w:r>
         <w:t xml:space="preserve"> Eigenhändigkeitserklärung</w:t>
       </w:r>
-      <w:bookmarkEnd w:id="27"/>
+      <w:bookmarkEnd w:id="30"/>
     </w:p>
     <w:p>
       <w:pPr>
@@ -6662,7 +8085,6 @@
               <v:path gradientshapeok="t" o:connecttype="rect"/>
             </v:shapetype>
             <v:shape id="Textfeld 2" o:spid="_x0000_s1026" type="#_x0000_t202" alt="Vertraulich" style="position:absolute;margin-left:0;margin-top:0;width:42.95pt;height:26.85pt;z-index:251659264;visibility:visible;mso-wrap-style:none;mso-wrap-distance-left:0;mso-wrap-distance-top:0;mso-wrap-distance-right:0;mso-wrap-distance-bottom:0;mso-position-horizontal:center;mso-position-horizontal-relative:page;mso-position-vertical:bottom;mso-position-vertical-relative:page;v-text-anchor:bottom" o:gfxdata="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" filled="f" stroked="f">
-              <v:fill o:detectmouseclick="t"/>
               <v:textbox style="mso-fit-shape-to-text:t" inset="0,0,0,15pt">
                 <w:txbxContent>
                   <w:p>
@@ -6784,7 +8206,6 @@
               <v:path gradientshapeok="t" o:connecttype="rect"/>
             </v:shapetype>
             <v:shape id="Textfeld 3" o:spid="_x0000_s1027" type="#_x0000_t202" alt="Vertraulich" style="position:absolute;left:0;text-align:left;margin-left:0;margin-top:0;width:42.95pt;height:26.85pt;z-index:251660288;visibility:visible;mso-wrap-style:none;mso-wrap-distance-left:0;mso-wrap-distance-top:0;mso-wrap-distance-right:0;mso-wrap-distance-bottom:0;mso-position-horizontal:center;mso-position-horizontal-relative:page;mso-position-vertical:bottom;mso-position-vertical-relative:page;v-text-anchor:bottom" o:gfxdata="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" filled="f" stroked="f">
-              <v:fill o:detectmouseclick="t"/>
               <v:textbox style="mso-fit-shape-to-text:t" inset="0,0,0,15pt">
                 <w:txbxContent>
                   <w:p>
@@ -6936,7 +8357,6 @@
               <v:path gradientshapeok="t" o:connecttype="rect"/>
             </v:shapetype>
             <v:shape id="Textfeld 1" o:spid="_x0000_s1028" type="#_x0000_t202" alt="Vertraulich" style="position:absolute;margin-left:0;margin-top:0;width:42.95pt;height:26.85pt;z-index:251658240;visibility:visible;mso-wrap-style:none;mso-wrap-distance-left:0;mso-wrap-distance-top:0;mso-wrap-distance-right:0;mso-wrap-distance-bottom:0;mso-position-horizontal:center;mso-position-horizontal-relative:page;mso-position-vertical:bottom;mso-position-vertical-relative:page;v-text-anchor:bottom" o:gfxdata="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" filled="f" stroked="f">
-              <v:fill o:detectmouseclick="t"/>
               <v:textbox style="mso-fit-shape-to-text:t" inset="0,0,0,15pt">
                 <w:txbxContent>
                   <w:p>
@@ -8371,7 +9791,7 @@
   <w:style w:type="paragraph" w:default="1" w:styleId="Standard">
     <w:name w:val="Normal"/>
     <w:qFormat/>
-    <w:rsid w:val="00A21CFB"/>
+    <w:rsid w:val="00ED3F46"/>
   </w:style>
   <w:style w:type="paragraph" w:styleId="berschrift1">
     <w:name w:val="heading 1"/>
